--- a/dist/luan_an_ctu/LuanAn_5Chuong_20260521.docx
+++ b/dist/luan_an_ctu/LuanAn_5Chuong_20260521.docx
@@ -1411,7 +1411,7 @@
         <w:pStyle w:val="BodyText"/>
       </w:pPr>
       <w:r>
-        <w:t xml:space="preserve">Nhìn chung, bằng chứng meta-analytic cho thấy ba kết luận quan trọng: tác động tổng hợp của quốc tế hóa lên hiệu quả là dương nhưng khiêm tốn; mức dị biệt cực kỳ cao; và các moderator bối cảnh, đặc biệt là thể chế quốc gia, năng lực doanh nghiệp, và đặc điểm ngành, là những nguồn giải thích chính cho sự khác biệt giữa các nghiên cứu. Đây là luận điểm cơ bản biện hộ cho sự cần thiết của một khung giải thích đa tầng.</w:t>
+        <w:t xml:space="preserve">Nhìn chung, bằng chứng meta-analytic cho thấy ba kết luận quan trọng: tác động tổng hợp của quốc tế hóa lên hiệu quả là dương nhưng khiêm tốn; mức dị biệt rất cao; và các moderator bối cảnh, đặc biệt là thể chế quốc gia, năng lực doanh nghiệp, và đặc điểm ngành, là những nguồn giải thích chính cho sự khác biệt giữa các nghiên cứu. Đây là luận điểm cơ bản biện hộ cho sự cần thiết của một khung giải thích đa tầng.</w:t>
       </w:r>
     </w:p>
     <w:bookmarkEnd w:id="49"/>
@@ -1429,7 +1429,7 @@
         <w:pStyle w:val="FirstParagraph"/>
       </w:pPr>
       <w:r>
-        <w:t xml:space="preserve">Châu Á là bối cảnh đặc biệt quan trọng và đặc thù trong literature I–P vì nhiều lý do. Thứ nhất, sự đa dạng thể chế trong khu vực là ngoại lệ không có ở bất kỳ khu vực nào khác trên thế giới: từ Singapore với chất lượng quản trị đứng hàng đầu thế giới đến Afghanistan với chất lượng quản trị cực kỳ yếu, từ Nhật Bản với nền kinh tế phát triển hoàn thiện đến các Pacific SIDS với quy mô siêu nhỏ và hạ tầng thể chế còn sơ khai (Khanna &amp; Palepu, 2010; Peng, 2003). Thứ hai, tốc độ chuyển đổi số và hội nhập quốc tế rất không đồng đều giữa các quốc gia trong khu vực, tạo ra "thí nghiệm tự nhiên" về ảnh hưởng của bối cảnh thể chế và năng lực số đến kết quả quốc tế hóa.</w:t>
+        <w:t xml:space="preserve">Châu Á là bối cảnh đặc biệt quan trọng và đặc thù trong literature I–P vì nhiều lý do. Thứ nhất, sự đa dạng thể chế trong khu vực là ngoại lệ không có ở bất kỳ khu vực nào khác trên thế giới: từ Singapore với chất lượng quản trị đứng hàng đầu thế giới đến Afghanistan với chất lượng quản trị rất yếu, từ Nhật Bản với nền kinh tế phát triển hoàn thiện đến các Pacific SIDS với quy mô siêu nhỏ và hạ tầng thể chế còn sơ khai (Khanna &amp; Palepu, 2010; Peng, 2003). Thứ hai, tốc độ chuyển đổi số và hội nhập quốc tế rất không đồng đều giữa các quốc gia trong khu vực, tạo ra "thí nghiệm tự nhiên" về ảnh hưởng của bối cảnh thể chế và năng lực số đến kết quả quốc tế hóa.</w:t>
       </w:r>
     </w:p>
     <w:p>
@@ -1551,7 +1551,7 @@
         <w:t xml:space="preserve"> </w:t>
       </w:r>
       <w:r>
-        <w:t xml:space="preserve">Mặc dù châu Á là khu vực kinh tế năng động và đa dạng nhất thế giới, literature về I–P vẫn thiếu bằng chứng đa quốc gia bao quát đủ rộng để kiểm định khả năng tổng quát hóa của các lý thuyết. Pool 17 nước của Do và Phan (2026a) là baseline lớn nhất hiện có trong literature về châu Á, nhưng vẫn chưa bao gồm các nền kinh tế frontier và Pacific SIDS, những địa điểm cực kỳ quan trọng để kiểm định boundary conditions. Thiếu vắng các bằng chứng này khiến cho các lý thuyết về I–P, vốn được xây dựng chủ yếu trên dữ liệu từ Nhật Bản, Hàn Quốc, và các nền kinh tế tiên tiến, có nguy cơ bị áp dụng sai trong bối cảnh các nền kinh tế đang phát triển và chuyển đổi ở châu Á.</w:t>
+        <w:t xml:space="preserve">Mặc dù châu Á là khu vực kinh tế năng động và đa dạng nhất thế giới, literature về I–P vẫn thiếu bằng chứng đa quốc gia bao quát đủ rộng để kiểm định khả năng tổng quát hóa của các lý thuyết. Pool 17 nước của Do và Phan (2026a) là baseline lớn nhất hiện có trong literature về châu Á, nhưng vẫn chưa bao gồm các nền kinh tế frontier và Pacific SIDS, những địa điểm rất quan trọng để kiểm định boundary conditions. Thiếu vắng các bằng chứng này khiến cho các lý thuyết về I–P, vốn được xây dựng chủ yếu trên dữ liệu từ Nhật Bản, Hàn Quốc, và các nền kinh tế tiên tiến, có nguy cơ bị áp dụng sai trong bối cảnh các nền kinh tế đang phát triển và chuyển đổi ở châu Á.</w:t>
       </w:r>
     </w:p>
     <w:p>
@@ -1637,7 +1637,7 @@
         <w:pStyle w:val="BodyText"/>
       </w:pPr>
       <w:r>
-        <w:t xml:space="preserve">Tầng vĩ mô, bối cảnh thể chế, được vận hành hóa bằng khung ICRV với sáu sub-regime theo gradient từ Advanced Innovation-Driven đến Pacific SIDS. Ở tầng này, ICRV điều tiết mối quan hệ I–P thông qua hai cơ chế: (i) mức độ khoảng trống thể chế (institutional voids) ảnh hưởng đến chi phí giao dịch xuyên biên giới; và (ii) chất lượng thể chế ảnh hưởng đến khả năng doanh nghiệp khai thác lợi ích từ quốc tế hóa. Ở các nền kinh tế frontier và SIDS, khoảng trống thể chế cực kỳ lớn có thể đảo ngược quan hệ I–P, biến lợi ích tiềm năng thành tổn thất thực tế (Do &amp; Phan, 2026b).</w:t>
+        <w:t xml:space="preserve">Tầng vĩ mô, bối cảnh thể chế, được vận hành hóa bằng khung ICRV với sáu sub-regime theo gradient từ Advanced Innovation-Driven đến Pacific SIDS. Ở tầng này, ICRV điều tiết mối quan hệ I–P thông qua hai cơ chế: (i) mức độ khoảng trống thể chế (institutional voids) ảnh hưởng đến chi phí giao dịch xuyên biên giới; và (ii) chất lượng thể chế ảnh hưởng đến khả năng doanh nghiệp khai thác lợi ích từ quốc tế hóa. Ở các nền kinh tế frontier và SIDS, khoảng trống thể chế rất lớn có thể đảo ngược quan hệ I–P, biến lợi ích tiềm năng thành tổn thất thực tế (Do &amp; Phan, 2026b).</w:t>
       </w:r>
     </w:p>
     <w:p>

--- a/dist/luan_an_ctu/LuanAn_5Chuong_20260521.docx
+++ b/dist/luan_an_ctu/LuanAn_5Chuong_20260521.docx
@@ -296,7 +296,7 @@
         <w:pStyle w:val="FirstParagraph"/>
       </w:pPr>
       <w:r>
-        <w:t xml:space="preserve">Quốc tế hóa doanh nghiệp là một trong những chủ đề trung tâm của kinh doanh quốc tế trong hơn nửa thế kỷ qua. Kể từ khi Johanson và Vahlne (1977) đề xuất mô hình Uppsala về quá trình quốc tế hóa tuần tự, hàng thế kỷ nghiên cứu đã tích lũy nhằm trả lời câu hỏi cốt lõi: liệu quốc tế hóa có thực sự cải thiện hiệu quả hoạt động của doanh nghiệp hay không, và trong điều kiện nào điều đó xảy ra? Lu và Beamish (2004) cung cấp bằng chứng quan trọng về quan hệ hình chữ S (S-curve) giữa mức độ quốc tế hóa và hiệu quả, trong khi Contractor et al. (2003) và nhiều nghiên cứu tiếp theo tiếp tục thách thức, bổ sung và điều chỉnh kết luận đó. Dù tranh luận học thuật vẫn chưa ngã ngũ, sự đồng thuận hiện nay cho thấy mối quan hệ internationalization–firm performance (I–P) là có thực nhưng phức tạp, phụ thuộc vào nhiều điều kiện biên.</w:t>
+        <w:t xml:space="preserve">Quốc tế hóa doanh nghiệp là một trong những chủ đề trung tâm của kinh doanh quốc tế trong hơn nửa thế kỷ qua. Kể từ khi Johanson và Vahlne (1977) đề xuất mô hình Uppsala về quá trình quốc tế hóa tuần tự, hàng thế kỷ nghiên cứu đã tích lũy nhằm trả lời câu hỏi cốt lõi. Liệu quốc tế hóa có thực sự cải thiện hiệu quả hoạt động của doanh nghiệp hay không, và trong điều kiện nào điều đó xảy ra? Lu và Beamish (2004) cung cấp bằng chứng quan trọng về quan hệ hình chữ S (S-curve) giữa mức độ quốc tế hóa và hiệu quả. Trong khi đó, Contractor et al. (2003) và nhiều nghiên cứu tiếp theo tiếp tục thách thức, bổ sung và điều chỉnh kết luận đó. Dù tranh luận học thuật vẫn chưa ngã ngũ, sự đồng thuận hiện nay cho thấy mối quan hệ internationalization–firm performance (I–P) là có thực nhưng phức tạp, phụ thuộc vào nhiều điều kiện biên.</w:t>
       </w:r>
     </w:p>
     <w:p>
@@ -304,7 +304,7 @@
         <w:pStyle w:val="BodyText"/>
       </w:pPr>
       <w:r>
-        <w:t xml:space="preserve">Ở châu Á, bối cảnh này càng trở nên đặc biệt đáng quan tâm vì khu vực đang chứng kiến tốc độ hội nhập kinh tế và chuyển đổi số hết sức không đồng đều giữa các quốc gia. Từ Singapore, một nền kinh tế nhỏ mở, dẫn đầu thế giới về năng lực đổi mới và kết nối toàn cầu, đến Việt Nam, một nền kinh tế chuyển đổi đang đẩy nhanh cải cách thể chế và hội nhập quốc tế, rồi đến Trung Quốc với quy mô thị trường khổng lồ và cấu trúc thể chế đặc thù, thậm chí đến các quốc đảo nhỏ Thái Bình Dương đang phải đối mặt với thách thức sinh tồn kép của biến đổi khí hậu và bẫy phụ thuộc xuất khẩu, sự đa dạng này tạo ra một phòng thí nghiệm thực địa lý tưởng để kiểm định các điều kiện biên của quan hệ I–P (Khanna &amp; Palepu, 2010; Peng, 2003).</w:t>
+        <w:t xml:space="preserve">Ở châu Á, bối cảnh này càng trở nên đặc biệt đáng quan tâm vì khu vực đang chứng kiến tốc độ hội nhập kinh tế và chuyển đổi số không đồng đều giữa các quốc gia. Khu vực này bao gồm Singapore (một nền kinh tế nhỏ mở, dẫn đầu thế giới về năng lực đổi mới và kết nối toàn cầu) và Việt Nam (nền kinh tế chuyển đổi đang đẩy nhanh cải cách thể chế và hội nhập quốc tế). Khu vực cũng bao gồm Trung Quốc với quy mô thị trường khổng lồ và cấu trúc thể chế đặc thù. Thậm chí, các quốc đảo nhỏ Thái Bình Dương cũng có mặt trong khu vực này. Họ đang phải đối mặt với thách thức sinh tồn kép của biến đổi khí hậu và bẫy phụ thuộc xuất khẩu. Sự đa dạng này tạo ra một phòng thí nghiệm thực địa lý tưởng để kiểm định các điều kiện biên của quan hệ I–P (Khanna &amp; Palepu, 2010; Peng, 2003).</w:t>
       </w:r>
     </w:p>
     <w:p>
@@ -312,7 +312,7 @@
         <w:pStyle w:val="BodyText"/>
       </w:pPr>
       <w:r>
-        <w:t xml:space="preserve">Chuyển đổi số đang làm thay đổi căn bản cách thức doanh nghiệp quốc tế hóa và cách thức quốc tế hóa ảnh hưởng đến hiệu quả hoạt động. Banalieva và Dhanaraj (2019) lập luận rằng lý thuyết nội địa hóa cần được cập nhật cho nền kinh tế số, vì dữ liệu số và tương tác qua nền tảng làm giảm sự phụ thuộc vào hiện diện vật lý. Stallkamp và Schotter (2021) chỉ ra rằng các nền tảng số quốc tế hóa theo logic hoàn toàn khác các công ty đa quốc gia truyền thống. Verhoef et al. (2021) cung cấp khung phân tầng ba cấp từ digitization đến digitalization và digital transformation. Tuy nhiên, phần lớn bằng chứng thực nghiệm hiện có về vai trò của năng lực số trong quan hệ I–P vẫn tập trung vào các nền kinh tế phát triển, đặc biệt là Bắc Mỹ và Tây Âu, trong khi bằng chứng cho châu Á mới nổi còn rất hạn chế (Bhandari et al., 2023).</w:t>
+        <w:t xml:space="preserve">Chuyển đổi số đang làm thay đổi căn bản cách thức doanh nghiệp quốc tế hóa và cách thức quốc tế hóa ảnh hưởng đến hiệu quả hoạt động. Banalieva và Dhanaraj (2019) lập luận rằng lý thuyết nội địa hóa cần được cập nhật cho nền kinh tế số, vì dữ liệu số và tương tác qua nền tảng làm giảm sự phụ thuộc vào hiện diện vật lý. Stallkamp và Schotter (2021) chỉ ra rằng các nền tảng số quốc tế hóa theo logic hoàn toàn khác các công ty đa quốc gia truyền thống. Verhoef et al. (2021) cung cấp khung phân tầng ba cấp từ digitization đến digitalization và digital transformation. Dẫu vậy, phần lớn bằng chứng thực nghiệm hiện có về vai trò của năng lực số trong quan hệ I–P vẫn tập trung vào các nền kinh tế phát triển, đặc biệt là Bắc Mỹ và Tây Âu. Bằng chứng cho châu Á mới nổi còn rất hạn chế (Bhandari et al., 2023).</w:t>
       </w:r>
     </w:p>
     <w:p>
@@ -320,7 +320,7 @@
         <w:pStyle w:val="BodyText"/>
       </w:pPr>
       <w:r>
-        <w:t xml:space="preserve">Không thể bỏ qua vai trò của thể chế trong việc hình thành kết quả quốc tế hóa. Institutional Theory (North, 1990; Khanna &amp; Palepu, 2010) khẳng định rằng thể chế tạo ra cấu trúc khuyến khích và chi phí giao dịch khác nhau giữa các quốc gia. Ở các thị trường mới nổi, "institutional voids", tức sự thiếu hụt các thể chế trung gian hỗ trợ giao dịch thị trường, tạo ra chi phí bổ sung đáng kể cho doanh nghiệp quốc tế hóa (Peng, 2003). Sự đa dạng thể chế giữa các quốc gia châu Á, từ những nền kinh tế với quản trị nhà nước ổn định, pháp quyền mạnh như Singapore đến các nền kinh tế đang phát triển thể chế như Campuchia hay các quốc đảo Thái Bình Dương, tạo ra gradient thể chế đặc biệt phong phú để kiểm định. Luận án này tiếp cận gradient đó một cách hệ thống thông qua khung phân loại thể chế 6 nhóm được phát triển cho luận án này, gọi tắt là ICRV (Institutional Context Regime Variation — Biến thiên chế độ bối cảnh thể chế).</w:t>
+        <w:t xml:space="preserve">Không thể bỏ qua vai trò của thể chế trong việc hình thành kết quả quốc tế hóa. Institutional Theory (North, 1990; Khanna &amp; Palepu, 2010) khẳng định rằng thể chế tạo ra cấu trúc khuyến khích và chi phí giao dịch khác nhau giữa các quốc gia. Ở các thị trường mới nổi, "institutional voids", tức sự thiếu hụt các thể chế trung gian hỗ trợ giao dịch thị trường, tạo ra chi phí bổ sung đáng kể cho doanh nghiệp quốc tế hóa (Peng, 2003). Sự đa dạng thể chế giữa các quốc gia châu Á tạo ra gradient thể chế đặc biệt phong phú để kiểm định. Gradient này trải dài từ những nền kinh tế với quản trị nhà nước ổn định, pháp quyền mạnh như Singapore đến các nền kinh tế đang phát triển thể chế như Campuchia hay các quốc đảo Thái Bình Dương. Luận án này tiếp cận gradient đó một cách hệ thống thông qua khung phân loại thể chế 6 nhóm được phát triển cho luận án này, gọi tắt là ICRV (Institutional Context Regime Variation — Biến thiên chế độ bối cảnh thể chế).</w:t>
       </w:r>
     </w:p>
     <w:p>
@@ -328,7 +328,7 @@
         <w:pStyle w:val="BodyText"/>
       </w:pPr>
       <w:r>
-        <w:t xml:space="preserve">Cuối cùng, nhà quản trị cấp cao đóng vai trò không thể bỏ qua trong việc hình thành chiến lược và kết quả quốc tế hóa. Upper Echelons Theory (Hambrick &amp; Mason, 1984) khẳng định rằng quyết định chiến lược phản ánh đặc điểm nhận thức, kinh nghiệm và giá trị của nhà quản trị. Kinh nghiệm quốc tế giúp nhà quản trị nhận diện cơ hội và giảm chi phí của liability of foreignness, trong khi sự đa dạng giới tính ở cấp lãnh đạo có thể tăng cường quản trị rủi ro và ra quyết định đa chiều (Hsu et al., 2013; Post &amp; Byron, 2015). Tích hợp tầng nhà quản trị vào khung giải thích đa tầng là cần thiết để phản ánh đầy đủ sự phức tạp của quan hệ I–P trong bối cảnh châu Á.</w:t>
+        <w:t xml:space="preserve">Cuối cùng, nhà quản trị cấp cao đóng vai trò không thể bỏ qua trong việc hình thành chiến lược và kết quả quốc tế hóa. Upper Echelons Theory (Hambrick &amp; Mason, 1984) khẳng định rằng quyết định chiến lược phản ánh đặc điểm nhận thức, kinh nghiệm và giá trị của nhà quản trị. Kinh nghiệm quốc tế giúp nhà quản trị nhận diện cơ hội và giảm chi phí của liability of foreignness. Trong khi đó, sự đa dạng giới tính ở cấp lãnh đạo có thể tăng cường quản trị rủi ro và ra quyết định đa chiều (Hsu et al., 2013; Post &amp; Byron, 2015). Tích hợp tầng nhà quản trị vào khung giải thích đa tầng là cần thiết để phản ánh đầy đủ sự phức tạp của quan hệ I–P trong bối cảnh châu Á.</w:t>
       </w:r>
     </w:p>
     <w:p>
@@ -353,7 +353,7 @@
         <w:pStyle w:val="FirstParagraph"/>
       </w:pPr>
       <w:r>
-        <w:t xml:space="preserve">Mặc dù đã có hàng trăm nghiên cứu thực nghiệm, bằng chứng về mối quan hệ giữa quốc tế hóa và hiệu quả hoạt động của doanh nghiệp vẫn chưa thống nhất và tản mạn. Các phân tích tổng hợp (meta-analyses) về quan hệ I–P liên tục cho thấy tác động tổng hợp là dương nhưng nhỏ, hệ số tương quan tổng hợp r trong khoảng 0,07–0,13, đồng thời mức độ dị biệt giữa các nghiên cứu rất cao với I² thường vượt 80% (Bausch &amp; Krist, 2007; Kirca et al., 2012; Marano et al., 2016; Wu et al., 2022). Tình trạng dị biệt cao này không phải là tín hiệu của sai sót phương pháp, mà là bằng chứng cho thấy quan hệ I–P phụ thuộc sâu sắc vào điều kiện bối cảnh. Arte và Larimo (2022) lập luận rằng heterogeneity cao gợi ý sự cần thiết phải chuyển dịch từ mô hình đơn biến sang khung đa tầng có tính đến thể chế, năng lực và đặc điểm nhà quản trị.</w:t>
+        <w:t xml:space="preserve">Mặc dù đã có hàng trăm nghiên cứu thực nghiệm, bằng chứng về mối quan hệ giữa quốc tế hóa và hiệu quả hoạt động của doanh nghiệp vẫn chưa thống nhất và tản mạn. Các phân tích tổng hợp (meta-analyses) về quan hệ I–P liên tục cho thấy tác động tổng hợp là dương nhưng nhỏ. Hệ số tương quan tổng hợp r nằm trong khoảng 0,07–0,13. Đồng thời, mức độ dị biệt giữa các nghiên cứu rất cao với I² thường vượt 80% (Bausch &amp; Krist, 2007; Kirca et al., 2012; Marano et al., 2016; Wu et al., 2022). Tình trạng dị biệt cao này không phải là tín hiệu của sai sót phương pháp, mà là bằng chứng cho thấy quan hệ I–P phụ thuộc sâu sắc vào điều kiện bối cảnh. Arte và Larimo (2022) lập luận rằng heterogeneity cao gợi ý sự cần thiết phải chuyển dịch từ mô hình đơn biến sang khung đa tầng có tính đến thể chế, năng lực và đặc điểm nhà quản trị.</w:t>
       </w:r>
     </w:p>
     <w:p>
@@ -369,7 +369,7 @@
         <w:pStyle w:val="BodyText"/>
       </w:pPr>
       <w:r>
-        <w:t xml:space="preserve">Luận án này được thiết kế để giải quyết ba khoảng trống đó bằng cách xây dựng và kiểm định một khung giải thích đa tầng cho quan hệ I–P tại châu Á, với thiết kế mixed synthesis-empirical kết hợp meta-analysis và phân tích đa quốc gia quy mô lớn. Trọng tâm khoa học của luận án là vai trò điều tiết của thể chế, năng lực số và đặc điểm nhà quản trị, ba tầng điều tiết mà, theo lập luận của luận án, cùng nhau tạo nên cấu trúc giải thích cần thiết cho heterogeneity cao trong quan hệ I–P.</w:t>
+        <w:t xml:space="preserve">Luận án này được thiết kế để giải quyết ba khoảng trống đó bằng cách xây dựng và kiểm định một khung giải thích đa tầng cho quan hệ I–P tại châu Á, với thiết kế mixed synthesis-empirical kết hợp meta-analysis và phân tích đa quốc gia quy mô lớn. Trọng tâm khoa học của luận án là vai trò điều tiết của thể chế, năng lực số và đặc điểm nhà quản trị. Theo lập luận của luận án, ba tầng điều tiết này cùng nhau tạo nên cấu trúc giải thích cần thiết cho heterogeneity cao trong quan hệ I–P.</w:t>
       </w:r>
     </w:p>
     <w:p>
@@ -394,7 +394,7 @@
         <w:pStyle w:val="FirstParagraph"/>
       </w:pPr>
       <w:r>
-        <w:t xml:space="preserve">Mục tiêu tổng quát của luận án là xây dựng và kiểm định một khung giải thích đa tầng cho mối quan hệ giữa quốc tế hóa và hiệu quả hoạt động của doanh nghiệp tại các quốc gia châu Á, trong đó làm rõ vai trò điều tiết của thể chế, năng lực số và đặc điểm nhà quản trị.</w:t>
+        <w:t xml:space="preserve">Mục tiêu tổng quát của luận án là xây dựng và kiểm định một khung giải thích đa tầng cho mối quan hệ giữa quốc tế hóa và hiệu quả hoạt động của doanh nghiệp tại các quốc gia châu Á. Trong khung này, vai trò điều tiết của thể chế, năng lực số và đặc điểm nhà quản trị được làm rõ.</w:t>
       </w:r>
     </w:p>
     <w:p>
@@ -402,7 +402,7 @@
         <w:pStyle w:val="BodyText"/>
       </w:pPr>
       <w:r>
-        <w:t xml:space="preserve">Từ mục tiêu tổng quát đó, luận án triển khai bốn mục tiêu cụ thể. Mục tiêu cụ thể thứ nhất là tổng hợp và cập nhật bằng chứng meta-analytic về mối quan hệ I–P trong giai đoạn 1982–2026, xác định tác động tổng hợp, mức độ dị biệt và các nhân tố điều tiết (moderators) chính giải thích heterogeneity trong literature. Mục tiêu cụ thể thứ hai là kiểm định cơ chế cụ thể trong các bối cảnh quốc gia khác nhau, bao gồm Singapore với tư cách nền kinh tế nhỏ mở tiên tiến, Việt Nam với tư cách nền kinh tế chuyển đổi đang mở rộng, và Trung Quốc với tư cách nền kinh tế mới nổi quy mô lớn, nhằm làm rõ cách thức các cơ chế I–P vận hành khác nhau theo bối cảnh quốc gia. Mục tiêu cụ thể thứ ba là mở rộng phân tích sang 47–49 nền kinh tế châu Á và Thái Bình Dương (bao gồm 6–8 nền kinh tế Pacific SIDS) để kiểm định khả năng khái quát hóa của các phát hiện trên phạm vi rộng, kế thừa và mở rộng từ pool 17 nền kinh tế trong Do và Phan (2026a). Mục tiêu cụ thể thứ tư là phân tích vai trò điều tiết của ba nhóm biến: thể chế (bao gồm các sub-regime ICRV và các chỉ số rào cản thể chế), năng lực số (phân biệt rõ technological capability index, TCI và chỉ số chấp nhận số, digital adoption index — DAI), và đặc điểm nhà quản trị cấp cao (kinh nghiệm và giới tính).</w:t>
+        <w:t xml:space="preserve">Từ mục tiêu tổng quát đó, luận án triển khai bốn mục tiêu cụ thể. Mục tiêu cụ thể thứ nhất là tổng hợp và cập nhật bằng chứng meta-analytic về mối quan hệ I–P trong giai đoạn 1982–2026, xác định tác động tổng hợp, mức độ dị biệt và các nhân tố điều tiết (moderators) chính giải thích heterogeneity trong literature. Mục tiêu cụ thể thứ hai là kiểm định cơ chế cụ thể trong các bối cảnh quốc gia khác nhau. Ba bối cảnh được chọn là: Singapore với tư cách nền kinh tế nhỏ mở tiên tiến; Việt Nam với tư cách nền kinh tế chuyển đổi đang mở rộng; và Trung Quốc với tư cách nền kinh tế mới nổi quy mô lớn. Mục tiêu là làm rõ cách thức các cơ chế I–P vận hành khác nhau theo bối cảnh quốc gia. Mục tiêu cụ thể thứ ba là mở rộng phân tích sang 47–49 nền kinh tế châu Á và Thái Bình Dương (bao gồm 6–8 nền kinh tế Pacific SIDS). Mục tiêu này nhằm kiểm định khả năng khái quát hóa của các phát hiện trên phạm vi rộng, kế thừa và mở rộng từ pool 17 nền kinh tế trong Do và Phan (2026a). Mục tiêu cụ thể thứ tư là phân tích vai trò điều tiết của ba nhóm biến. Nhóm thứ nhất là thể chế (bao gồm các sub-regime ICRV và các chỉ số rào cản thể chế). Nhóm thứ hai là năng lực số (phân biệt rõ technological capability index, TCI và chỉ số chấp nhận số, digital adoption index — DAI). Nhóm thứ ba là đặc điểm nhà quản trị cấp cao (kinh nghiệm và giới tính).</w:t>
       </w:r>
     </w:p>
     <w:p>
@@ -427,7 +427,7 @@
         <w:pStyle w:val="FirstParagraph"/>
       </w:pPr>
       <w:r>
-        <w:t xml:space="preserve">Câu hỏi nghiên cứu trung tâm của luận án là: Quốc tế hóa ảnh hưởng đến hiệu quả hoạt động của doanh nghiệp ở châu Á như thế nào, và những điều kiện nào, về thể chế, năng lực số và đặc điểm nhà quản trị, giải thích sự dị biệt cao trong mối quan hệ đó?</w:t>
+        <w:t xml:space="preserve">Câu hỏi nghiên cứu trung tâm của luận án có hai vế. Vế thứ nhất: Quốc tế hóa ảnh hưởng đến hiệu quả hoạt động của doanh nghiệp ở châu Á như thế nào? Vế thứ hai: Những điều kiện nào về thể chế, năng lực số và đặc điểm nhà quản trị giải thích sự dị biệt cao trong mối quan hệ đó?</w:t>
       </w:r>
     </w:p>
     <w:p>
@@ -435,7 +435,7 @@
         <w:pStyle w:val="BodyText"/>
       </w:pPr>
       <w:r>
-        <w:t xml:space="preserve">Từ câu hỏi trung tâm đó, bốn câu hỏi nghiên cứu cụ thể được đặt ra. Câu hỏi nghiên cứu thứ nhất (RQ1) là: Tác động tổng hợp của quốc tế hóa lên hiệu quả hoạt động của doanh nghiệp trong literature 1982–2026 là gì, mức độ dị biệt ở mức nào, và những moderators nào giải thích heterogeneity đó một cách có hệ thống? Câu hỏi nghiên cứu thứ hai (RQ2) là: Trong từng bối cảnh quốc gia cụ thể bao gồm Singapore, Việt Nam và Trung Quốc, mối quan hệ I–P vận hành theo những cơ chế đặc thù nào và sự phi tuyến có biểu hiện ra sao? Câu hỏi nghiên cứu thứ ba (RQ3) là: Trên phạm vi đa quốc gia châu Á bao gồm 47–49 nền kinh tế châu Á và Thái Bình Dương (bao gồm 6–8 nền kinh tế Pacific SIDS), vai trò điều tiết của chỉ số chấp nhận số (DAI) và technological capability index (TCI) có khái quát hóa được không, và hai construct này có thực sự vận hành theo các cơ chế khác nhau không? Câu hỏi nghiên cứu thứ tư (RQ4) là: Vai trò của thể chế, đo bằng sub-regime ICRV, cùng với sự phân biệt giữa TCI và DAI, và đặc điểm nhà quản trị trong việc điều tiết mối quan hệ I–P là gì, và sự tương tác ba chiều giữa ba tầng đó có ý nghĩa như thế nào?</w:t>
+        <w:t xml:space="preserve">Từ câu hỏi trung tâm đó, bốn câu hỏi nghiên cứu cụ thể được đặt ra. Câu hỏi nghiên cứu thứ nhất (RQ1) là: Tác động tổng hợp của quốc tế hóa lên hiệu quả hoạt động của doanh nghiệp trong literature 1982–2026 là gì, mức độ dị biệt ở mức nào, và những moderators nào giải thích heterogeneity đó một cách có hệ thống? Câu hỏi nghiên cứu thứ hai (RQ2) là: Trong từng bối cảnh quốc gia cụ thể bao gồm Singapore, Việt Nam và Trung Quốc, mối quan hệ I–P vận hành theo những cơ chế đặc thù nào và sự phi tuyến có biểu hiện ra sao? Câu hỏi nghiên cứu thứ ba (RQ3) tập trung vào phạm vi đa quốc gia châu Á bao gồm 47–49 nền kinh tế châu Á và Thái Bình Dương (trong đó có 6–8 nền kinh tế Pacific SIDS). Vai trò điều tiết của chỉ số chấp nhận số (DAI) và technological capability index (TCI) có khái quát hóa được không, và hai construct này có thực sự vận hành theo các cơ chế khác nhau không? Câu hỏi nghiên cứu thứ tư (RQ4) liên quan đến vai trò của thể chế (đo bằng sub-regime ICRV) cùng với sự phân biệt giữa TCI và DAI, và đặc điểm nhà quản trị. Vai trò của các yếu tố này trong việc điều tiết mối quan hệ I–P là gì, và sự tương tác ba chiều giữa ba tầng đó có ý nghĩa như thế nào?</w:t>
       </w:r>
     </w:p>
     <w:p>
@@ -469,7 +469,7 @@
         <w:pStyle w:val="FirstParagraph"/>
       </w:pPr>
       <w:r>
-        <w:t xml:space="preserve">Đối tượng nghiên cứu của luận án là mối quan hệ giữa quốc tế hóa và hiệu quả hoạt động của doanh nghiệp (internationalization–firm performance relationship) cùng với các yếu tố điều tiết của mối quan hệ đó, bao gồm bối cảnh thể chế, năng lực số và đặc điểm nhà quản trị cấp cao. Đơn vị phân tích là doanh nghiệp ở cấp độ tổ chức (firm-level analysis), không phải cấp độ ngành hay cấp độ quốc gia.</w:t>
+        <w:t xml:space="preserve">Đối tượng nghiên cứu của luận án là mối quan hệ giữa quốc tế hóa và hiệu quả hoạt động của doanh nghiệp (internationalization–firm performance relationship). Các yếu tố điều tiết của mối quan hệ này bao gồm bối cảnh thể chế, năng lực số và đặc điểm nhà quản trị cấp cao. Đơn vị phân tích là doanh nghiệp ở cấp độ tổ chức (firm-level analysis), không phải cấp độ ngành hay cấp độ quốc gia.</w:t>
       </w:r>
     </w:p>
     <w:bookmarkEnd w:id="24"/>
@@ -503,7 +503,7 @@
         <w:t xml:space="preserve"> </w:t>
       </w:r>
       <w:r>
-        <w:t xml:space="preserve">có dữ liệu trong Khảo sát Doanh nghiệp của Ngân hàng Thế giới (World Bank Enterprise Surveys — WBES), được phân loại và tổ chức theo 6 sub-regime trong khung ICRV. Sáu sub-regime bao gồm: (i) Advanced Innovation-Driven, đại diện là Singapore, Hàn Quốc và Đài Loan; (ii) Advanced Resource-Driven, đại diện là các nền kinh tế GCC; (iii) Upper-middle, đại diện là Trung Quốc và Malaysia; (iv) Emerging, bao gồm Việt Nam và các nền kinh tế ASEAN đang phát triển; (v) Frontier, bao gồm các nền kinh tế kém phát triển nhất châu Á như Campuchia, Nepal và Afghanistan; và (vi) Pacific SIDS (Small Island Developing States), bao gồm 9 nền kinh tế đảo nhỏ Thái Bình Dương được đưa vào phân tích để kiểm định các điều kiện biên cực đoan của quan hệ I–P. Nhật Bản không nằm trong phạm vi thực nghiệm của luận án do cấu trúc dữ liệu WBES không bao phủ Nhật Bản đầy đủ.</w:t>
+        <w:t xml:space="preserve">có dữ liệu trong Khảo sát Doanh nghiệp của Ngân hàng Thế giới (World Bank Enterprise Surveys — WBES). Các nền kinh tế này được phân loại và tổ chức theo 6 sub-regime trong khung ICRV. Sáu sub-regime bao gồm năm nhóm chính sau. (i) Advanced Innovation-Driven, đại diện là Singapore, Hàn Quốc và Đài Loan. (ii) Advanced Resource-Driven, đại diện là các nền kinh tế GCC. (iii) Upper-middle, đại diện là Trung Quốc và Malaysia. (iv) Emerging, bao gồm Việt Nam và các nền kinh tế ASEAN đang phát triển. (v) Frontier, bao gồm các nền kinh tế kém phát triển nhất châu Á như Campuchia, Nepal và Afghanistan. Nhóm (vi) là Pacific SIDS (Small Island Developing States), bao gồm 9 nền kinh tế đảo nhỏ Thái Bình Dương được đưa vào phân tích để kiểm định các điều kiện biên cực đoan của quan hệ I–P. Nhật Bản không nằm trong phạm vi thực nghiệm của luận án do cấu trúc dữ liệu WBES không bao phủ Nhật Bản đầy đủ.</w:t>
       </w:r>
     </w:p>
     <w:bookmarkEnd w:id="25"/>
@@ -547,7 +547,7 @@
         <w:pStyle w:val="FirstParagraph"/>
       </w:pPr>
       <w:r>
-        <w:t xml:space="preserve">Luận án áp dụng thiết kế nghiên cứu mixed synthesis-empirical, sự kết hợp giữa meta-analysis và phân tích thực nghiệm đa quốc gia, nhằm trả lời bốn câu hỏi nghiên cứu đã đặt ra. Thiết kế này không chỉ đơn thuần là sử dụng hai phương pháp song song, mà tạo ra một đối thoại hai chiều: meta-analysis cung cấp tổng quan có hệ thống về trạng thái bằng chứng và xác định các moderator quan trọng trong literature, trong khi phân tích thực nghiệm kiểm định trực tiếp các giả thuyết phát sinh từ khung lý thuyết trong bối cảnh châu Á. Sự tương tác này tăng cường đáng kể sức mạnh đóng góp so với việc chỉ sử dụng một phương pháp duy nhất (Borenstein et al., 2009; Hunter &amp; Schmidt, 2004).</w:t>
+        <w:t xml:space="preserve">Luận án áp dụng thiết kế nghiên cứu mixed synthesis-empirical, sự kết hợp giữa meta-analysis và phân tích thực nghiệm đa quốc gia, nhằm trả lời bốn câu hỏi nghiên cứu đã đặt ra. Thiết kế này không chỉ đơn thuần là sử dụng hai phương pháp song song, mà tạo ra một đối thoại hai chiều. Meta-analysis cung cấp tổng quan có hệ thống về trạng thái bằng chứng và xác định các moderator quan trọng trong literature. Trong khi đó, phân tích thực nghiệm kiểm định trực tiếp các giả thuyết phát sinh từ khung lý thuyết trong bối cảnh châu Á. Sự tương tác này tăng cường đáng kể sức mạnh đóng góp so với việc chỉ sử dụng một phương pháp duy nhất (Borenstein et al., 2009; Hunter &amp; Schmidt, 2004).</w:t>
       </w:r>
     </w:p>
     <w:p>
@@ -580,7 +580,7 @@
         <w:pStyle w:val="FirstParagraph"/>
       </w:pPr>
       <w:r>
-        <w:t xml:space="preserve">Dựa trên khung lý thuyết tích hợp đa tầng bao gồm Uppsala model, RBV, Institutional Theory, Upper Echelons Theory và digital capability lens, luận án đề xuất hệ giả thuyết khoa học với sáu giả thuyết trọng tâm. Quan hệ nền giữa quốc tế hóa và hiệu quả hoạt động doanh nghiệp mang dạng phi tuyến, cụ thể là dạng inverted-U, với chi phí thâm nhập và thích nghi cao ở giai đoạn đầu và lợi ích quy mô, học hỏi và đa dạng hóa thị trường ở giai đoạn sau, đến khi chi phí điều phối vượt quá lợi ích sẽ dẫn đến sự suy giảm hiệu quả. Technological capability index (TCI) điều tiết dương quan hệ I–P bằng cách mở rộng biên thích nghi và tăng cường khả năng khai thác lợi thế cạnh tranh ở thị trường quốc tế. Chỉ số chấp nhận số (DAI), được hiểu là proxy foundational digital adoption, có tác động điều tiết không đơn điệu và phụ thuộc vào chế độ thể chế: ở các nền kinh tế có thể chế tốt, DAI khuếch đại lợi ích của quốc tế hóa; ở các nền kinh tế với thể chế yếu, DAI có thể khuếch đại chi phí điều phối khi mức độ quốc tế hóa vượt ngưỡng. Bối cảnh thể chế, đo bằng sub-regime ICRV, điều tiết cả dạng và độ lớn của quan hệ I–P, tạo ra gradient từ tác động dương lớn ở Advanced Innovation-Driven đến tác động âm ở Frontier và Pacific SIDS extreme. Đặc điểm nhà quản trị cấp cao, cụ thể là kinh nghiệm quốc tế và đa dạng giới tính, điều tiết dương quan hệ I–P thông qua cơ chế tăng cường nhận diện cơ hội và quản trị rủi ro. Ngoài sáu giả thuyết trọng tâm H1–H6, luận án phát biểu thêm giả thuyết điều kiện biên H1b: tại các nền kinh tế Pacific SIDS (ICRV Nhóm VI), nơi ba điều kiện cấu trúc tối thiểu đồng thời bị vi phạm, thị trường nội địa quá nhỏ, chi phí thương mại cực cao, và thiếu hỗ trợ thể chế, quan hệ I–P chuyển từ dạng chữ U ngược sang quan hệ</w:t>
+        <w:t xml:space="preserve">Dựa trên khung lý thuyết tích hợp đa tầng bao gồm Uppsala model, RBV, Institutional Theory, Upper Echelons Theory và digital capability lens, luận án đề xuất hệ giả thuyết khoa học với sáu giả thuyết trọng tâm. Quan hệ nền giữa quốc tế hóa và hiệu quả hoạt động doanh nghiệp mang dạng phi tuyến, cụ thể là dạng inverted-U. Chi phí thâm nhập và thích nghi cao ở giai đoạn đầu, sau đó là lợi ích quy mô, học hỏi và đa dạng hóa thị trường ở giai đoạn sau. Đến khi chi phí điều phối vượt quá lợi ích, hiệu quả sẽ suy giảm. Technological capability index (TCI) điều tiết dương quan hệ I–P bằng cách mở rộng biên thích nghi và tăng cường khả năng khai thác lợi thế cạnh tranh ở thị trường quốc tế. Chỉ số chấp nhận số (DAI), được hiểu là proxy foundational digital adoption, có tác động điều tiết không đơn điệu và phụ thuộc vào chế độ thể chế. Ở các nền kinh tế có thể chế tốt, DAI khuếch đại lợi ích của quốc tế hóa. Ở các nền kinh tế với thể chế yếu, DAI có thể khuếch đại chi phí điều phối khi mức độ quốc tế hóa vượt ngưỡng. Bối cảnh thể chế, đo bằng sub-regime ICRV, điều tiết cả dạng và độ lớn của quan hệ I–P. Gradient này trải từ tác động dương lớn ở Advanced Innovation-Driven đến tác động âm ở Frontier và Pacific SIDS extreme. Đặc điểm nhà quản trị cấp cao (cụ thể là kinh nghiệm quốc tế và đa dạng giới tính) điều tiết dương quan hệ I–P thông qua cơ chế tăng cường nhận diện cơ hội và quản trị rủi ro. Ngoài sáu giả thuyết trọng tâm H1–H6, luận án phát biểu thêm giả thuyết điều kiện biên H1b. Tại các nền kinh tế Pacific SIDS (ICRV Nhóm VI), ba điều kiện cấu trúc tối thiểu đồng thời bị vi phạm: thị trường nội địa quá nhỏ, chi phí thương mại cực cao, và thiếu hỗ trợ thể chế. Khi đó, quan hệ I–P chuyển từ dạng chữ U ngược sang quan hệ</w:t>
       </w:r>
       <w:r>
         <w:t xml:space="preserve"> </w:t>
@@ -640,7 +640,7 @@
         <w:t xml:space="preserve">gánh nặng quốc tế hóa bắt buộc (Forced Internationalization Penalty, FIP)</w:t>
       </w:r>
       <w:r>
-        <w:t xml:space="preserve">, một construct lý thuyết mới chưa được định danh trong literature kinh doanh quốc tế, như điều kiện biên cực đoan của mô hình chữ U ngược khi cả ba tầng của khung CDCM (thể chế, năng lực, quản trị) đồng thời ở mức tối thiểu. Bằng chứng thực nghiệm từ chín nền kinh tế Pacific SIDS xác nhận quan hệ âm đơn điệu không có điểm uốn, mở ra hướng nghiên cứu mới về điều kiện biên của lý thuyết quốc tế hóa.</w:t>
+        <w:t xml:space="preserve">. Đây là một construct lý thuyết mới chưa được định danh trong literature kinh doanh quốc tế. FIP đại diện cho điều kiện biên cực đoan của mô hình chữ U ngược khi cả ba tầng của khung CDCM (thể chế, năng lực, quản trị) đồng thời ở mức tối thiểu. Bằng chứng thực nghiệm từ chín nền kinh tế Pacific SIDS xác nhận quan hệ âm đơn điệu không có điểm uốn. Phát hiện này mở ra hướng nghiên cứu mới về điều kiện biên của lý thuyết quốc tế hóa.</w:t>
       </w:r>
     </w:p>
     <w:bookmarkEnd w:id="30"/>
@@ -658,7 +658,7 @@
         <w:pStyle w:val="FirstParagraph"/>
       </w:pPr>
       <w:r>
-        <w:t xml:space="preserve">Về mặt phương pháp, luận án đóng góp theo hai hướng. Hướng thứ nhất là thiết kế mixed synthesis-empirical kết hợp meta-analysis và phân tích đa quốc gia, tạo ra khả năng đối chiếu giữa bằng chứng tổng hợp từ literature toàn cầu và bằng chứng thực nghiệm từ bối cảnh châu Á. Hướng thứ hai là phát triển và áp dụng khung phân loại thể chế ICRV cho 47 nền kinh tế, cung cấp một công cụ phân loại mới có ứng dụng tiềm năng trong nhiều nghiên cứu tương lai về moderating effect của thể chế trong literature kinh doanh quốc tế.</w:t>
+        <w:t xml:space="preserve">Về mặt phương pháp, luận án đóng góp theo hai hướng. Hướng thứ nhất là thiết kế mixed synthesis-empirical kết hợp meta-analysis và phân tích đa quốc gia, tạo ra khả năng đối chiếu giữa bằng chứng tổng hợp từ literature toàn cầu và bằng chứng thực nghiệm từ bối cảnh châu Á. Hướng thứ hai là phát triển và áp dụng khung phân loại thể chế ICRV cho 47 nền kinh tế. Khung này cung cấp một công cụ phân loại mới có ứng dụng tiềm năng trong nhiều nghiên cứu tương lai về moderating effect của thể chế trong literature kinh doanh quốc tế.</w:t>
       </w:r>
     </w:p>
     <w:bookmarkEnd w:id="31"/>
@@ -676,7 +676,7 @@
         <w:pStyle w:val="FirstParagraph"/>
       </w:pPr>
       <w:r>
-        <w:t xml:space="preserve">Về mặt thực tiễn, luận án cung cấp căn cứ có hệ thống cho hai nhóm đối tượng sử dụng chính. Đối với doanh nghiệp, kết quả phân tích của luận án cho thấy tồn tại ngưỡng tối ưu trong mối quan hệ giữa mức độ xuất khẩu và hiệu quả hoạt động, và ngưỡng này thay đổi theo bối cảnh thể chế và năng lực số của từng doanh nghiệp. Nhà quản trị cần nhận thức được ngưỡng này và đầu tư có chiến lược vào năng lực công nghệ thay vì chỉ tập trung vào digital adoption bề mặt. Đối với nhà hoạch định chính sách, bằng chứng từ luận án gợi ý rằng cải cách thể chế và hỗ trợ chuyển đổi số có thể có hiệu ứng bổ trợ tích cực, được nghiên cứu về 17 nền kinh tế châu Á mới nổi đặt tên là "digital shield effect", trong đó năng lực số làm giảm tác động tiêu cực của rào cản thể chế đối với doanh nghiệp quốc tế hóa (Do &amp; Phan, 2026a). Cơ chế này được luận án kiểm định trên phạm vi rộng hơn với 47–49 nền kinh tế châu Á và Thái Bình Dương.</w:t>
+        <w:t xml:space="preserve">Về mặt thực tiễn, luận án cung cấp căn cứ có hệ thống cho hai nhóm đối tượng sử dụng chính. Đối với doanh nghiệp, kết quả phân tích của luận án cho thấy tồn tại ngưỡng tối ưu trong mối quan hệ giữa mức độ xuất khẩu và hiệu quả hoạt động, và ngưỡng này thay đổi theo bối cảnh thể chế và năng lực số của từng doanh nghiệp. Nhà quản trị cần nhận thức được ngưỡng này và đầu tư có chiến lược vào năng lực công nghệ thay vì chỉ tập trung vào digital adoption bề mặt. Đối với nhà hoạch định chính sách, bằng chứng từ luận án gợi ý rằng cải cách thể chế và hỗ trợ chuyển đổi số có thể có hiệu ứng bổ trợ tích cực. Nghiên cứu về 17 nền kinh tế châu Á mới nổi đặt tên cho hiệu ứng này là "digital shield effect". Trong cơ chế này, năng lực số làm giảm tác động tiêu cực của rào cản thể chế đối với doanh nghiệp quốc tế hóa (Do &amp; Phan, 2026a). Cơ chế này được luận án kiểm định trên phạm vi rộng hơn với 47–49 nền kinh tế châu Á và Thái Bình Dương.</w:t>
       </w:r>
     </w:p>
     <w:p>
@@ -702,7 +702,7 @@
         <w:pStyle w:val="FirstParagraph"/>
       </w:pPr>
       <w:r>
-        <w:t xml:space="preserve">Luận án có năm điểm mới so với các công trình nghiên cứu trước đây. Điểm mới thứ nhất là đề xuất khung tích hợp đa tầng cho quan hệ I–P trong bối cảnh châu Á, kết hợp bốn lý thuyết kinh điển với digital capability lens thành một kiến trúc lý thuyết thống nhất và có khả năng kiểm định. Không có nghiên cứu trước nào trong bối cảnh châu Á xây dựng khung tích hợp đầy đủ ba tầng điều tiết này theo cách có hệ thống. Điểm mới thứ hai là phân tách TCI và chỉ số chấp nhận số (DAI) như hai construct không trùng lặp, kiểm định chúng riêng biệt trong cùng một mô hình để làm rõ cơ chế tác động khác nhau của hai loại năng lực số đó. Sự phân tách này khắc phục hạn chế của các nghiên cứu trước thường gộp chung hai construct có bản chất khác nhau. Điểm mới thứ ba là phát triển và áp dụng khung phân loại thể chế ICRV với 6 sub-regime cho 47 nền kinh tế, bao gồm cả 6 nền kinh tế Pacific SIDS liền kề như boundary case cực đoan, đây là lần đầu tiên một hệ thống phân loại đủ mịn như vậy được áp dụng trong nghiên cứu thực nghiệm về quan hệ I–P tại châu Á. Điểm mới thứ tư là pool dữ liệu lớn nhất từ trước đến nay cho nghiên cứu đa quốc gia về quan hệ I–P tại châu Á, với 101.185 doanh nghiệp từ 47–49 nền kinh tế châu Á và Thái Bình Dương, mở rộng đáng kể từ pool 17 nước (Do &amp; Phan, 2026a) là nền tảng hiện có lớn nhất trước khi luận án hoàn thành. Điểm mới thứ năm là kiểm định temporal stability của turning point trong quan hệ I–P tại Trung Quốc, cho phép đánh giá liệu cấu trúc phi tuyến đó có ổn định qua hơn một thập kỷ chuyển đổi số hay không. Kết quả phân tích của luận án cho thấy turning point tương đối ổn định qua hai thời điểm quan sát, cung cấp bằng chứng về tính bền vững của cấu trúc I–P phi tuyến ở Trung Quốc dù bối cảnh kinh tế có nhiều thay đổi. Điểm mới thứ sáu là phát hiện và đặt tên lý thuyết cho</w:t>
+        <w:t xml:space="preserve">Luận án có năm điểm mới so với các công trình nghiên cứu trước đây. Điểm mới thứ nhất là đề xuất khung tích hợp đa tầng cho quan hệ I–P trong bối cảnh châu Á, kết hợp bốn lý thuyết kinh điển với digital capability lens thành một kiến trúc lý thuyết thống nhất và có khả năng kiểm định. Không có nghiên cứu trước nào trong bối cảnh châu Á xây dựng khung tích hợp đầy đủ ba tầng điều tiết này theo cách có hệ thống. Điểm mới thứ hai là phân tách TCI và chỉ số chấp nhận số (DAI) như hai construct không trùng lặp, kiểm định chúng riêng biệt trong cùng một mô hình để làm rõ cơ chế tác động khác nhau của hai loại năng lực số đó. Sự phân tách này khắc phục hạn chế của các nghiên cứu trước thường gộp chung hai construct có bản chất khác nhau. Điểm mới thứ ba là phát triển và áp dụng khung phân loại thể chế ICRV với 6 sub-regime cho 47 nền kinh tế, bao gồm cả 6 nền kinh tế Pacific SIDS liền kề như boundary case cực đoan. Đây là lần đầu tiên một hệ thống phân loại đủ mịn như vậy được áp dụng trong nghiên cứu thực nghiệm về quan hệ I–P tại châu Á. Điểm mới thứ tư là pool dữ liệu lớn nhất từ trước đến nay cho nghiên cứu đa quốc gia về quan hệ I–P tại châu Á, với 101.185 doanh nghiệp từ 47–49 nền kinh tế châu Á và Thái Bình Dương. Pool này mở rộng đáng kể từ pool 17 nước (Do &amp; Phan, 2026a), vốn là nền tảng hiện có lớn nhất trước khi luận án hoàn thành. Điểm mới thứ năm là kiểm định temporal stability của turning point trong quan hệ I–P tại Trung Quốc, cho phép đánh giá liệu cấu trúc phi tuyến đó có ổn định qua hơn một thập kỷ chuyển đổi số hay không. Kết quả phân tích của luận án cho thấy turning point tương đối ổn định qua hai thời điểm quan sát, cung cấp bằng chứng về tính bền vững của cấu trúc I–P phi tuyến ở Trung Quốc dù bối cảnh kinh tế có nhiều thay đổi. Điểm mới thứ sáu là phát hiện và đặt tên lý thuyết cho</w:t>
       </w:r>
       <w:r>
         <w:t xml:space="preserve"> </w:t>
@@ -718,7 +718,7 @@
         <w:t xml:space="preserve"> </w:t>
       </w:r>
       <w:r>
-        <w:t xml:space="preserve">tại chín nền kinh tế Pacific SIDS, lần đầu tiên trong literature kinh doanh quốc tế, một trường hợp quan hệ I–P âm đơn điệu không có điểm uốn được ghi nhận và biện minh lý thuyết bằng ba điều kiện cấu trúc vi phạm đồng thời, mở ra hướng nghiên cứu mới về điều kiện biên của các lý thuyết quốc tế hóa phổ quát.</w:t>
+        <w:t xml:space="preserve">tại chín nền kinh tế Pacific SIDS. Đây là lần đầu tiên trong literature kinh doanh quốc tế một trường hợp quan hệ I–P âm đơn điệu không có điểm uốn được ghi nhận. Trường hợp này được biện minh lý thuyết bằng ba điều kiện cấu trúc vi phạm đồng thời. Phát hiện này mở ra hướng nghiên cứu mới về điều kiện biên của các lý thuyết quốc tế hóa phổ quát.</w:t>
       </w:r>
     </w:p>
     <w:p>
@@ -980,7 +980,7 @@
         <w:pStyle w:val="FirstParagraph"/>
       </w:pPr>
       <w:r>
-        <w:t xml:space="preserve">Chương 2 có nhiệm vụ hệ thống hóa các khái niệm cốt lõi và lý thuyết nền tảng, lược khảo và đánh giá các công trình thực nghiệm đã công bố về mối quan hệ giữa quốc tế hóa và hiệu quả hoạt động doanh nghiệp, xác định những khoảng trống còn tồn tại trong literature, và từ đó xây dựng khung khái niệm tích hợp cùng hệ giả thuyết nghiên cứu H1–H6 cho luận án. Logic của chương đi từ nền tảng khái niệm đến lý thuyết, từ bằng chứng thực nghiệm đến khoảng trống, và từ khoảng trống đến mô hình nghiên cứu và giả thuyết.</w:t>
+        <w:t xml:space="preserve">Chương 2 hệ thống hóa các khái niệm cốt lõi và lý thuyết nền tảng. Chương lược khảo các công trình thực nghiệm đã công bố về mối quan hệ giữa quốc tế hóa và hiệu quả hoạt động doanh nghiệp, đồng thời xác định những khoảng trống còn tồn tại trong literature. Trên cơ sở đó, chương xây dựng khung khái niệm tích hợp cùng hệ giả thuyết nghiên cứu H1–H6 cho luận án. Logic của chương đi từ nền tảng khái niệm đến lý thuyết, từ bằng chứng thực nghiệm đến khoảng trống, và từ khoảng trống đến mô hình nghiên cứu và giả thuyết.</w:t>
       </w:r>
     </w:p>
     <w:p>
@@ -1013,7 +1013,7 @@
         <w:pStyle w:val="FirstParagraph"/>
       </w:pPr>
       <w:r>
-        <w:t xml:space="preserve">Quốc tế hóa doanh nghiệp (internationalization) được hiểu là mức độ và phạm vi tham gia của một doanh nghiệp vào các hoạt động kinh tế có yếu tố quốc tế, bao gồm xuất khẩu hàng hóa và dịch vụ, đầu tư trực tiếp ra nước ngoài, liên doanh quốc tế, cấp phép công nghệ xuyên biên giới, và thiết lập mạng lưới phân phối ở thị trường nước ngoài (Sullivan, 1994; Hitt et al., 2006). Khái niệm này không đồng nhất với "toàn cầu hóa", vốn mang nghĩa một xu hướng kinh tế vĩ mô, mà là một thuộc tính đo lường được ở cấp độ doanh nghiệp, phản ánh chiến lược mở rộng quốc tế và mức độ phụ thuộc vào thị trường nước ngoài.</w:t>
+        <w:t xml:space="preserve">Quốc tế hóa doanh nghiệp (internationalization) được hiểu là mức độ và phạm vi tham gia của một doanh nghiệp vào các hoạt động kinh tế có yếu tố quốc tế. Phạm vi này bao gồm xuất khẩu hàng hóa và dịch vụ, đầu tư trực tiếp ra nước ngoài, liên doanh quốc tế, cấp phép công nghệ xuyên biên giới, và thiết lập mạng lưới phân phối ở thị trường nước ngoài (Sullivan, 1994; Hitt et al., 2006). Khái niệm này không đồng nhất với "toàn cầu hóa", vốn mang nghĩa một xu hướng kinh tế vĩ mô. Quốc tế hóa là một thuộc tính đo lường được ở cấp độ doanh nghiệp, phản ánh chiến lược mở rộng quốc tế và mức độ phụ thuộc vào thị trường nước ngoài.</w:t>
       </w:r>
     </w:p>
     <w:p>
@@ -1021,7 +1021,7 @@
         <w:pStyle w:val="BodyText"/>
       </w:pPr>
       <w:r>
-        <w:t xml:space="preserve">Trong literature, mức độ quốc tế hóa được vận hành hóa bằng nhiều thước đo khác nhau. Sullivan (1994) đề xuất một chỉ số tổng hợp đa chiều bao gồm tỷ trọng doanh thu từ nước ngoài trên tổng doanh thu (foreign sales to total sales, FSTS), tỷ trọng tài sản ở nước ngoài trên tổng tài sản (foreign assets to total assets, FATA), và phạm vi địa lý (geographic scope). Trong những nghiên cứu sử dụng dữ liệu doanh nghiệp từ các nền kinh tế đang phát triển và từ khảo sát doanh nghiệp của Ngân hàng Thế giới (World Bank Enterprise Surveys — WBES), thước đo phổ biến nhất là cường độ xuất khẩu (export intensity), tức là tỷ lệ phần trăm doanh thu xuất khẩu trên tổng doanh thu, hay tương đương với FSTS theo nghĩa rộng (Johanson &amp; Vahlne, 1977; Lu &amp; Beamish, 2004). Luận án này sử dụng FSTS và bình phương FSTS (FSTS²) làm thước đo chính về mức độ quốc tế hóa, với lý do phù hợp với cấu trúc dữ liệu WBES và nhất quán với các nghiên cứu I–P sử dụng bộ dữ liệu tương tự (Bhandari et al., 2023; Do &amp; Phan, 2026a).</w:t>
+        <w:t xml:space="preserve">Trong tài liệu hiện có, mức độ quốc tế hóa được vận hành hóa bằng nhiều thước đo khác nhau. Sullivan (1994) đề xuất một chỉ số tổng hợp đa chiều gồm ba thành phần. Các thành phần đó là tỷ trọng doanh thu từ nước ngoài trên tổng doanh thu (foreign sales to total sales, FSTS), tỷ trọng tài sản ở nước ngoài trên tổng tài sản (foreign assets to total assets, FATA), và phạm vi địa lý (geographic scope). Trong các nghiên cứu sử dụng dữ liệu doanh nghiệp từ các nền kinh tế đang phát triển và từ khảo sát doanh nghiệp của Ngân hàng Thế giới (World Bank Enterprise Surveys, WBES), thước đo phổ biến nhất là cường độ xuất khẩu (export intensity). Cường độ xuất khẩu được tính bằng tỷ lệ phần trăm doanh thu xuất khẩu trên tổng doanh thu, tương đương với FSTS theo nghĩa rộng (Johanson &amp; Vahlne, 1977; Lu &amp; Beamish, 2004). Luận án này sử dụng FSTS và bình phương FSTS (FSTS²) làm thước đo chính về mức độ quốc tế hóa. Lựa chọn này phù hợp với cấu trúc dữ liệu WBES và nhất quán với các nghiên cứu I–P sử dụng bộ dữ liệu tương tự (Bhandari et al., 2023; Do &amp; Phan, 2026a).</w:t>
       </w:r>
     </w:p>
     <w:p>
@@ -1029,7 +1029,7 @@
         <w:pStyle w:val="BodyText"/>
       </w:pPr>
       <w:r>
-        <w:t xml:space="preserve">Điều quan trọng cần lưu ý là quốc tế hóa không phải là một trạng thái nhị phân, mà là một biến liên tục biểu thị cường độ tham gia thị trường quốc tế, có thể thay đổi theo thời gian và phản ánh quá trình cam kết tích lũy của doanh nghiệp vào các thị trường nước ngoài (Johanson &amp; Vahlne, 1977, 2009).</w:t>
+        <w:t xml:space="preserve">Cần lưu ý rằng quốc tế hóa không phải là trạng thái nhị phân mà là biến liên tục biểu thị cường độ tham gia thị trường quốc tế. Biến này có thể thay đổi theo thời gian và phản ánh quá trình cam kết tích lũy của doanh nghiệp vào các thị trường nước ngoài (Johanson &amp; Vahlne, 1977, 2009).</w:t>
       </w:r>
     </w:p>
     <w:bookmarkEnd w:id="37"/>
@@ -1047,7 +1047,7 @@
         <w:pStyle w:val="FirstParagraph"/>
       </w:pPr>
       <w:r>
-        <w:t xml:space="preserve">Hiệu quả hoạt động doanh nghiệp (firm performance) là một khái niệm đa chiều không có một định nghĩa hoặc thước đo thống nhất trong literature. Combs et al. (2005) và Richard et al. (2009) phân biệt ba nhóm thước đo chính: (i) thước đo dựa trên kế toán (accounting-based), bao gồm tỷ suất sinh lời trên tổng tài sản (ROA), tỷ suất sinh lời trên vốn chủ sở hữu (ROE), và tỷ suất sinh lời trên doanh thu (ROS); (ii) thước đo dựa trên thị trường tài chính (market-based), bao gồm Tobin's Q và tổng lợi nhuận cổ đông; và (iii) thước đo dựa trên năng suất và tăng trưởng (productivity-based), bao gồm năng suất lao động (labor productivity) và tăng trưởng doanh thu.</w:t>
+        <w:t xml:space="preserve">Hiệu quả hoạt động doanh nghiệp (firm performance) là một khái niệm đa chiều, không có định nghĩa hoặc thước đo thống nhất trong literature. Combs et al. (2005) và Richard et al. (2009) phân biệt ba nhóm thước đo chính. Nhóm thứ nhất là thước đo dựa trên kế toán (accounting-based), gồm tỷ suất sinh lời trên tổng tài sản (ROA), tỷ suất sinh lời trên vốn chủ sở hữu (ROE), và tỷ suất sinh lời trên doanh thu (ROS). Nhóm thứ hai là thước đo dựa trên thị trường tài chính (market-based), gồm Tobin's Q và tổng lợi nhuận cổ đông. Nhóm thứ ba là thước đo dựa trên năng suất và tăng trưởng (productivity-based), gồm năng suất lao động (labor productivity) và tăng trưởng doanh thu.</w:t>
       </w:r>
     </w:p>
     <w:p>
@@ -1055,7 +1055,7 @@
         <w:pStyle w:val="BodyText"/>
       </w:pPr>
       <w:r>
-        <w:t xml:space="preserve">Trong bối cảnh nghiên cứu sử dụng dữ liệu WBES, vốn không cung cấp thông tin về giá cổ phiếu hay giá trị thị trường, thước đo năng suất lao động là lựa chọn phổ biến nhất và phù hợp nhất về mặt kỹ thuật. Năng suất lao động được tính bằng logarithm tự nhiên của tỷ số doanh thu hàng năm trên số lao động toàn thời gian (ln(doanh thu/lao động)), cho phép so sánh chuẩn hóa giữa các doanh nghiệp thuộc các quốc gia, ngành nghề và quy mô khác nhau (Do &amp; Phan, 2026a). Luận án sử dụng thước đo này làm biến phụ thuộc chính, với ROS và tăng trưởng doanh thu được sử dụng như các thước đo robustness để kiểm tra tính nhất quán của kết quả.</w:t>
+        <w:t xml:space="preserve">Trong bối cảnh nghiên cứu sử dụng dữ liệu WBES, vốn không cung cấp thông tin về giá cổ phiếu hay giá trị thị trường, thước đo năng suất lao động là lựa chọn phổ biến nhất và phù hợp nhất về mặt kỹ thuật. Năng suất lao động được tính bằng logarithm tự nhiên của tỷ số doanh thu hàng năm trên số lao động toàn thời gian, tức ln(doanh thu/lao động). Cách tính này cho phép so sánh chuẩn hóa giữa các doanh nghiệp thuộc các quốc gia, ngành nghề và quy mô khác nhau (Do &amp; Phan, 2026a). Luận án sử dụng thước đo này làm biến phụ thuộc chính, với ROS và tăng trưởng doanh thu được sử dụng như các thước đo robustness để kiểm tra tính nhất quán của kết quả.</w:t>
       </w:r>
     </w:p>
     <w:p>
@@ -1063,7 +1063,7 @@
         <w:pStyle w:val="BodyText"/>
       </w:pPr>
       <w:r>
-        <w:t xml:space="preserve">Cần nhấn mạnh rằng việc chọn thước đo hiệu quả không chỉ là quyết định kỹ thuật, mà còn phản ánh quan niệm lý thuyết về hiệu quả. Trong bối cảnh quốc tế hóa ở các nền kinh tế đang phát triển, năng suất lao động phản ánh trực tiếp khả năng chuyển hóa nguồn lực đầu vào thành kết quả đầu ra, qua đó thể hiện năng lực cạnh tranh thực chất của doanh nghiệp, khác với ROA vốn bị ảnh hưởng bởi cấu trúc tài sản và hệ thống kế toán đặc thù của từng quốc gia.</w:t>
+        <w:t xml:space="preserve">Cần nhấn mạnh rằng việc chọn thước đo hiệu quả không chỉ là quyết định kỹ thuật, mà còn phản ánh quan niệm lý thuyết về hiệu quả. Trong bối cảnh quốc tế hóa ở các nền kinh tế đang phát triển, năng suất lao động phản ánh trực tiếp khả năng chuyển hóa nguồn lực đầu vào thành kết quả đầu ra. Thước đo này thể hiện năng lực cạnh tranh thực chất của doanh nghiệp, khác với ROA vốn bị ảnh hưởng bởi cấu trúc tài sản và hệ thống kế toán đặc thù của từng quốc gia.</w:t>
       </w:r>
     </w:p>
     <w:bookmarkEnd w:id="38"/>
@@ -1089,7 +1089,7 @@
         <w:pStyle w:val="BodyText"/>
       </w:pPr>
       <w:r>
-        <w:t xml:space="preserve">Năng lực công nghệ (TCI) đề cập đến chiều sâu của năng lực công nghệ được nhập vào tổ chức, phản ánh khả năng hấp thụ, khai thác và phát triển tri thức công nghệ tiên tiến. Các chỉ báo tiêu biểu bao gồm việc sở hữu chứng nhận chất lượng quốc tế (ISO hoặc tương đương) và sử dụng công nghệ được cấp phép từ các đối tác nước ngoài. Về bản chất lý thuyết, TCI gần với khái niệm năng lực hấp thụ (absorptive capacity) của Cohen và Levinthal (1990) và năng lực công nghệ của Lall (1992), đây là chiều sâu nội tại của tổ chức, khó sao chép và tạo ra lợi thế bền vững theo tinh thần RBV (Barney, 1991).</w:t>
+        <w:t xml:space="preserve">Năng lực công nghệ (TCI) đề cập đến chiều sâu của năng lực công nghệ được nhập vào tổ chức, phản ánh khả năng hấp thụ, khai thác và phát triển tri thức công nghệ tiên tiến. Các chỉ báo tiêu biểu bao gồm việc sở hữu chứng nhận chất lượng quốc tế (ISO hoặc tương đương) và sử dụng công nghệ được cấp phép từ các đối tác nước ngoài. Về bản chất lý thuyết, TCI gần với khái niệm năng lực hấp thụ (absorptive capacity) của Cohen và Levinthal (1990) và năng lực công nghệ của Lall (1992). TCI là chiều sâu nội tại của tổ chức, khó sao chép và tạo ra lợi thế bền vững theo tinh thần RBV (Barney, 1991).</w:t>
       </w:r>
     </w:p>
     <w:p>
@@ -1097,7 +1097,7 @@
         <w:pStyle w:val="BodyText"/>
       </w:pPr>
       <w:r>
-        <w:t xml:space="preserve">Chỉ số chấp nhận số (Digital Adoption Index, DAI), ngược lại, phản ánh mức độ áp dụng các công cụ số tại giao diện ngoại tại của doanh nghiệp, bao gồm việc sở hữu website, sử dụng email trong giao dịch kinh doanh, thanh toán điện tử, và bán hàng trực tuyến. Đây là các công cụ số có tính bề mặt (surface digital tools) theo phân loại của Verhoef et al. (2021), tức là nằm ở cấp độ số hóa (digitization) và số hóa quy trình (digitalization), chưa đạt đến cấp độ chuyển đổi số toàn diện (digital transformation). Trong phạm vi luận án, DAI được đo bằng proxy "foundational website adoption" từ dữ liệu WBES, đây là ràng buộc đo lường có chủ đích do giới hạn của bộ dữ liệu, không phải thiếu sót lý thuyết.</w:t>
+        <w:t xml:space="preserve">Trái lại, chỉ số chấp nhận số (Digital Adoption Index, DAI) phản ánh mức độ áp dụng các công cụ số tại giao diện ngoại tại của doanh nghiệp. Các công cụ này bao gồm sở hữu website, sử dụng email trong giao dịch kinh doanh, thanh toán điện tử, và bán hàng trực tuyến. Đây là các công cụ số có tính bề mặt (surface digital tools) theo phân loại của Verhoef et al. (2021), tức là nằm ở cấp độ số hóa (digitization) và số hóa quy trình (digitalization), chưa đạt đến cấp độ chuyển đổi số toàn diện (digital transformation). Trong phạm vi luận án, DAI được đo bằng proxy "foundational website adoption" từ dữ liệu WBES, đây là ràng buộc đo lường có chủ đích do giới hạn của bộ dữ liệu, không phải thiếu sót lý thuyết.</w:t>
       </w:r>
     </w:p>
     <w:p>
@@ -1105,7 +1105,7 @@
         <w:pStyle w:val="BodyText"/>
       </w:pPr>
       <w:r>
-        <w:t xml:space="preserve">Hai construct TCI và DAI không đồng nhất và vận hành theo cơ chế khác nhau trong mối quan hệ quốc tế hóa, hiệu quả: TCI hoạt động chủ yếu như một nhân tố nâng mặt bằng hiệu quả (level shifter), trong khi DAI có xu hướng làm thay đổi độ dốc hoặc độ cong của đường quan hệ I–P tùy theo bối cảnh (Bhandari et al., 2023; Chen &amp; Meng, 2022). Việc duy trì sự phân biệt rõ ràng này trong suốt luận án là điều kiện tiên quyết để đảm bảo tính thuần khiết của cấu trúc (construct purity) theo tiêu chuẩn của Coltman et al. (2008).</w:t>
+        <w:t xml:space="preserve">Hai construct TCI và DAI không đồng nhất và vận hành theo cơ chế khác nhau trong mối quan hệ quốc tế hóa-hiệu quả. TCI hoạt động chủ yếu như một nhân tố nâng mặt bằng hiệu quả (level shifter). Trong khi đó, DAI có xu hướng làm thay đổi độ dốc hoặc độ cong của đường quan hệ I–P tùy theo bối cảnh (Bhandari et al., 2023; Chen &amp; Meng, 2022). Việc duy trì sự phân biệt rõ ràng này trong suốt luận án là điều kiện tiên quyết để đảm bảo tính thuần khiết của cấu trúc (construct purity) theo tiêu chuẩn của Coltman et al. (2008).</w:t>
       </w:r>
     </w:p>
     <w:bookmarkEnd w:id="39"/>
@@ -1131,7 +1131,7 @@
         <w:pStyle w:val="BodyText"/>
       </w:pPr>
       <w:r>
-        <w:t xml:space="preserve">Để vận hành hóa bối cảnh thể chế đa cấp và đa quốc gia trong luận án, khung ICRV (Institutional Context Regime Variation — Biến thiên chế độ bối cảnh thể chế) được phát triển như một công cụ phân loại có hệ thống. Khung ICRV chia 47 nền kinh tế trong phạm vi nghiên cứu thành sáu nhóm (sub-regime), dựa trên tổ hợp các chỉ số quản trị toàn cầu (World Governance Indicators — WGI) của Kaufmann et al. (2011), mức độ phát triển kinh tế, và đặc trưng cấu trúc thể chế: Nhóm I (Advanced Innovation-Driven, bao gồm Singapore, Hong Kong, Đài Loan, Hàn Quốc), Nhóm II (Advanced Resource-Driven, bao gồm các nền kinh tế vùng Vịnh), Nhóm III (Upper-middle, điển hình là Trung Quốc), Nhóm IV (Lower-middle transition, bao gồm Việt Nam và Ấn Độ), Nhóm V (Frontier), và Nhóm VI (Pacific SIDS — Small Island Developing States). Khung này mở rộng từ phân loại thể chế của Khanna và Palepu (2010) và được điều chỉnh để phản ánh thực tiễn đa dạng của châu Á và khu vực lân cận.</w:t>
+        <w:t xml:space="preserve">Để vận hành hóa bối cảnh thể chế đa cấp và đa quốc gia trong luận án, khung ICRV (Institutional Context Regime Variation — Biến thiên chế độ bối cảnh thể chế) được phát triển như một công cụ phân loại có hệ thống. Khung ICRV chia 47 nền kinh tế trong phạm vi nghiên cứu thành sáu nhóm (sub-regime). Việc phân nhóm dựa trên tổ hợp các chỉ số quản trị toàn cầu (World Governance Indicators — WGI) của Kaufmann et al. (2011), mức độ phát triển kinh tế, và đặc trưng cấu trúc thể chế. Sáu nhóm bao gồm: Nhóm I (Advanced Innovation-Driven), Nhóm II (Advanced Resource-Driven), Nhóm III (Upper-middle), Nhóm IV (Lower-middle transition), Nhóm V (Frontier), và Nhóm VI (Pacific SIDS — Small Island Developing States). Đại diện điển hình lần lượt là: Singapore, Hong Kong, Đài Loan, Hàn Quốc (Nhóm I); các nền kinh tế vùng Vịnh (Nhóm II); Trung Quốc (Nhóm III); Việt Nam và Ấn Độ (Nhóm IV). Khung này mở rộng từ phân loại thể chế của Khanna và Palepu (2010) và được điều chỉnh để phản ánh thực tiễn đa dạng của châu Á và khu vực lân cận.</w:t>
       </w:r>
     </w:p>
     <w:p>
@@ -1174,7 +1174,7 @@
         <w:pStyle w:val="FirstParagraph"/>
       </w:pPr>
       <w:r>
-        <w:t xml:space="preserve">Mô hình Uppsala (Johanson &amp; Vahlne, 1977) là một trong những lý thuyết có ảnh hưởng sâu rộng nhất trong nghiên cứu về quốc tế hóa doanh nghiệp. Được xây dựng trên cơ sở quan sát quá trình quốc tế hóa của các doanh nghiệp Thụy Điển, mô hình đề xuất rằng doanh nghiệp quốc tế hóa theo một quá trình tuần tự và tích lũy, trong đó tri thức thị trường nước ngoài và cam kết nguồn lực vào thị trường đó tác động lẫn nhau theo vòng lặp phản hồi. Doanh nghiệp bắt đầu bằng xuất khẩu gián tiếp, tiến đến đại lý độc lập, sau đó là chi nhánh kinh doanh, và cuối cùng là sản xuất tại nước ngoài, phản ánh mức độ cam kết và tri thức ngày càng tăng.</w:t>
+        <w:t xml:space="preserve">Mô hình Uppsala (Johanson &amp; Vahlne, 1977) là một trong những lý thuyết có ảnh hưởng sâu rộng nhất trong nghiên cứu về quốc tế hóa doanh nghiệp. Mô hình được xây dựng trên cơ sở quan sát quá trình quốc tế hóa của các doanh nghiệp Thụy Điển. Mô hình đề xuất rằng doanh nghiệp quốc tế hóa theo một quá trình tuần tự và tích lũy. Trong quá trình đó, tri thức thị trường nước ngoài và cam kết nguồn lực vào thị trường tác động lẫn nhau theo vòng lặp phản hồi. Doanh nghiệp bắt đầu bằng xuất khẩu gián tiếp, tiến đến đại lý độc lập, sau đó là chi nhánh kinh doanh, và cuối cùng là sản xuất tại nước ngoài. Trình tự này phản ánh mức độ cam kết và tri thức ngày càng tăng.</w:t>
       </w:r>
     </w:p>
     <w:p>
@@ -1182,7 +1182,7 @@
         <w:pStyle w:val="BodyText"/>
       </w:pPr>
       <w:r>
-        <w:t xml:space="preserve">Một trong những khái niệm trọng tâm của mô hình Uppsala là "gánh nặng của người nước ngoài" (liability of foreignness), chi phí và bất lợi mà doanh nghiệp phải gánh chịu khi hoạt động ở môi trường văn hóa, thể chế, và pháp lý xa lạ (Zaheer, 1995). Johanson và Vahlne (2009) cập nhật mô hình bằng cách bổ sung khái niệm "gánh nặng của người ngoài mạng lưới" (liability of outsidership), nhấn mạnh rằng trong nền kinh tế toàn cầu hiện đại, rào cản lớn nhất không phải là khoảng cách địa lý hay tâm lý, mà là vị trí ngoài lề của các mạng lưới kinh doanh địa phương. Hai loại gánh nặng này giải thích vì sao chi phí quốc tế hóa giai đoạn đầu thường cao, tạo ra giai đoạn hiệu quả giảm trước khi doanh nghiệp tích lũy đủ tri thức và quan hệ để thu được lợi ích từ mở rộng quốc tế (Lu &amp; Beamish, 2004; Contractor et al., 2003).</w:t>
+        <w:t xml:space="preserve">Một trong những khái niệm trọng tâm của mô hình Uppsala là "gánh nặng của người nước ngoài" (liability of foreignness). Khái niệm này chỉ chi phí và bất lợi mà doanh nghiệp phải gánh chịu khi hoạt động ở môi trường văn hóa, thể chế, và pháp lý xa lạ (Zaheer, 1995). Johanson và Vahlne (2009) cập nhật mô hình bằng cách bổ sung khái niệm "gánh nặng của người ngoài mạng lưới" (liability of outsidership). Các tác giả nhấn mạnh rằng trong nền kinh tế toàn cầu hiện đại, rào cản lớn nhất không phải là khoảng cách địa lý hay tâm lý. Rào cản chính nằm ở vị trí ngoài lề của các mạng lưới kinh doanh địa phương. Hai loại gánh nặng này giải thích vì sao chi phí quốc tế hóa giai đoạn đầu thường cao. Chính chi phí cao tạo ra giai đoạn hiệu quả giảm trước khi doanh nghiệp tích lũy đủ tri thức và quan hệ để thu được lợi ích từ mở rộng quốc tế (Lu &amp; Beamish, 2004; Contractor et al., 2003).</w:t>
       </w:r>
     </w:p>
     <w:p>
@@ -1190,7 +1190,7 @@
         <w:pStyle w:val="BodyText"/>
       </w:pPr>
       <w:r>
-        <w:t xml:space="preserve">Tuy nhiên, mô hình Uppsala cổ điển được xây dựng trong bối cảnh tiền số và tiền nền tảng (pre-platform), nên đã bị thách thức đáng kể trong thập kỷ gần đây. Các nghiên cứu về born-global firms, tức doanh nghiệp quốc tế hóa ngay từ giai đoạn đầu mà không theo trình tự tuần tự, và platform firms, tức doanh nghiệp công nghệ tận dụng nền tảng số để vươn ra thị trường quốc tế không cần hiện diện vật lý, cho thấy logic của Uppsala không còn phổ quát (Stallkamp &amp; Schotter, 2021; Yang et al., 2025). Trong luận án này, mô hình Uppsala không bị bác bỏ, mà được tái định vị như một lớp nền giải thích chi phí học hỏi và bất định trong giai đoạn đầu quốc tế hóa, còn cơ chế học hỏi được mở rộng để bao gồm "học hỏi tăng cường bằng dữ liệu số" (data-augmented learning) trong kỷ nguyên chuyển đổi số, nơi dữ liệu từ thị trường nước ngoài có thể được thu thập, xử lý và phân tích nhanh hơn nhiều so với trước (Banalieva &amp; Dhanaraj, 2019).</w:t>
+        <w:t xml:space="preserve">Dẫu vậy, mô hình Uppsala cổ điển được xây dựng trong bối cảnh tiền số và tiền nền tảng (pre-platform). Mô hình đã bị thách thức đáng kể trong thập kỷ gần đây. Hai dòng nghiên cứu chính cho thấy logic của Uppsala không còn phổ quát. Dòng thứ nhất là nghiên cứu về born-global firms, tức doanh nghiệp quốc tế hóa ngay từ giai đoạn đầu mà không theo trình tự tuần tự. Dòng thứ hai là về platform firms, tức doanh nghiệp công nghệ tận dụng nền tảng số để vươn ra thị trường quốc tế không cần hiện diện vật lý (Stallkamp &amp; Schotter, 2021; Yang et al., 2025). Trong luận án này, mô hình Uppsala không bị bác bỏ, mà được tái định vị như một lớp nền giải thích chi phí học hỏi và bất định trong giai đoạn đầu quốc tế hóa. Cơ chế học hỏi được mở rộng để bao gồm "học hỏi tăng cường bằng dữ liệu số" (data-augmented learning) trong kỷ nguyên chuyển đổi số. Ở kỷ nguyên này, dữ liệu từ thị trường nước ngoài có thể được thu thập, xử lý và phân tích nhanh hơn nhiều so với trước (Banalieva &amp; Dhanaraj, 2019).</w:t>
       </w:r>
     </w:p>
     <w:bookmarkEnd w:id="42"/>
@@ -1208,7 +1208,7 @@
         <w:pStyle w:val="FirstParagraph"/>
       </w:pPr>
       <w:r>
-        <w:t xml:space="preserve">Lý thuyết dựa trên nguồn lực (Resource-Based View — RBV) do Wernerfelt (1984) đặt nền và được Barney (1991) hệ thống hóa thành một khung lý thuyết có ảnh hưởng bền vững. RBV cho rằng doanh nghiệp không chỉ là tập hợp các hoạt động giá trị (value chain) mà còn là bó nguồn lực (bundle of resources), và sự khác biệt về hiệu quả lâu dài giữa các doanh nghiệp bắt nguồn từ sự khác biệt trong sở hữu và khai thác các nguồn lực thỏa mãn tiêu chí VRIN: có giá trị (Valuable), hiếm có (Rare), khó sao chép (Inimitable), và khó thay thế (Non-substitutable).</w:t>
+        <w:t xml:space="preserve">Lý thuyết dựa trên nguồn lực (Resource-Based View — RBV) do Wernerfelt (1984) đặt nền và được Barney (1991) hệ thống hóa thành một khung lý thuyết có ảnh hưởng bền vững. RBV cho rằng doanh nghiệp không chỉ là tập hợp các hoạt động giá trị (value chain) mà còn là bó nguồn lực (bundle of resources). Sự khác biệt về hiệu quả lâu dài giữa các doanh nghiệp bắt nguồn từ sự khác biệt trong sở hữu và khai thác các nguồn lực thỏa mãn tiêu chí VRIN: có giá trị (Valuable), hiếm có (Rare), khó sao chép (Inimitable), và khó thay thế (Non-substitutable).</w:t>
       </w:r>
     </w:p>
     <w:p>
@@ -1216,7 +1216,7 @@
         <w:pStyle w:val="BodyText"/>
       </w:pPr>
       <w:r>
-        <w:t xml:space="preserve">Áp dụng vào bối cảnh quốc tế hóa, RBV giải thích vì sao cùng một mức độ FSTS nhưng các doanh nghiệp lại đạt hiệu quả rất khác nhau: những doanh nghiệp sở hữu năng lực công nghệ, năng lực quản trị vượt trội, và năng lực học hỏi mạnh hơn sẽ chuyển hóa quốc tế hóa thành hiệu quả tốt hơn do họ có thể giảm chi phí liability of foreignness và khai thác lợi thế cạnh tranh trên phạm vi quốc tế hiệu quả hơn (Hitt et al., 2006; Peng, 2001). Cùng mức độ quốc tế hóa, doanh nghiệp có nguồn lực yếu hơn sẽ gánh chịu chi phí điều phối và rủi ro lớn hơn, trong khi doanh nghiệp có nguồn lực VRIN mạnh hơn có thể biến những thách thức đó thành lợi thế cạnh tranh.</w:t>
+        <w:t xml:space="preserve">Áp dụng vào bối cảnh quốc tế hóa, RBV giải thích vì sao cùng một mức độ FSTS nhưng các doanh nghiệp lại đạt hiệu quả khác nhau. Doanh nghiệp sở hữu năng lực công nghệ, năng lực quản trị vượt trội, và năng lực học hỏi mạnh hơn sẽ chuyển hóa quốc tế hóa thành hiệu quả tốt hơn. Doanh nghiệp như vậy có thể giảm chi phí liability of foreignness và khai thác lợi thế cạnh tranh trên phạm vi quốc tế hiệu quả hơn (Hitt et al., 2006; Peng, 2001). Cùng mức độ quốc tế hóa, doanh nghiệp có nguồn lực yếu hơn sẽ gánh chịu chi phí điều phối và rủi ro lớn hơn. Doanh nghiệp có nguồn lực VRIN mạnh hơn có thể biến những thách thức đó thành lợi thế cạnh tranh.</w:t>
       </w:r>
     </w:p>
     <w:p>
@@ -1224,7 +1224,7 @@
         <w:pStyle w:val="BodyText"/>
       </w:pPr>
       <w:r>
-        <w:t xml:space="preserve">Trong bối cảnh đương đại, RBV được mở rộng bằng lý thuyết năng lực động (dynamic capabilities) của Teece et al. (1997), nhấn mạnh khả năng của doanh nghiệp trong việc tích hợp, xây dựng và tái cấu hình các năng lực nội bộ để ứng phó với môi trường cạnh tranh thay đổi nhanh chóng. Trong kỷ nguyên số, năng lực công nghệ (TCI), theo phân biệt của luận án, được xem là một dạng năng lực động quan trọng, cho phép doanh nghiệp tái cấu hình nguồn lực và mô hình kinh doanh để ứng phó với bất định trong quốc tế hóa (Bhandari et al., 2023; Verhoef et al., 2021). DAI, chỉ số áp dụng số nền tảng (Tier-1 proxy) đo lường sự hiện diện website, phản ánh mức độ chấp nhận kỹ thuật số cơ bản chứ không phải năng lực động theo nghĩa Teece et al. (1997). RBV cung cấp nền lý thuyết trực tiếp cho giả thuyết H2 về vai trò điều tiết của TCI, trong khi H3 về DAI được neo đậu trong Foundational Digital Adoption Framework (Banalieva &amp; Dhanaraj, 2019).</w:t>
+        <w:t xml:space="preserve">Trong bối cảnh đương đại, RBV được mở rộng bằng lý thuyết năng lực động (dynamic capabilities) của Teece et al. (1997). Lý thuyết này nhấn mạnh khả năng của doanh nghiệp trong việc tích hợp, xây dựng và tái cấu hình các năng lực nội bộ để ứng phó với môi trường cạnh tranh thay đổi nhanh chóng. Trong kỷ nguyên số, năng lực công nghệ (TCI) theo phân biệt của luận án được xem là một dạng năng lực động quan trọng. TCI cho phép doanh nghiệp tái cấu hình nguồn lực và mô hình kinh doanh để ứng phó với bất định trong quốc tế hóa (Bhandari et al., 2023; Verhoef et al., 2021). DAI là chỉ số áp dụng số nền tảng (Tier-1 proxy) đo lường sự hiện diện website. DAI phản ánh mức độ chấp nhận kỹ thuật số cơ bản chứ không phải năng lực động theo nghĩa Teece et al. (1997). RBV cung cấp nền lý thuyết trực tiếp cho giả thuyết H2 về vai trò điều tiết của TCI. H3 về DAI được neo đậu trong Foundational Digital Adoption Framework (Banalieva &amp; Dhanaraj, 2019).</w:t>
       </w:r>
     </w:p>
     <w:bookmarkEnd w:id="43"/>
@@ -1250,7 +1250,7 @@
         <w:pStyle w:val="BodyText"/>
       </w:pPr>
       <w:r>
-        <w:t xml:space="preserve">North (1990) chỉ ra rằng thể chế hiệu quả làm giảm chi phí giao dịch, bảo vệ quyền sở hữu trí tuệ, và tạo ra môi trường khuyến khích đầu tư dài hạn. Ngược lại, ở các nền kinh tế đang phát triển, sự vắng mặt hoặc yếu kém của các thể chế trung gian thị trường, từ hệ thống pháp lý đến thị trường vốn, từ tổ chức đánh giá tín nhiệm đến hiệp hội ngành nghề, tạo ra "khoảng trống thể chế" (institutional voids) làm tăng chi phí giao dịch và rủi ro cho doanh nghiệp khi hoạt động hoặc mở rộng ra nước ngoài (Khanna &amp; Palepu, 2010).</w:t>
+        <w:t xml:space="preserve">North (1990) chỉ ra rằng thể chế hiệu quả làm giảm chi phí giao dịch, bảo vệ quyền sở hữu trí tuệ, và tạo ra môi trường khuyến khích đầu tư dài hạn. Ngược lại, ở các nền kinh tế đang phát triển, sự vắng mặt hoặc yếu kém của các thể chế trung gian thị trường tạo ra "khoảng trống thể chế" (institutional voids). Các thể chế trung gian thiếu hụt này bao gồm hệ thống pháp lý, thị trường vốn, tổ chức đánh giá tín nhiệm, và hiệp hội ngành nghề. Khoảng trống này làm tăng chi phí giao dịch và rủi ro cho doanh nghiệp khi hoạt động hoặc mở rộng ra nước ngoài (Khanna &amp; Palepu, 2010).</w:t>
       </w:r>
     </w:p>
     <w:p>
@@ -1258,7 +1258,7 @@
         <w:pStyle w:val="BodyText"/>
       </w:pPr>
       <w:r>
-        <w:t xml:space="preserve">Trong literature về I–P, bằng chứng meta-analytic của Marano et al. (2016), phân tích 170 nghiên cứu với 32 quốc gia giai đoạn 1972–2012, cho thấy thể chế quốc gia nguồn điều tiết đáng kể mối quan hệ quốc tế hóa, hiệu quả, với doanh nghiệp từ các nền kinh tế có thể chế yếu hơn có xu hướng thu được lợi ích thấp hơn hoặc thậm chí tổn thất từ quốc tế hóa. Cuervo-Cazurra et al. (2018) bổ sung rằng bất định thể chế ở quốc gia nguồn (home country uncertainty) không chỉ tạo ra thách thức mà còn có thể xây dựng năng lực quản lý bất định đặc thù, giúp doanh nghiệp ở các thị trường mới nổi cạnh tranh hiệu quả hơn ở các thị trường nước ngoài có đặc điểm tương tự. Lý thuyết thể chế cung cấp nền tảng lý luận cho giả thuyết H5 và cho khung ICRV trong luận án.</w:t>
+        <w:t xml:space="preserve">Trong literature về I–P, bằng chứng meta-analytic của Marano et al. (2016) phân tích 170 nghiên cứu với 32 quốc gia giai đoạn 1972–2012. Kết quả cho thấy thể chế quốc gia nguồn điều tiết đáng kể mối quan hệ quốc tế hóa-hiệu quả. Doanh nghiệp từ các nền kinh tế có thể chế yếu hơn có xu hướng thu được lợi ích thấp hơn hoặc thậm chí tổn thất từ quốc tế hóa. Cuervo-Cazurra et al. (2018) bổ sung rằng bất định thể chế ở quốc gia nguồn (home country uncertainty) không chỉ tạo ra thách thức mà còn có thể xây dựng năng lực quản lý bất định đặc thù. Năng lực này giúp doanh nghiệp ở các thị trường mới nổi cạnh tranh hiệu quả hơn ở các thị trường nước ngoài có đặc điểm tương tự. Lý thuyết thể chế cung cấp nền tảng lý luận cho giả thuyết H5 và cho khung ICRV trong luận án.</w:t>
       </w:r>
     </w:p>
     <w:bookmarkEnd w:id="44"/>
@@ -1276,7 +1276,7 @@
         <w:pStyle w:val="FirstParagraph"/>
       </w:pPr>
       <w:r>
-        <w:t xml:space="preserve">Lý thuyết thượng tầng quản trị (Upper Echelons Theory) do Hambrick và Mason (1984) đề xuất và được Hambrick (2007) cập nhật, cho rằng các quyết định chiến lược lớn và kết quả của tổ chức không phải là sản phẩm của các quy trình duy lý hoàn toàn, mà phản ánh đặc điểm nhận thức, giá trị và kinh nghiệm của nhà quản trị cấp cao. Nói cách khác, "tổ chức là sự phản chiếu của nhà quản trị đỉnh cao" (Hambrick &amp; Mason, 1984, tr. 193).</w:t>
+        <w:t xml:space="preserve">Lý thuyết thượng tầng quản trị (Upper Echelons Theory) do Hambrick và Mason (1984) đề xuất và được Hambrick (2007) cập nhật. Lý thuyết cho rằng các quyết định chiến lược lớn và kết quả của tổ chức không phải là sản phẩm của các quy trình duy lý hoàn toàn. Các quyết định đó phản ánh đặc điểm nhận thức, giá trị và kinh nghiệm của nhà quản trị cấp cao. Nói cách khác, "tổ chức là sự phản chiếu của nhà quản trị đỉnh cao" (Hambrick &amp; Mason, 1984, tr. 193).</w:t>
       </w:r>
     </w:p>
     <w:p>
@@ -1284,7 +1284,7 @@
         <w:pStyle w:val="BodyText"/>
       </w:pPr>
       <w:r>
-        <w:t xml:space="preserve">Trong bối cảnh quốc tế hóa, Upper Echelons Theory có hai hàm ý trực tiếp. Thứ nhất, kinh nghiệm quốc tế của nhà quản trị cấp cao, được đo bằng số năm kinh nghiệm làm việc hoặc học tập ở nước ngoài, hay tiếp xúc với thị trường quốc tế, giúp giảm nhận thức về liability of foreignness và nâng cao khả năng đánh giá cơ hội, quản trị rủi ro ở thị trường quốc tế (Hsu et al., 2013; Sambharya, 1996). Thứ hai, sự đa dạng giới tính trong lãnh đạo, đặc biệt là sự hiện diện của quản trị viên nữ ở các vị trí lãnh đạo, liên quan đến nhận thức chiến lược đa chiều hơn và thực tiễn quản trị rủi ro thận trọng hơn, qua đó có tác động tích cực đến hiệu quả doanh nghiệp trong quá trình quốc tế hóa (Post &amp; Byron, 2015). Những hàm ý này cung cấp cơ sở lý thuyết cho giả thuyết H4 về vai trò điều tiết của đặc điểm nhà quản trị cấp cao.</w:t>
+        <w:t xml:space="preserve">Trong bối cảnh quốc tế hóa, Upper Echelons Theory có hai hàm ý trực tiếp. Thứ nhất, kinh nghiệm quốc tế của nhà quản trị cấp cao được đo bằng số năm kinh nghiệm làm việc hoặc học tập ở nước ngoài, hay tiếp xúc với thị trường quốc tế. Kinh nghiệm này giúp giảm nhận thức về liability of foreignness và nâng cao khả năng đánh giá cơ hội, quản trị rủi ro ở thị trường quốc tế (Hsu et al., 2013; Sambharya, 1996). Thứ hai, sự đa dạng giới tính trong lãnh đạo (đặc biệt là sự hiện diện của quản trị viên nữ ở các vị trí lãnh đạo) liên quan đến nhận thức chiến lược đa chiều hơn và thực tiễn quản trị rủi ro thận trọng hơn. Yếu tố này tác động tích cực đến hiệu quả doanh nghiệp trong quá trình quốc tế hóa (Post &amp; Byron, 2015). Những hàm ý này cung cấp cơ sở lý thuyết cho giả thuyết H4 về vai trò điều tiết của đặc điểm nhà quản trị cấp cao.</w:t>
       </w:r>
     </w:p>
     <w:bookmarkEnd w:id="45"/>
@@ -1310,7 +1310,7 @@
         <w:pStyle w:val="BodyText"/>
       </w:pPr>
       <w:r>
-        <w:t xml:space="preserve">Banalieva và Dhanaraj (2019) là một trong những nghiên cứu đầu tiên đề xuất cập nhật lý thuyết nội hóa (internalization theory) cho nền kinh tế số, lập luận rằng dữ liệu số và tương tác dựa trên nền tảng làm giảm sự phụ thuộc vào hiện diện vật lý và thay đổi cơ bản logic về quyết định nội hóa. Stallkamp và Schotter (2021) mở rộng luận điểm này bằng cách chỉ ra rằng các doanh nghiệp nền tảng (platform firms) quốc tế hóa theo logic đa diện (multi-sided) khác hẳn với các MNCs truyền thống, với hiệu ứng mạng lưới tạo ra lợi thế quy mô không bị ràng buộc bởi biên giới địa lý. Verhoef et al. (2021) cung cấp khung khái niệm phân tầng ba cấp độ: số hóa thông tin (digitization), số hóa quy trình (digitalization), và chuyển đổi số toàn diện (digital transformation), nhấn mạnh rằng các cấp độ này khác nhau về chiều sâu tổ chức và tác động kinh doanh. Yang et al. (2025) bổ sung bằng systematic review về quốc tế hóa của các doanh nghiệp số, phác thảo các lý thuyết cần điều chỉnh và hướng nghiên cứu tiếp theo.</w:t>
+        <w:t xml:space="preserve">Banalieva và Dhanaraj (2019) là một trong những nghiên cứu đầu tiên đề xuất cập nhật lý thuyết nội hóa (internalization theory) cho nền kinh tế số. Các tác giả lập luận rằng dữ liệu số và tương tác dựa trên nền tảng làm giảm sự phụ thuộc vào hiện diện vật lý và thay đổi cơ bản logic về quyết định nội hóa. Stallkamp và Schotter (2021) mở rộng luận điểm này bằng cách chỉ ra rằng các doanh nghiệp nền tảng (platform firms) quốc tế hóa theo logic đa diện (multi-sided) khác hẳn với các MNCs truyền thống. Hiệu ứng mạng lưới tạo ra lợi thế quy mô không bị ràng buộc bởi biên giới địa lý. Verhoef et al. (2021) cung cấp khung khái niệm phân tầng ba cấp độ: số hóa thông tin (digitization), số hóa quy trình (digitalization), và chuyển đổi số toàn diện (digital transformation). Các cấp độ này khác nhau về chiều sâu tổ chức và tác động kinh doanh. Yang et al. (2025) bổ sung bằng systematic review về quốc tế hóa của các doanh nghiệp số, phác thảo các lý thuyết cần điều chỉnh và hướng nghiên cứu tiếp theo.</w:t>
       </w:r>
     </w:p>
     <w:p>
@@ -1318,7 +1318,7 @@
         <w:pStyle w:val="BodyText"/>
       </w:pPr>
       <w:r>
-        <w:t xml:space="preserve">Trong luận án, lớp mở rộng về năng lực số đóng vai trò mở rộng RBV bằng cách xác định TCI và DAI như hai loại tài sản số có chiều sâu và cơ chế vận hành khác nhau, đồng thời mở rộng Uppsala bằng cơ chế học hỏi dựa trên dữ liệu số. Sự tích hợp này tạo thành lớp thứ năm của khung lý thuyết, bổ sung cho bốn lý thuyết kinh điển để tạo thành một khung giải thích hoàn chỉnh và phù hợp với thực tiễn kinh doanh đương đại.</w:t>
+        <w:t xml:space="preserve">Trong luận án, lớp mở rộng về năng lực số đóng vai trò mở rộng RBV bằng cách xác định TCI và DAI như hai loại tài sản số có chiều sâu và cơ chế vận hành khác nhau. Lớp mở rộng này đồng thời mở rộng Uppsala bằng cơ chế học hỏi dựa trên dữ liệu số. Sự tích hợp này tạo thành lớp thứ năm của khung lý thuyết, bổ sung cho bốn lý thuyết kinh điển để tạo thành một khung giải thích hoàn chỉnh và phù hợp với thực tiễn kinh doanh đương đại.</w:t>
       </w:r>
     </w:p>
     <w:p>
@@ -1369,7 +1369,7 @@
         <w:pStyle w:val="BodyText"/>
       </w:pPr>
       <w:r>
-        <w:t xml:space="preserve">Giai đoạn thứ hai (từ cuối thập niên 1990 đến đầu thập niên 2000) chứng kiến sự xuất hiện của mô hình phi tuyến, thách thức giả định tuyến tính giản đơn. Hitt et al. (1997) là nghiên cứu đầu tiên kiểm định và tìm thấy bằng chứng cho quan hệ chữ U ngược (inverted-U) giữa đa dạng hóa sản phẩm quốc tế và hiệu quả, lập luận rằng lợi ích từ quốc tế hóa tăng đến một điểm tối ưu rồi suy giảm do chi phí điều phối và phức tạp tổ chức vượt qua lợi ích. Gomes và Ramaswamy (1999) cung cấp bằng chứng tương tự trong bối cảnh doanh nghiệp đa ngành. Contractor et al. (2003) và Lu và Beamish (2004) tinh chỉnh mô hình phi tuyến với đề xuất "đường cong chữ S ba giai đoạn" (three-stage S-curve), theo đó hiệu quả giảm ở giai đoạn thâm nhập ban đầu (chi phí thiết lập), tăng ở giai đoạn khai thác (học hỏi tích lũy và quy mô), rồi lại giảm ở giai đoạn siêu mở rộng (over-extension) khi chi phí phức tạp vượt quá lợi ích.</w:t>
+        <w:t xml:space="preserve">Giai đoạn thứ hai (từ cuối thập niên 1990 đến đầu thập niên 2000) chứng kiến sự xuất hiện của mô hình phi tuyến, thách thức giả định tuyến tính giản đơn. Hitt et al. (1997) là nghiên cứu đầu tiên kiểm định và tìm thấy bằng chứng cho quan hệ chữ U ngược (inverted-U) giữa đa dạng hóa sản phẩm quốc tế và hiệu quả. Các tác giả lập luận rằng lợi ích từ quốc tế hóa tăng đến một điểm tối ưu rồi suy giảm do chi phí điều phối và phức tạp tổ chức vượt qua lợi ích. Gomes và Ramaswamy (1999) cung cấp bằng chứng tương tự trong bối cảnh doanh nghiệp đa ngành. Contractor et al. (2003) và Lu và Beamish (2004) tinh chỉnh mô hình phi tuyến với đề xuất "đường cong chữ S ba giai đoạn" (three-stage S-curve). Theo mô hình này, hiệu quả giảm ở giai đoạn thâm nhập ban đầu (chi phí thiết lập), tăng ở giai đoạn khai thác (học hỏi tích lũy và quy mô), rồi lại giảm ở giai đoạn siêu mở rộng (over-extension) khi chi phí phức tạp vượt quá lợi ích.</w:t>
       </w:r>
     </w:p>
     <w:p>
@@ -1377,7 +1377,7 @@
         <w:pStyle w:val="BodyText"/>
       </w:pPr>
       <w:r>
-        <w:t xml:space="preserve">Giai đoạn thứ ba (từ cuối thập niên 2000 đến hiện tại) chuyển trọng tâm sang nghiên cứu các yếu tố điều tiết (moderators), tức điều kiện bối cảnh làm thay đổi hình dạng, cường độ, hoặc dấu của mối quan hệ I–P. Các moderator được nghiên cứu bao gồm đặc điểm quốc gia nguồn (Marano et al., 2016), đặc điểm ngành (Kirca et al., 2012), năng lực lãnh đạo cấp cao (Hsu et al., 2013), và năng lực kỹ thuật số (Bhandari et al., 2023; Wu et al., 2022). Sự chuyển dịch này phản ánh nhận thức ngày càng sâu sắc rằng không có quan hệ I–P phổ quát, kết quả quốc tế hóa phụ thuộc vào điều kiện cụ thể của doanh nghiệp, ngành và quốc gia (Arte &amp; Larimo, 2022).</w:t>
+        <w:t xml:space="preserve">Giai đoạn thứ ba (từ cuối thập niên 2000 đến hiện tại) chuyển trọng tâm sang nghiên cứu các yếu tố điều tiết (moderators). Đây là các điều kiện bối cảnh làm thay đổi hình dạng, cường độ, hoặc dấu của mối quan hệ I–P. Các moderator được nghiên cứu bao gồm đặc điểm quốc gia nguồn (Marano et al., 2016), đặc điểm ngành (Kirca et al., 2012), năng lực lãnh đạo cấp cao (Hsu et al., 2013), và năng lực kỹ thuật số (Bhandari et al., 2023; Wu et al., 2022). Sự chuyển dịch này phản ánh nhận thức ngày càng sâu sắc rằng không có quan hệ I–P phổ quát. Kết quả quốc tế hóa phụ thuộc vào điều kiện cụ thể của doanh nghiệp, ngành và quốc gia (Arte &amp; Larimo, 2022).</w:t>
       </w:r>
     </w:p>
     <w:bookmarkEnd w:id="48"/>
@@ -1403,7 +1403,7 @@
         <w:pStyle w:val="BodyText"/>
       </w:pPr>
       <w:r>
-        <w:t xml:space="preserve">Bausch và Krist (2007) phân tích 65 nghiên cứu và tìm thấy tác động tổng hợp dương nhưng nhỏ (r ≈ 0,10), đồng thời xác nhận rằng mức độ dị biệt (heterogeneity) giữa các nghiên cứu rất cao với I² &gt; 80%, hàm ý rằng các moderator là nguồn giải thích chủ yếu cho sự khác biệt. Kirca et al. (2012) mở rộng pool lên 154 mẫu và tìm thấy tác động tổng hợp tương tự, đồng thời xác nhận vai trò của bối cảnh quốc gia và ngành. Marano et al. (2016), nghiên cứu meta-analytic toàn diện nhất trong literature với 170 nghiên cứu và 32 quốc gia, tìm thấy r ≈ 0,07–0,13 và chứng minh rằng thể chế quốc gia nguồn là moderator quan trọng nhất trong tất cả các biến bối cảnh được kiểm định. Wu et al. (2022) cập nhật với pool 218 effect sizes tập trung vào các emerging market multinationals (EMNEs) và tìm thấy mô hình moderator tương tự. Tại hội nghị ICBEF 2024, kết quả sơ bộ từ pool nghiên cứu về châu Á với k = 113 effect-size units cho thấy r = 0,07, nhất quán với các meta-analyses toàn cầu nhưng cụ thể hơn về bối cảnh châu Á. Luận án này mở rộng pool đó thông qua Nghiên cứu P6, một meta-analysis ba tầng (three-level MARA) với k = 238 nghiên cứu và K = 288 effect sizes từ châu Á và Thái Bình Dương, ước lượng r̄ = 0,074 [KTC 95%: 0,060; 0,088], I² = 62,4%, Q_M(ICRV) = 17,35 (df = 4, p = ,002). Kết quả này xác nhận tác động tổng hợp dương nhỏ nhưng bền vững, đồng thời chứng minh rằng gradient ICRV, turning point giảm dần khi chuyển từ thể chế yếu sang thể chế mạnh, là moderator thực chất của mối quan hệ I–P trong bối cảnh châu Á (Do &amp; Phan, 2026c).</w:t>
+        <w:t xml:space="preserve">Bausch và Krist (2007) phân tích 65 nghiên cứu và tìm thấy tác động tổng hợp dương nhưng nhỏ (r ≈ 0,10). Các tác giả xác nhận rằng mức độ dị biệt (heterogeneity) giữa các nghiên cứu rất cao với I² &gt; 80%. Kết quả này hàm ý rằng các moderator là nguồn giải thích chủ yếu cho sự khác biệt. Kirca et al. (2012) mở rộng pool lên 154 mẫu và tìm thấy tác động tổng hợp tương tự, đồng thời xác nhận vai trò của bối cảnh quốc gia và ngành. Marano et al. (2016) là nghiên cứu meta-analytic toàn diện nhất trong literature với 170 nghiên cứu và 32 quốc gia. Nhóm tác giả tìm thấy r ≈ 0,07–0,13 và chứng minh rằng thể chế quốc gia nguồn là moderator quan trọng nhất trong tất cả các biến bối cảnh được kiểm định. Wu et al. (2022) cập nhật với pool 218 effect sizes tập trung vào các emerging market multinationals (EMNEs) và tìm thấy mô hình moderator tương tự. Tại hội nghị ICBEF 2024, kết quả sơ bộ từ pool nghiên cứu về châu Á với k = 113 effect-size units cho thấy r = 0,07. Kết quả này nhất quán với các meta-analyses toàn cầu nhưng cụ thể hơn về bối cảnh châu Á. Luận án này mở rộng pool đó thông qua Nghiên cứu P6, một meta-analysis ba tầng (three-level MARA) với k = 238 nghiên cứu và K = 288 effect sizes từ châu Á và Thái Bình Dương. Kết quả ước lượng r̄ = 0,074 [KTC 95%: 0,060; 0,088], I² = 62,4%, Q_M(ICRV) = 17,35 (df = 4, p = ,002). Kết quả này xác nhận tác động tổng hợp dương nhỏ nhưng bền vững. Phát hiện này chứng minh rằng gradient ICRV (turning point giảm dần khi chuyển từ thể chế yếu sang thể chế mạnh) là moderator thực chất của mối quan hệ I–P trong bối cảnh châu Á (Do &amp; Phan, 2026c).</w:t>
       </w:r>
     </w:p>
     <w:p>
@@ -1411,7 +1411,7 @@
         <w:pStyle w:val="BodyText"/>
       </w:pPr>
       <w:r>
-        <w:t xml:space="preserve">Nhìn chung, bằng chứng meta-analytic cho thấy ba kết luận quan trọng: tác động tổng hợp của quốc tế hóa lên hiệu quả là dương nhưng khiêm tốn; mức dị biệt rất cao; và các moderator bối cảnh, đặc biệt là thể chế quốc gia, năng lực doanh nghiệp, và đặc điểm ngành, là những nguồn giải thích chính cho sự khác biệt giữa các nghiên cứu. Đây là luận điểm cơ bản biện hộ cho sự cần thiết của một khung giải thích đa tầng.</w:t>
+        <w:t xml:space="preserve">Nhìn chung, bằng chứng meta-analytic cho thấy ba kết luận quan trọng. Thứ nhất, tác động tổng hợp của quốc tế hóa lên hiệu quả là dương nhưng khiêm tốn. Thứ hai, mức dị biệt rất cao. Thứ ba, các moderator bối cảnh, đặc biệt là thể chế quốc gia, năng lực doanh nghiệp, và đặc điểm ngành, là những nguồn giải thích chính cho sự khác biệt giữa các nghiên cứu. Đây là luận điểm cơ bản biện hộ cho sự cần thiết của một khung giải thích đa tầng.</w:t>
       </w:r>
     </w:p>
     <w:bookmarkEnd w:id="49"/>
@@ -1429,7 +1429,7 @@
         <w:pStyle w:val="FirstParagraph"/>
       </w:pPr>
       <w:r>
-        <w:t xml:space="preserve">Châu Á là bối cảnh đặc biệt quan trọng và đặc thù trong literature I–P vì nhiều lý do. Thứ nhất, sự đa dạng thể chế trong khu vực là ngoại lệ không có ở bất kỳ khu vực nào khác trên thế giới: từ Singapore với chất lượng quản trị đứng hàng đầu thế giới đến Afghanistan với chất lượng quản trị rất yếu, từ Nhật Bản với nền kinh tế phát triển hoàn thiện đến các Pacific SIDS với quy mô siêu nhỏ và hạ tầng thể chế còn sơ khai (Khanna &amp; Palepu, 2010; Peng, 2003). Thứ hai, tốc độ chuyển đổi số và hội nhập quốc tế rất không đồng đều giữa các quốc gia trong khu vực, tạo ra "thí nghiệm tự nhiên" về ảnh hưởng của bối cảnh thể chế và năng lực số đến kết quả quốc tế hóa.</w:t>
+        <w:t xml:space="preserve">Châu Á là bối cảnh đặc biệt quan trọng và đặc thù trong literature I–P vì nhiều lý do. Thứ nhất, sự đa dạng thể chế trong khu vực là ngoại lệ không có ở bất kỳ khu vực nào khác trên thế giới. Phổ thể chế trải dài từ Singapore với chất lượng quản trị đứng hàng đầu thế giới đến Afghanistan với chất lượng quản trị rất yếu. Khu vực cũng bao gồm cả Nhật Bản với nền kinh tế phát triển hoàn thiện lẫn các Pacific SIDS với quy mô siêu nhỏ và hạ tầng thể chế còn sơ khai (Khanna &amp; Palepu, 2010; Peng, 2003). Thứ hai, tốc độ chuyển đổi số và hội nhập quốc tế không đồng đều giữa các quốc gia trong khu vực. Sự không đồng đều này tạo ra "thí nghiệm tự nhiên" về ảnh hưởng của bối cảnh thể chế và năng lực số đến kết quả quốc tế hóa.</w:t>
       </w:r>
     </w:p>
     <w:p>
@@ -1437,7 +1437,7 @@
         <w:pStyle w:val="BodyText"/>
       </w:pPr>
       <w:r>
-        <w:t xml:space="preserve">Do và Phan (2026a) là nghiên cứu thực nghiệm multi-country quy mô lớn nhất hiện có về I–P trong bối cảnh châu Á mới nổi, phân tích 40.633 doanh nghiệp từ 17 nền kinh tế châu Á sử dụng dữ liệu WBES. Nghiên cứu tìm thấy: (i) tồn tại phân tầng năng suất rõ rệt giữa nhóm Chinese economies, South Asia và ASEAN, phản ánh sự dị biệt thể chế và năng lực giữa các nhóm; (ii) việc áp dụng công nghệ vừa làm tăng năng suất lao động trực tiếp vừa làm suy giảm đáng kể tác động bất lợi của các rào cản thể chế, phát hiện được gọi là "hiệu ứng lá chắn số" (digital shield effect). Do và Phan (2026g) kiểm định cụ thể với dữ liệu doanh nghiệp Trung Quốc và tìm thấy cấu trúc cubic inverted-U với ngưỡng FSTS tối ưu khoảng 47,8%, tức điểm turning point khá thấp so với các nền kinh tế tiên tiến. Luận án kế thừa và mở rộng các kết quả này trên pool đầy đủ 49 nền kinh tế (bao gồm 9 nền kinh tế đảo nhỏ Thái Bình Dương).</w:t>
+        <w:t xml:space="preserve">Do và Phan (2026a) là nghiên cứu thực nghiệm multi-country quy mô lớn nhất hiện có về I–P trong bối cảnh châu Á mới nổi. Nghiên cứu phân tích 40.633 doanh nghiệp từ 17 nền kinh tế châu Á sử dụng dữ liệu WBES. Nghiên cứu tìm thấy hai phát hiện chính. Thứ nhất, tồn tại phân tầng năng suất rõ rệt giữa nhóm Chinese economies, South Asia và ASEAN, phản ánh sự dị biệt thể chế và năng lực giữa các nhóm. Thứ hai, việc áp dụng công nghệ vừa làm tăng năng suất lao động trực tiếp vừa làm suy giảm đáng kể tác động bất lợi của các rào cản thể chế. Phát hiện này được gọi là "hiệu ứng lá chắn số" (digital shield effect). Do và Phan (2026g) kiểm định cụ thể với dữ liệu doanh nghiệp Trung Quốc và tìm thấy cấu trúc cubic inverted-U với ngưỡng FSTS tối ưu khoảng 47,8%. Đây là điểm turning point khá thấp so với các nền kinh tế tiên tiến. Luận án kế thừa và mở rộng các kết quả này trên pool đầy đủ 49 nền kinh tế (bao gồm 9 nền kinh tế đảo nhỏ Thái Bình Dương).</w:t>
       </w:r>
     </w:p>
     <w:p>
@@ -1445,7 +1445,7 @@
         <w:pStyle w:val="BodyText"/>
       </w:pPr>
       <w:r>
-        <w:t xml:space="preserve">Phần lớn các nghiên cứu về I–P trong bối cảnh châu Á tập trung vào Nhật Bản, Hàn Quốc, Đài Loan, và Trung Quốc, trong khi các nền kinh tế chuyển đổi như Việt Nam, Campuchia, Bangladesh, và đặc biệt là các Pacific SIDS, về cơ bản thiếu vắng trong literature. Sự thiếu đại diện này tạo ra khoảng trống nghiêm trọng trong khả năng khái quát hóa lý thuyết, vì các nền kinh tế frontier và SIDS có thể là địa điểm quan trọng để kiểm định điều kiện biên (boundary conditions) của các lý thuyết về I–P.</w:t>
+        <w:t xml:space="preserve">Phần lớn các nghiên cứu về I–P trong bối cảnh châu Á tập trung vào Nhật Bản, Hàn Quốc, Đài Loan, và Trung Quốc. Trong khi đó, các nền kinh tế chuyển đổi như Việt Nam, Campuchia, Bangladesh, và đặc biệt là các Pacific SIDS, về cơ bản thiếu vắng trong literature. Sự thiếu đại diện này tạo ra khoảng trống nghiêm trọng trong khả năng khái quát hóa lý thuyết. Các nền kinh tế frontier và SIDS có thể là địa điểm quan trọng để kiểm định điều kiện biên (boundary conditions) của các lý thuyết về I–P.</w:t>
       </w:r>
     </w:p>
     <w:bookmarkEnd w:id="50"/>
@@ -1463,7 +1463,7 @@
         <w:pStyle w:val="FirstParagraph"/>
       </w:pPr>
       <w:r>
-        <w:t xml:space="preserve">Sự tích hợp giữa nghiên cứu về năng lực số và I–P relationship là một xu hướng tương đối mới, phát triển mạnh từ 2019 đến nay. Bhandari et al. (2023) phân tích 571 doanh nghiệp sản xuất của Mỹ và tìm thấy rằng năng lực kỹ thuật số (được đo như một composite duy nhất) điều tiết tích cực mối quan hệ I–P, với doanh nghiệp có năng lực số cao hơn thu được lợi ích lớn hơn từ quốc tế hóa. Bustamante et al. (2022) sử dụng mẫu SMEs đa quốc gia và phát hiện rằng công cụ số làm giảm chi phí thâm nhập thị trường nước ngoài, đặc biệt ở các thị trường có khoảng trống thể chế lớn. Chen và Meng (2022) nghiên cứu doanh nghiệp Trung Quốc từ WBES và phát hiện rằng ràng buộc thể chế làm giảm cường độ xuất khẩu, nhưng doanh nghiệp có năng lực số cao hơn có thể vượt qua ràng buộc này hiệu quả hơn.</w:t>
+        <w:t xml:space="preserve">Sự tích hợp giữa nghiên cứu về năng lực số và I–P relationship là một xu hướng tương đối mới, phát triển mạnh từ 2019 đến nay. Bhandari et al. (2023) phân tích 571 doanh nghiệp sản xuất của Mỹ và tìm thấy rằng năng lực kỹ thuật số (được đo như một composite duy nhất) điều tiết tích cực mối quan hệ I–P. Doanh nghiệp có năng lực số cao hơn thu được lợi ích lớn hơn từ quốc tế hóa. Bustamante et al. (2022) sử dụng mẫu SMEs đa quốc gia và phát hiện rằng công cụ số làm giảm chi phí thâm nhập thị trường nước ngoài, đặc biệt ở các thị trường có khoảng trống thể chế lớn. Chen và Meng (2022) nghiên cứu doanh nghiệp Trung Quốc từ WBES và phát hiện rằng ràng buộc thể chế làm giảm cường độ xuất khẩu. Tuy nhiên, doanh nghiệp có năng lực số cao hơn có thể vượt qua ràng buộc này hiệu quả hơn.</w:t>
       </w:r>
     </w:p>
     <w:p>
@@ -1471,7 +1471,7 @@
         <w:pStyle w:val="BodyText"/>
       </w:pPr>
       <w:r>
-        <w:t xml:space="preserve">Tuy nhiên, phần lớn các nghiên cứu hiện tại không phân biệt TCI và DAI, xử lý năng lực số như một khái niệm đơn nhất. Hậu quả lý thuyết của sự đồng nhất không hợp lý này là không thể phân tách được hai cơ chế vận hành khác nhau: chiều sâu năng lực tổ chức (TCI) và khả năng phối hợp kỹ thuật số bề mặt (DAI). Sự không phân biệt này làm mờ đi cơ chế tác động và dẫn đến kết luận không thể áp dụng trực tiếp vào thực tiễn chính sách và quản trị doanh nghiệp.</w:t>
+        <w:t xml:space="preserve">Dẫu vậy, phần lớn các nghiên cứu hiện tại không phân biệt TCI và DAI, xử lý năng lực số như một khái niệm đơn nhất. Hậu quả lý thuyết của sự đồng nhất không hợp lý này là không thể phân tách được hai cơ chế vận hành khác nhau: chiều sâu năng lực tổ chức (TCI) và khả năng phối hợp kỹ thuật số bề mặt (DAI). Sự không phân biệt này làm mờ đi cơ chế tác động và dẫn đến kết luận không thể áp dụng trực tiếp vào thực tiễn chính sách và quản trị doanh nghiệp.</w:t>
       </w:r>
     </w:p>
     <w:p>
@@ -1515,7 +1515,7 @@
         <w:t xml:space="preserve"> </w:t>
       </w:r>
       <w:r>
-        <w:t xml:space="preserve">Các meta-analyses nhất quán cho thấy I² &gt; 80%, tức hơn 80% biến thiên trong effect size không được giải thích bởi sai số ngẫu nhiên mà bởi sự khác biệt có hệ thống giữa các bối cảnh (Bausch &amp; Krist, 2007; Marano et al., 2016). Tuy nhiên, hầu hết các nghiên cứu thực nghiệm hiện tại chỉ kiểm định một hoặc hai moderator từ một lý thuyết đơn lẻ, không có khả năng giải thích đồng thời heterogeneity do bối cảnh thể chế, năng lực doanh nghiệp, và đặc điểm lãnh đạo tạo ra. Không có lý thuyết đơn lẻ nào, dù là Uppsala, RBV, Institutional Theory, hay Upper Echelons Theory, đủ để giải thích đầy đủ sự phức tạp của I–P relationship trong bối cảnh đa quốc gia đa dạng như châu Á. Khoảng trống này đòi hỏi một khung tích hợp đa tầng, trong đó các lý thuyết bổ sung cho nhau thay vì cạnh tranh nhau.</w:t>
+        <w:t xml:space="preserve">Các meta-analyses nhất quán cho thấy I² &gt; 80%. Hơn 80% biến thiên trong effect size không được giải thích bởi sai số ngẫu nhiên mà bởi sự khác biệt có hệ thống giữa các bối cảnh (Bausch &amp; Krist, 2007; Marano et al., 2016). Dẫu vậy, hầu hết các nghiên cứu thực nghiệm hiện tại chỉ kiểm định một hoặc hai moderator từ một lý thuyết đơn lẻ. Cách tiếp cận này không có khả năng giải thích đồng thời heterogeneity do bối cảnh thể chế, năng lực doanh nghiệp, và đặc điểm lãnh đạo tạo ra. Không có lý thuyết đơn lẻ nào, dù là Uppsala, RBV, Institutional Theory, hay Upper Echelons Theory, đủ để giải thích đầy đủ sự phức tạp của I–P relationship trong bối cảnh đa quốc gia đa dạng như châu Á. Khoảng trống này đòi hỏi một khung tích hợp đa tầng, trong đó các lý thuyết bổ sung cho nhau thay vì cạnh tranh nhau.</w:t>
       </w:r>
     </w:p>
     <w:p>
@@ -1551,7 +1551,7 @@
         <w:t xml:space="preserve"> </w:t>
       </w:r>
       <w:r>
-        <w:t xml:space="preserve">Mặc dù châu Á là khu vực kinh tế năng động và đa dạng nhất thế giới, literature về I–P vẫn thiếu bằng chứng đa quốc gia bao quát đủ rộng để kiểm định khả năng tổng quát hóa của các lý thuyết. Pool 17 nước của Do và Phan (2026a) là baseline lớn nhất hiện có trong literature về châu Á, nhưng vẫn chưa bao gồm các nền kinh tế frontier và Pacific SIDS, những địa điểm rất quan trọng để kiểm định boundary conditions. Thiếu vắng các bằng chứng này khiến cho các lý thuyết về I–P, vốn được xây dựng chủ yếu trên dữ liệu từ Nhật Bản, Hàn Quốc, và các nền kinh tế tiên tiến, có nguy cơ bị áp dụng sai trong bối cảnh các nền kinh tế đang phát triển và chuyển đổi ở châu Á.</w:t>
+        <w:t xml:space="preserve">Mặc dù châu Á là khu vực kinh tế năng động và đa dạng nhất thế giới, literature về I–P vẫn thiếu bằng chứng đa quốc gia bao quát đủ rộng để kiểm định khả năng tổng quát hóa của các lý thuyết. Pool 17 nước của Do và Phan (2026a) là baseline lớn nhất hiện có trong literature về châu Á. Tuy vậy, pool này vẫn chưa bao gồm các nền kinh tế frontier và Pacific SIDS, những địa điểm rất quan trọng để kiểm định boundary conditions. Thiếu vắng các bằng chứng này khiến cho các lý thuyết về I–P, vốn được xây dựng chủ yếu trên dữ liệu từ Nhật Bản, Hàn Quốc, và các nền kinh tế tiên tiến, có nguy cơ bị áp dụng sai trong bối cảnh các nền kinh tế đang phát triển và chuyển đổi ở châu Á.</w:t>
       </w:r>
     </w:p>
     <w:p>
@@ -1559,7 +1559,7 @@
         <w:pStyle w:val="BodyText"/>
       </w:pPr>
       <w:r>
-        <w:t xml:space="preserve">Ba khoảng trống này hội tụ vào một hướng giải quyết chung: cần phát triển và kiểm định một khung giải thích tích hợp đa tầng (multi-tier integrated framework) trên dữ liệu đa quốc gia đủ rộng và đủ đa dạng về thể chế để bao phủ toàn bộ gradient thể chế của châu Á. Luận án đề xuất khung CDCM (Context-Contingent Digital-and-Capability Model), là khung lý thuyết tích hợp đa tầng kết hợp bối cảnh thể chế (tầng vĩ mô, vận hành hóa bằng ICRV), năng lực doanh nghiệp với TCI và DAI riêng biệt (tầng tổ chức), đặc điểm nhà quản trị cấp cao (tầng cá nhân), và lớp mở rộng digital capability lens. Trong khung này, FSTS là biến độc lập chính và hiệu quả doanh nghiệp (labor productivity) là biến phụ thuộc.</w:t>
+        <w:t xml:space="preserve">Ba khoảng trống này hội tụ vào một hướng giải quyết chung. Cần phát triển và kiểm định một khung giải thích tích hợp đa tầng (multi-tier integrated framework) trên dữ liệu đa quốc gia đủ rộng và đủ đa dạng về thể chế để bao phủ toàn bộ gradient thể chế của châu Á. Luận án đề xuất khung CDCM (Context-Contingent Digital-and-Capability Model). Đây là khung lý thuyết tích hợp đa tầng. CDCM kết hợp bối cảnh thể chế (tầng vĩ mô, vận hành hóa bằng ICRV), năng lực doanh nghiệp với TCI và DAI riêng biệt (tầng tổ chức), đặc điểm nhà quản trị cấp cao (tầng cá nhân), và lớp mở rộng digital capability lens. Trong khung này, FSTS là biến độc lập chính và hiệu quả doanh nghiệp (labor productivity) là biến phụ thuộc.</w:t>
       </w:r>
     </w:p>
     <w:p>
@@ -1571,13 +1571,13 @@
           <w:bCs/>
           <w:b/>
         </w:rPr>
-        <w:t xml:space="preserve">Từ khoảng trống đến Nghiên cứu P7 — Kiểm định CDCM trên 49 nền kinh tế châu Á.</w:t>
-      </w:r>
-      <w:r>
-        <w:t xml:space="preserve"> </w:t>
-      </w:r>
-      <w:r>
-        <w:t xml:space="preserve">Khoảng trống thứ nhất và thứ ba hội tụ vào một câu hỏi kiểm định trực tiếp: liệu CDCM có thể giải thích đồng thời heterogeneity I–P khi kiểm soát đầy đủ cả ba tầng trong một mô hình tích hợp ở quy mô đủ rộng để bao phủ toàn bộ gradient ICRV không? Literature hiện tại chưa có bằng chứng kiểm định đồng thời năm moderator chính (TCI, DAI, kinh nghiệm quản trị, giới tính nhà quản trị, ICRV) trong một mô hình hồi quy đơn lẻ trên dữ liệu đa quốc gia quy mô lớn. Do và Phan (2026d) — Nghiên cứu P7, lấp đầy khoảng trống này bằng dữ liệu WBES từ 49 nền kinh tế (N = 84.910–91.982 doanh nghiệp, 102 country-year waves), bao phủ toàn bộ gradient ICRV từ nhóm tiên tiến đến SIDS, kiểm định đồng thời H1–H6 với country-year fixed effects. Kết quả turning point trung bình ~36% FSTS tại P7, thấp hơn P3 Vietnam (~40%) và P5 Trung Quốc (~49%), xác nhận ICRV điều tiết vị trí turning point theo gradient dự đoán lý thuyết, đóng góp bằng chứng kiểm định tích hợp đầu tiên cho CDCM ở cấp độ liên quốc gia quy mô lớn.</w:t>
+        <w:t xml:space="preserve">Từ khoảng trống đến Nghiên cứu P7: Kiểm định CDCM trên 49 nền kinh tế châu Á.</w:t>
+      </w:r>
+      <w:r>
+        <w:t xml:space="preserve"> </w:t>
+      </w:r>
+      <w:r>
+        <w:t xml:space="preserve">Khoảng trống thứ nhất và thứ ba hội tụ vào một câu hỏi kiểm định trực tiếp. Liệu CDCM có thể giải thích đồng thời heterogeneity I–P khi kiểm soát đầy đủ cả ba tầng trong một mô hình tích hợp ở quy mô đủ rộng để bao phủ toàn bộ gradient ICRV không? Literature hiện tại chưa có bằng chứng kiểm định đồng thời năm moderator chính (TCI, DAI, kinh nghiệm quản trị, giới tính nhà quản trị, ICRV) trong một mô hình hồi quy đơn lẻ trên dữ liệu đa quốc gia quy mô lớn. Do và Phan (2026d), tức Nghiên cứu P7, lấp đầy khoảng trống này bằng dữ liệu WBES từ 49 nền kinh tế (N = 84.910–91.982 doanh nghiệp, 102 country-year waves). Nghiên cứu bao phủ toàn bộ gradient ICRV từ nhóm tiên tiến đến SIDS, kiểm định đồng thời H1–H6 với country-year fixed effects. Kết quả turning point trung bình ~36% FSTS tại P7, thấp hơn P3 Vietnam (~40%) và P5 Trung Quốc (~49%). Kết quả này xác nhận ICRV điều tiết vị trí turning point theo gradient dự đoán lý thuyết. Đây là bằng chứng kiểm định tích hợp đầu tiên cho CDCM ở cấp độ liên quốc gia quy mô lớn.</w:t>
       </w:r>
     </w:p>
     <w:p>
@@ -1589,13 +1589,13 @@
           <w:bCs/>
           <w:b/>
         </w:rPr>
-        <w:t xml:space="preserve">Từ khoảng trống đến Nghiên cứu P8 — Kiểm định điều kiện biên FIP tại Pacific SIDS.</w:t>
-      </w:r>
-      <w:r>
-        <w:t xml:space="preserve"> </w:t>
-      </w:r>
-      <w:r>
-        <w:t xml:space="preserve">Khoảng trống thứ ba không chỉ đòi hỏi mở rộng phạm vi địa lý mà còn đòi hỏi kiểm định điều kiện biên lý thuyết cực trị: liệu có tồn tại bối cảnh nơi inverted-U hoàn toàn sụp đổ thành quan hệ âm đơn điệu? Không có nghiên cứu nào trong literature I–P hiện tại kiểm định "Forced Internationalization Penalty" (FIP), bối cảnh mà quốc tế hóa là gánh nặng sinh tồn, không phải lựa chọn chiến lược dựa trên lợi thế cạnh tranh. Do và Phan (2026b) — Nghiên cứu P8, kiểm định H1b bằng dữ liệu WBES từ các nền kinh tế Pacific SIDS (Fiji, Tonga, Solomon Islands, Vanuatu, Samoa), nơi ba điều kiện cấu trúc cơ bản của inverted-U đồng thời bị vi phạm: thị trường nội địa cực nhỏ, chi phí logistics cao bất thường, và hỗ trợ thể chế cho xuất khẩu gần như không tồn tại. Kết quả P8 xác định boundary condition cực trị của CDCM: điểm nơi lý thuyết đường cong chữ U ngược không còn ứng dụng được.</w:t>
+        <w:t xml:space="preserve">Từ khoảng trống đến Nghiên cứu P8: Kiểm định điều kiện biên FIP tại Pacific SIDS.</w:t>
+      </w:r>
+      <w:r>
+        <w:t xml:space="preserve"> </w:t>
+      </w:r>
+      <w:r>
+        <w:t xml:space="preserve">Khoảng trống thứ ba không chỉ đòi hỏi mở rộng phạm vi địa lý mà còn đòi hỏi kiểm định điều kiện biên lý thuyết cực trị. Liệu có tồn tại bối cảnh nơi inverted-U hoàn toàn sụp đổ thành quan hệ âm đơn điệu? Không có nghiên cứu nào trong literature I–P hiện tại kiểm định "Forced Internationalization Penalty" (FIP), tức bối cảnh mà quốc tế hóa là gánh nặng sinh tồn, không phải lựa chọn chiến lược dựa trên lợi thế cạnh tranh. Do và Phan (2026b), tức Nghiên cứu P8, kiểm định H1b bằng dữ liệu WBES từ các nền kinh tế Pacific SIDS (Fiji, Tonga, Solomon Islands, Vanuatu, Samoa). Ở đây ba điều kiện cấu trúc cơ bản của inverted-U đồng thời bị vi phạm: thị trường nội địa cực nhỏ, chi phí logistics cao bất thường, và hỗ trợ thể chế cho xuất khẩu gần như không tồn tại. Kết quả P8 xác định boundary condition cực trị của CDCM: điểm nơi lý thuyết đường cong chữ U ngược không còn ứng dụng được.</w:t>
       </w:r>
     </w:p>
     <w:p>
@@ -1637,7 +1637,7 @@
         <w:pStyle w:val="BodyText"/>
       </w:pPr>
       <w:r>
-        <w:t xml:space="preserve">Tầng vĩ mô, bối cảnh thể chế, được vận hành hóa bằng khung ICRV với sáu sub-regime theo gradient từ Advanced Innovation-Driven đến Pacific SIDS. Ở tầng này, ICRV điều tiết mối quan hệ I–P thông qua hai cơ chế: (i) mức độ khoảng trống thể chế (institutional voids) ảnh hưởng đến chi phí giao dịch xuyên biên giới; và (ii) chất lượng thể chế ảnh hưởng đến khả năng doanh nghiệp khai thác lợi ích từ quốc tế hóa. Ở các nền kinh tế frontier và SIDS, khoảng trống thể chế rất lớn có thể đảo ngược quan hệ I–P, biến lợi ích tiềm năng thành tổn thất thực tế (Do &amp; Phan, 2026b).</w:t>
+        <w:t xml:space="preserve">Tầng vĩ mô (bối cảnh thể chế) được vận hành hóa bằng khung ICRV với sáu sub-regime theo gradient từ Advanced Innovation-Driven đến Pacific SIDS. Ở tầng này, ICRV điều tiết mối quan hệ I–P thông qua hai cơ chế. Thứ nhất, mức độ khoảng trống thể chế (institutional voids) ảnh hưởng đến chi phí giao dịch xuyên biên giới. Thứ hai, chất lượng thể chế ảnh hưởng đến khả năng doanh nghiệp khai thác lợi ích từ quốc tế hóa. Ở các nền kinh tế frontier và SIDS, khoảng trống thể chế rất lớn có thể đảo ngược quan hệ I–P, biến lợi ích tiềm năng thành tổn thất thực tế (Do &amp; Phan, 2026b).</w:t>
       </w:r>
     </w:p>
     <w:p>
@@ -1645,7 +1645,7 @@
         <w:pStyle w:val="BodyText"/>
       </w:pPr>
       <w:r>
-        <w:t xml:space="preserve">Tầng tổ chức, năng lực doanh nghiệp, bao gồm TCI và DAI như hai moderator độc lập với cơ chế tác động khác nhau. TCI đóng vai trò như một "nâng đỡ mặt bằng" (level shifter): doanh nghiệp có TCI cao sẽ đạt hiệu quả cao hơn ở mọi mức độ FSTS, và đặc biệt có khả năng khai thác lợi ích quốc tế hóa tốt hơn nhờ năng lực hấp thụ tri thức và công nghệ từ thị trường nước ngoài. DAI, ngược lại, đóng vai trò là "bộ đệm phối hợp số" (digital coordination buffer): ở mức FSTS cao, DAI giúp giảm chi phí điều phối xuyên biên giới, làm chuyển dịch điểm turning point sang phải và kéo dài giai đoạn lợi ích dương của quan hệ I–P.</w:t>
+        <w:t xml:space="preserve">Tầng tổ chức (năng lực doanh nghiệp) bao gồm TCI và DAI như hai moderator độc lập với cơ chế tác động khác nhau. TCI đóng vai trò như một "nâng đỡ mặt bằng" (level shifter). Doanh nghiệp có TCI cao sẽ đạt hiệu quả cao hơn ở mọi mức độ FSTS. Doanh nghiệp loại này có khả năng khai thác lợi ích quốc tế hóa tốt hơn nhờ năng lực hấp thụ tri thức và công nghệ từ thị trường nước ngoài. Ngược lại, DAI đóng vai trò là "bộ đệm phối hợp số" (digital coordination buffer). Ở mức FSTS cao, DAI giúp giảm chi phí điều phối xuyên biên giới, làm chuyển dịch điểm turning point sang phải và kéo dài giai đoạn lợi ích dương của quan hệ I–P.</w:t>
       </w:r>
     </w:p>
     <w:p>
@@ -1661,7 +1661,7 @@
         <w:pStyle w:val="BodyText"/>
       </w:pPr>
       <w:r>
-        <w:t xml:space="preserve">Ngoài các cơ chế điều tiết, mô hình còn bao gồm một yếu tố động thái quan trọng: hình dạng phi tuyến của quan hệ I–P (turning point của inverted-U) không cố định theo thời gian mà có thể thay đổi khi bối cảnh thể chế và năng lực doanh nghiệp thay đổi theo chiều dọc, đặc biệt rõ rệt ở các nền kinh tế chuyển đổi nhanh như Trung Quốc.</w:t>
+        <w:t xml:space="preserve">Ngoài các cơ chế điều tiết, mô hình còn bao gồm một yếu tố động thái quan trọng. Hình dạng phi tuyến của quan hệ I–P (turning point của inverted-U) không cố định theo thời gian. Vị trí turning point có thể thay đổi khi bối cảnh thể chế và năng lực doanh nghiệp thay đổi theo chiều dọc. Hiện tượng này đặc biệt rõ rệt ở các nền kinh tế chuyển đổi nhanh như Trung Quốc.</w:t>
       </w:r>
     </w:p>
     <w:bookmarkEnd w:id="54"/>
@@ -1679,7 +1679,7 @@
         <w:pStyle w:val="FirstParagraph"/>
       </w:pPr>
       <w:r>
-        <w:t xml:space="preserve">Trên cơ sở lý thuyết từ Uppsala về chi phí thâm nhập giai đoạn đầu, RBV về lợi thế cạnh tranh tích lũy ở giai đoạn trung, và lý thuyết chi phí giao dịch về sự phức tạp điều phối ở giai đoạn mở rộng quá mức, giả thuyết H1 được phát biểu như sau. Quan hệ giữa mức độ quốc tế hóa và hiệu quả hoạt động của các doanh nghiệp ở các quốc gia châu Á có dạng phi tuyến chữ U ngược, với một điểm turning point tối ưu trước khi chi phí điều phối và bất định vượt qua lợi ích từ mở rộng thị trường quốc tế. Cơ sở lý thuyết trực tiếp bao gồm mô hình S-curve của Lu và Beamish (2004), lý thuyết ba giai đoạn của Contractor et al. (2003), và bằng chứng inverted-U ban đầu của Hitt et al. (1997).</w:t>
+        <w:t xml:space="preserve">Giả thuyết H1 được xây dựng trên ba nền tảng lý thuyết. Đó là Uppsala về chi phí thâm nhập giai đoạn đầu, RBV về lợi thế cạnh tranh tích lũy ở giai đoạn trung, và lý thuyết chi phí giao dịch về sự phức tạp điều phối ở giai đoạn mở rộng quá mức. H1 được phát biểu như sau. Quan hệ giữa mức độ quốc tế hóa và hiệu quả hoạt động của các doanh nghiệp ở các quốc gia châu Á có dạng phi tuyến chữ U ngược. Đường cong có một điểm turning point tối ưu trước khi chi phí điều phối và bất định vượt qua lợi ích từ mở rộng thị trường quốc tế. Cơ sở lý thuyết trực tiếp bao gồm mô hình S-curve của Lu và Beamish (2004), lý thuyết ba giai đoạn của Contractor et al. (2003), và bằng chứng inverted-U ban đầu của Hitt et al. (1997).</w:t>
       </w:r>
     </w:p>
     <w:bookmarkEnd w:id="55"/>
@@ -1697,7 +1697,7 @@
         <w:pStyle w:val="FirstParagraph"/>
       </w:pPr>
       <w:r>
-        <w:t xml:space="preserve">H1 dự báo quan hệ chữ U ngược, tức là tồn tại một mức FSTS tối ưu mà dưới ngưỡng đó quốc tế hóa tạo ra lợi ích, và trên ngưỡng đó chi phí điều phối vượt qua lợi ích học hỏi. Tuy nhiên, lý thuyết dự đoán này ngầm giả định rằng ba điều kiện cấu trúc cơ bản được đáp ứng: (i) tồn tại thị trường nội địa đủ lớn để doanh nghiệp có nền tảng hiệu suất và thanh khoản trước khi xuất khẩu; (ii) chi phí thương mại ở mức chấp nhận được, cho phép cân nhắc kinh tế hợp lý; và (iii) tồn tại hỗ trợ thể chế tối thiểu cho hoạt động trao đổi quốc tế.</w:t>
+        <w:t xml:space="preserve">H1 dự báo quan hệ chữ U ngược, tức là tồn tại một mức FSTS tối ưu mà dưới ngưỡng đó quốc tế hóa tạo ra lợi ích, và trên ngưỡng đó chi phí điều phối vượt qua lợi ích học hỏi. Dẫu vậy, lý thuyết dự đoán này ngầm giả định rằng ba điều kiện cấu trúc cơ bản được đáp ứng. Thứ nhất, tồn tại thị trường nội địa đủ lớn để doanh nghiệp có nền tảng hiệu suất và thanh khoản trước khi xuất khẩu. Thứ hai, chi phí thương mại ở mức chấp nhận được, cho phép cân nhắc kinh tế hợp lý. Thứ ba, tồn tại hỗ trợ thể chế tối thiểu cho hoạt động trao đổi quốc tế.</w:t>
       </w:r>
     </w:p>
     <w:p>
@@ -1705,7 +1705,7 @@
         <w:pStyle w:val="BodyText"/>
       </w:pPr>
       <w:r>
-        <w:t xml:space="preserve">Tại các nền kinh tế Pacific SIDS (Nhóm VI ICRV), cả ba điều kiện này đồng thời bị vi phạm: thị trường nội địa cực nhỏ buộc các doanh nghiệp phải xuất khẩu không phải vì có lợi thế cạnh tranh mà vì thiếu cầu nội địa đủ lớn để duy trì hoạt động (xuất khẩu bắt buộc); chi phí hậu cần và vận chuyển cực cao do địa lý đảo xa và phân tán làm suy giảm biên lợi nhuận ở mọi mức FSTS; và hỗ trợ thể chế (logistics, tài chính thương mại, năng lực xúc tiến xuất khẩu) thiếu hụt nghiêm trọng. Khi ba điều kiện này đồng thời không được đáp ứng, quan hệ I→P không chỉ mất đi phần lợi ích giai đoạn đầu của chữ U ngược mà có thể chuyển thành</w:t>
+        <w:t xml:space="preserve">Tại các nền kinh tế Pacific SIDS (Nhóm VI ICRV), cả ba điều kiện này đồng thời bị vi phạm. Thị trường nội địa cực nhỏ buộc các doanh nghiệp phải xuất khẩu không phải vì có lợi thế cạnh tranh mà vì thiếu cầu nội địa đủ lớn để duy trì hoạt động (xuất khẩu bắt buộc). Chi phí hậu cần và vận chuyển cực cao do địa lý đảo xa và phân tán làm suy giảm biên lợi nhuận ở mọi mức FSTS. Bên cạnh đó, hỗ trợ thể chế (logistics, tài chính thương mại, năng lực xúc tiến xuất khẩu) thiếu hụt nghiêm trọng. Khi ba điều kiện này đồng thời không được đáp ứng, quan hệ I→P không chỉ mất đi phần lợi ích giai đoạn đầu của chữ U ngược. Quan hệ này có thể chuyển thành</w:t>
       </w:r>
       <w:r>
         <w:t xml:space="preserve"> </w:t>
@@ -1718,7 +1718,7 @@
         <w:t xml:space="preserve">quan hệ âm đơn điệu không có điểm uốn</w:t>
       </w:r>
       <w:r>
-        <w:t xml:space="preserve">, tức là điều kiện biên lý thuyết nơi mọi mức độ quốc tế hóa đều gây tổn hại đến hiệu quả doanh nghiệp.</w:t>
+        <w:t xml:space="preserve">, tức điều kiện biên lý thuyết nơi mọi mức độ quốc tế hóa đều gây tổn hại đến hiệu quả doanh nghiệp.</w:t>
       </w:r>
     </w:p>
     <w:p>
@@ -1739,7 +1739,7 @@
         <w:t xml:space="preserve">âm đơn điệu</w:t>
       </w:r>
       <w:r>
-        <w:t xml:space="preserve">, không có điểm turning point trong phạm vi dữ liệu, phản ánh gánh nặng quốc tế hóa bắt buộc (Forced Internationalization Penalty, FIP) nơi doanh nghiệp xuất khẩu để sinh tồn chứ không phải để khai thác lợi thế cạnh tranh. Cơ sở lý thuyết bao gồm Institutional Theory (North, 1990), lý thuyết chi phí giao dịch (Williamson, 1985), Khanna và Palepu (2010) về institutional voids, và Lall (2004) về SIDS structural constraints.</w:t>
+        <w:t xml:space="preserve">, không có điểm turning point trong phạm vi dữ liệu. Quan hệ này phản ánh gánh nặng quốc tế hóa bắt buộc (Forced Internationalization Penalty, FIP), nơi doanh nghiệp xuất khẩu để sinh tồn chứ không phải để khai thác lợi thế cạnh tranh. Cơ sở lý thuyết bao gồm Institutional Theory (North, 1990), lý thuyết chi phí giao dịch (Williamson, 1985), Khanna và Palepu (2010) về institutional voids, và Lall (2004) về SIDS structural constraints.</w:t>
       </w:r>
     </w:p>
     <w:bookmarkEnd w:id="56"/>
@@ -1757,7 +1757,7 @@
         <w:pStyle w:val="FirstParagraph"/>
       </w:pPr>
       <w:r>
-        <w:t xml:space="preserve">Dựa trên RBV (Barney, 1991) và lý thuyết năng lực động (Teece et al., 1997), năng lực công nghệ là một nguồn lực VRIN giúp doanh nghiệp khai thác lợi ích từ quốc tế hóa hiệu quả hơn. Giả thuyết H2 được phát biểu như sau. Năng lực công nghệ (TCI) làm gia tăng tác động tích cực của quốc tế hóa lên hiệu quả hoạt động của doanh nghiệp, bằng cách nâng mặt bằng hiệu quả tổng thể và làm giảm chi phí học hỏi thị trường quốc tế, do đó làm dịch chuyển đường quan hệ I–P lên cao hơn và có thể điều chỉnh vị trí của điểm turning point. Cơ sở lý thuyết bao gồm Barney (1991), Teece et al. (1997), và Bhandari et al. (2023).</w:t>
+        <w:t xml:space="preserve">Dựa trên RBV (Barney, 1991) và lý thuyết năng lực động (Teece et al., 1997), năng lực công nghệ là một nguồn lực VRIN giúp doanh nghiệp khai thác lợi ích từ quốc tế hóa hiệu quả hơn. Giả thuyết H2 được phát biểu như sau. Năng lực công nghệ (TCI) làm gia tăng tác động tích cực của quốc tế hóa lên hiệu quả hoạt động của doanh nghiệp. TCI hoạt động bằng cách nâng mặt bằng hiệu quả tổng thể và làm giảm chi phí học hỏi thị trường quốc tế. Cơ chế này làm dịch chuyển đường quan hệ I–P lên cao hơn và có thể điều chỉnh vị trí của điểm turning point. Cơ sở lý thuyết bao gồm Barney (1991), Teece et al. (1997), và Bhandari et al. (2023).</w:t>
       </w:r>
     </w:p>
     <w:bookmarkEnd w:id="57"/>
@@ -1775,7 +1775,7 @@
         <w:pStyle w:val="FirstParagraph"/>
       </w:pPr>
       <w:r>
-        <w:t xml:space="preserve">Phân biệt rõ với H2, DAI không có chiều sâu năng lực tổ chức như TCI nhưng có vai trò giảm thiểu chi phí phối hợp xuyên biên giới ở mức xuất khẩu cao. Giả thuyết H3 được phát biểu như sau. Chỉ số chấp nhận số (DAI) điều tiết mối quan hệ I–P, với vai trò bổ trợ rõ rệt hơn ở mức export intensity cao khi DAI giúp giảm chi phí phối hợp giao dịch xuyên biên giới, theo đó DAI làm thay đổi độ dốc của đường quan hệ I–P chứ không nhất thiết nâng mặt bằng hiệu quả như TCI. Cơ sở lý thuyết bao gồm Verhoef et al. (2021), Stallkamp và Schotter (2021), và Bustamante et al. (2022). Sự phân biệt cơ chế tác động giữa H2 và H3 là đóng góp lý thuyết quan trọng, cho phép phân tách TCI và DAI trong mô hình hồi quy thực nghiệm.</w:t>
+        <w:t xml:space="preserve">Phân biệt rõ với H2, DAI không có chiều sâu năng lực tổ chức như TCI nhưng có vai trò giảm thiểu chi phí phối hợp xuyên biên giới ở mức xuất khẩu cao. Giả thuyết H3 được phát biểu như sau. Chỉ số chấp nhận số (DAI) điều tiết mối quan hệ I–P, với vai trò bổ trợ rõ rệt hơn ở mức export intensity cao. Ở mức xuất khẩu này, DAI giúp giảm chi phí phối hợp giao dịch xuyên biên giới. Theo đó, DAI làm thay đổi độ dốc của đường quan hệ I–P chứ không nhất thiết nâng mặt bằng hiệu quả như TCI. Cơ sở lý thuyết bao gồm Verhoef et al. (2021), Stallkamp và Schotter (2021), và Bustamante et al. (2022). Sự phân biệt cơ chế tác động giữa H2 và H3 là đóng góp lý thuyết quan trọng, cho phép phân tách TCI và DAI trong mô hình hồi quy thực nghiệm.</w:t>
       </w:r>
     </w:p>
     <w:bookmarkEnd w:id="58"/>
@@ -1793,7 +1793,7 @@
         <w:pStyle w:val="FirstParagraph"/>
       </w:pPr>
       <w:r>
-        <w:t xml:space="preserve">Dựa trên Upper Echelons Theory (Hambrick &amp; Mason, 1984; Hambrick, 2007), quyết định chiến lược quốc tế hóa và khả năng chuyển hóa nó thành hiệu quả phụ thuộc vào đặc điểm nhận thức và kinh nghiệm của nhà quản trị. Giả thuyết H4 được phát biểu như sau. Kinh nghiệm quản trị và giới tính nữ của nhà quản trị cấp cao làm mạnh hơn tác động tích cực của quốc tế hóa lên hiệu quả hoạt động, thông qua cơ chế nâng cao nhận thức chiến lược quốc tế và quản trị rủi ro thận trọng hơn trong quá trình mở rộng quốc tế. Cơ sở lý thuyết bao gồm Hambrick và Mason (1984), Hsu et al. (2013), và Post và Byron (2015).</w:t>
+        <w:t xml:space="preserve">Dựa trên Upper Echelons Theory (Hambrick &amp; Mason, 1984; Hambrick, 2007), quyết định chiến lược quốc tế hóa và khả năng chuyển hóa nó thành hiệu quả phụ thuộc vào đặc điểm nhận thức và kinh nghiệm của nhà quản trị. Giả thuyết H4 được phát biểu như sau. Kinh nghiệm quản trị và giới tính nữ của nhà quản trị cấp cao làm mạnh hơn tác động tích cực của quốc tế hóa lên hiệu quả hoạt động. Cơ chế tác động là nâng cao nhận thức chiến lược quốc tế và quản trị rủi ro thận trọng hơn trong quá trình mở rộng quốc tế. Cơ sở lý thuyết bao gồm Hambrick và Mason (1984), Hsu et al. (2013), và Post và Byron (2015).</w:t>
       </w:r>
     </w:p>
     <w:bookmarkEnd w:id="59"/>
@@ -1811,7 +1811,7 @@
         <w:pStyle w:val="FirstParagraph"/>
       </w:pPr>
       <w:r>
-        <w:t xml:space="preserve">Trên cơ sở Institutional Theory (North, 1990; Khanna &amp; Palepu, 2010), chất lượng thể chế tạo ra chi phí giao dịch và rủi ro khác nhau, do đó điều tiết đáng kể mối quan hệ I–P. Giả thuyết H5 được phát biểu như sau. Chất lượng thể chế theo khung ICRV điều tiết tác động của các rào cản thể chế (institutional obstacles) lên hiệu quả hoạt động trong quá trình quốc tế hóa, với chỉ số chấp nhận số (DAI) đóng vai trò "lá chắn số" (digital shield) giúp bù đắp một phần khoảng trống thể chế; cường độ điều tiết này giảm dần theo gradient ICRV từ các nền kinh tế frontier (Nhóm V–VI, điều tiết mạnh nhất) đến các nền kinh tế tiên tiến (Nhóm I, điều tiết yếu nhất). Cơ sở lý thuyết bao gồm North (1990), Khanna và Palepu (2010), và Marano et al. (2016).</w:t>
+        <w:t xml:space="preserve">Trên cơ sở Institutional Theory (North, 1990; Khanna &amp; Palepu, 2010), chất lượng thể chế tạo ra chi phí giao dịch và rủi ro khác nhau, do đó điều tiết đáng kể mối quan hệ I–P. Giả thuyết H5 được phát biểu như sau. Chất lượng thể chế theo khung ICRV điều tiết tác động của các rào cản thể chế (institutional obstacles) lên hiệu quả hoạt động trong quá trình quốc tế hóa. Chỉ số chấp nhận số (DAI) đóng vai trò "lá chắn số" (digital shield) giúp bù đắp một phần khoảng trống thể chế. Cường độ điều tiết này giảm dần theo gradient ICRV từ các nền kinh tế frontier (Nhóm V–VI, điều tiết mạnh nhất) đến các nền kinh tế tiên tiến (Nhóm I, điều tiết yếu nhất). Cơ sở lý thuyết bao gồm North (1990), Khanna và Palepu (2010), và Marano et al. (2016).</w:t>
       </w:r>
     </w:p>
     <w:bookmarkEnd w:id="60"/>
@@ -1829,7 +1829,7 @@
         <w:pStyle w:val="FirstParagraph"/>
       </w:pPr>
       <w:r>
-        <w:t xml:space="preserve">Dựa trên quan sát về tốc độ chuyển đổi số và thay đổi thể chế rất nhanh ở một số nền kinh tế châu Á, đặc biệt Trung Quốc, quan hệ I–P không nhất thiết ổn định theo thời gian. Giả thuyết H6 được phát biểu như sau. Hình dạng phi tuyến của quan hệ I–P, cụ thể là vị trí của điểm turning point và độ cong của đường quan hệ, thay đổi theo thời gian trong các nền kinh tế chuyển đổi nhanh, phản ánh sự phát triển của năng lực doanh nghiệp và cải thiện điều kiện thể chế qua các giai đoạn. Cơ sở lý thuyết bao gồm Wu et al. (2022), Xiao et al. (2013), và Banalieva và Dhanaraj (2019). Bằng chứng từ Do và Phan (2026g) về sự ổn định tương đối của turning point Trung Quốc giữa 2012 và 2024 (Paternoster z = +0,82, p = .412, không bác bỏ bằng nhau) cung cấp cơ sở thực nghiệm bổ sung cho việc kiểm định H6 ở cấp độ luận án.</w:t>
+        <w:t xml:space="preserve">Dựa trên quan sát về tốc độ chuyển đổi số và thay đổi thể chế rất nhanh ở một số nền kinh tế châu Á, đặc biệt Trung Quốc, quan hệ I–P không nhất thiết ổn định theo thời gian. Giả thuyết H6 được phát biểu như sau. Hình dạng phi tuyến của quan hệ I–P, cụ thể là vị trí của điểm turning point và độ cong của đường quan hệ, thay đổi theo thời gian trong các nền kinh tế chuyển đổi nhanh. Sự thay đổi này phản ánh sự phát triển của năng lực doanh nghiệp và cải thiện điều kiện thể chế qua các giai đoạn. Cơ sở lý thuyết bao gồm Wu et al. (2022), Xiao et al. (2013), và Banalieva và Dhanaraj (2019). Do và Phan (2026g) cung cấp bằng chứng về sự ổn định tương đối của turning point Trung Quốc giữa 2012 và 2024 (Paternoster z = +0,82, p = .412, không bác bỏ bằng nhau). Kết quả này là cơ sở thực nghiệm bổ sung cho việc kiểm định H6 ở cấp độ luận án.</w:t>
       </w:r>
     </w:p>
     <w:p>
@@ -1863,7 +1863,7 @@
         <w:pStyle w:val="BodyText"/>
       </w:pPr>
       <w:r>
-        <w:t xml:space="preserve">Phần đầu chương xác lập bốn khái niệm cốt lõi: quốc tế hóa doanh nghiệp (đo bằng FSTS), hiệu quả hoạt động (đo bằng labor productivity là chính), năng lực công nghệ (TCI) và chỉ số chấp nhận số (DAI) như hai construct độc lập, và bối cảnh thể chế được vận hành hóa bằng khung ICRV sáu nhóm. Phần lý thuyết nền trình bày và phân tích bốn lý thuyết kinh điển, Uppsala, RBV, Institutional Theory, và Upper Echelons Theory, cùng với lớp mở rộng Digital Capability Lens, xác định vai trò của từng lý thuyết trong khung giải thích tổng thể của luận án.</w:t>
+        <w:t xml:space="preserve">Phần đầu chương xác lập bốn khái niệm cốt lõi. Đó là: quốc tế hóa doanh nghiệp (đo bằng FSTS); hiệu quả hoạt động (đo bằng labor productivity là chính); năng lực công nghệ (TCI) và chỉ số chấp nhận số (DAI) như hai construct độc lập. Bối cảnh thể chế được vận hành hóa bằng khung ICRV sáu nhóm. Phần lý thuyết nền trình bày và phân tích bốn lý thuyết kinh điển (Uppsala, RBV, Institutional Theory, và Upper Echelons Theory) cùng với lớp mở rộng Digital Capability Lens. Phần này xác định vai trò của từng lý thuyết trong khung giải thích tổng thể của luận án.</w:t>
       </w:r>
     </w:p>
     <w:p>
@@ -1871,7 +1871,7 @@
         <w:pStyle w:val="BodyText"/>
       </w:pPr>
       <w:r>
-        <w:t xml:space="preserve">Tổng quan thực nghiệm cho thấy literature I–P đã phát triển qua ba giai đoạn, từ tuyến tính dương đến phi tuyến đến tập trung vào moderators; các meta-analyses nhất quán cho thấy tác động tổng hợp là dương nhưng nhỏ với I² &gt; 80%, đòi hỏi cách tiếp cận moderator-centric; và bối cảnh châu Á, đặc biệt là các nền kinh tế frontier và SIDS, đang thiếu đại diện nghiêm trọng trong literature.</w:t>
+        <w:t xml:space="preserve">Tổng quan thực nghiệm cho thấy literature I–P đã phát triển qua ba giai đoạn: từ tuyến tính dương đến phi tuyến đến tập trung vào moderators. Các meta-analyses nhất quán cho thấy tác động tổng hợp là dương nhưng nhỏ với I² &gt; 80%, đòi hỏi cách tiếp cận moderator-centric. Bối cảnh châu Á, đặc biệt là các nền kinh tế frontier và SIDS, đang thiếu đại diện nghiêm trọng trong literature.</w:t>
       </w:r>
     </w:p>
     <w:p>
@@ -1879,7 +1879,7 @@
         <w:pStyle w:val="BodyText"/>
       </w:pPr>
       <w:r>
-        <w:t xml:space="preserve">Ba khoảng trống được xác định: thiếu khung tích hợp đa tầng, sự đồng nhất không hợp lý TCI–DAI, và thiếu bằng chứng cross-country quy mô lớn có cấu trúc cho châu Á. Để lấp đầy ba khoảng trống này, luận án đề xuất khung CDCM và phát triển sáu giả thuyết (H1–H6) bao phủ phi tuyến cơ bản, vai trò của TCI và DAI, vai trò của đặc điểm nhà quản trị, vai trò của thể chế ICRV, và dị biệt thời gian. Chương 3 sẽ trình bày thiết kế phương pháp và chiến lược kiểm định hệ giả thuyết này.</w:t>
+        <w:t xml:space="preserve">Ba khoảng trống được xác định: thiếu khung tích hợp đa tầng, sự đồng nhất không hợp lý TCI–DAI, và thiếu bằng chứng cross-country quy mô lớn có cấu trúc cho châu Á. Để lấp đầy ba khoảng trống này, luận án đề xuất khung CDCM và phát triển sáu giả thuyết (H1–H6). Hệ giả thuyết bao phủ phi tuyến cơ bản, vai trò của TCI và DAI, vai trò của đặc điểm nhà quản trị, vai trò của thể chế ICRV, và dị biệt thời gian. Chương 3 sẽ trình bày thiết kế phương pháp và chiến lược kiểm định hệ giả thuyết này.</w:t>
       </w:r>
     </w:p>
     <w:p>
@@ -2010,7 +2010,7 @@
         <w:pStyle w:val="FirstParagraph"/>
       </w:pPr>
       <w:r>
-        <w:t xml:space="preserve">Quy trình đi theo sáu bước: (i) xác định khoảng trống nghiên cứu từ tổng quan và meta-analysis trước đây; (ii) xây dựng khung lý thuyết tích hợp đa tầng và hệ giả thuyết H1–H6; (iii) tiến hành meta-analysis cập nhật 1982–2026; (iv) thu thập và chuẩn hóa dữ liệu WBES cho</w:t>
+        <w:t xml:space="preserve">Quy trình đi theo sáu bước. Bước (i) xác định khoảng trống nghiên cứu từ tổng quan và meta-analysis trước đây. Bước (ii) xây dựng khung lý thuyết tích hợp đa tầng và hệ giả thuyết H1–H6. Bước (iii) tiến hành meta-analysis cập nhật 1982–2026. Bước (iv) thu thập và chuẩn hóa dữ liệu WBES cho</w:t>
       </w:r>
       <w:r>
         <w:t xml:space="preserve"> </w:t>
@@ -2026,18 +2026,18 @@
         <w:t xml:space="preserve"> </w:t>
       </w:r>
       <w:r>
-        <w:t xml:space="preserve">sau khi hòa hợp 3 thế hệ schema (PICS3, Standardized, BREADY/BEE); (v) ước lượng mô hình thực nghiệm theo bối cảnh quốc gia và đa quốc gia; (vi) kiểm định độ vững và tích hợp kết quả để đóng góp lý thuyết.</w:t>
+        <w:t xml:space="preserve">sau khi hòa hợp 3 thế hệ schema (PICS3, Standardized, BREADY/BEE). Bước (v) ước lượng mô hình thực nghiệm theo bối cảnh quốc gia và đa quốc gia. Bước (vi) kiểm định độ vững và tích hợp kết quả để đóng góp lý thuyết.</w:t>
       </w:r>
     </w:p>
     <w:bookmarkEnd w:id="66"/>
     <w:bookmarkEnd w:id="67"/>
-    <w:bookmarkStart w:id="71" w:name="Xba2b2f63509bf3587653379b96fe905a4c38721"/>
+    <w:bookmarkStart w:id="71" w:name="Xc837cd1eb674a4290cf22d63ca57a264d2a76b7"/>
     <w:p>
       <w:pPr>
         <w:pStyle w:val="Heading2"/>
       </w:pPr>
       <w:r>
-        <w:t xml:space="preserve">3.2 Phase 1 — Meta-analysis 1982–2026</w:t>
+        <w:t xml:space="preserve">3.2 Phase 1: Meta-analysis 1982–2026</w:t>
       </w:r>
     </w:p>
     <w:bookmarkStart w:id="68" w:name="X6548c445f253576ab77db0afe7759a99accc5ae"/>
@@ -2054,7 +2054,7 @@
         <w:pStyle w:val="FirstParagraph"/>
       </w:pPr>
       <w:r>
-        <w:t xml:space="preserve">Meta-analysis trong IB đã được thiết lập vững chắc qua nhiều thập kỷ (Hunter &amp; Schmidt, 2004; Borenstein et al., 2009). Phương pháp chuẩn bao gồm: xây dựng inclusion criteria theo PRISMA (Page et al., 2021), transmit hiệu ứng bằng Fisher's</w:t>
+        <w:t xml:space="preserve">Meta-analysis trong IB đã được thiết lập vững chắc qua nhiều thập kỷ (Hunter &amp; Schmidt, 2004; Borenstein et al., 2009). Phương pháp chuẩn gồm các bước sau. Xây dựng inclusion criteria theo PRISMA (Page et al., 2021). Transmit hiệu ứng bằng Fisher's</w:t>
       </w:r>
       <w:r>
         <w:t xml:space="preserve"> </w:t>
@@ -2065,7 +2065,7 @@
         </m:r>
       </m:oMath>
       <w:r>
-        <w:t xml:space="preserve">, tính pooled effect size theo random-effects, kiểm định heterogeneity bằng</w:t>
+        <w:t xml:space="preserve">, tính pooled effect size theo random-effects. Kiểm định heterogeneity bằng</w:t>
       </w:r>
       <w:r>
         <w:t xml:space="preserve"> </w:t>
@@ -2096,7 +2096,7 @@
         </m:sSup>
       </m:oMath>
       <w:r>
-        <w:t xml:space="preserve">, và đánh giá publication bias bằng Egger và Begg-Mazumdar (Egger et al., 1997; Begg &amp; Mazumdar, 1994). Các meta-analyses trước đây về I–P (Bausch &amp; Krist, 2007; Kirca et al., 2012; Marano et al., 2016; Wu et al., 2022; Arte &amp; Larimo, 2022) cung cấp quy trình mẫu mà luận án kế thừa và cập nhật.</w:t>
+        <w:t xml:space="preserve">. Đánh giá publication bias bằng Egger và Begg-Mazumdar (Egger et al., 1997; Begg &amp; Mazumdar, 1994). Các meta-analyses trước đây về I–P (Bausch &amp; Krist, 2007; Kirca et al., 2012; Marano et al., 2016; Wu et al., 2022; Arte &amp; Larimo, 2022) cung cấp quy trình mẫu mà luận án kế thừa và cập nhật.</w:t>
       </w:r>
     </w:p>
     <w:bookmarkEnd w:id="68"/>
@@ -2251,13 +2251,13 @@
     </w:p>
     <w:bookmarkEnd w:id="70"/>
     <w:bookmarkEnd w:id="71"/>
-    <w:bookmarkStart w:id="80" w:name="X2c6e58f89857f64ac5f06ae1a6ddd1deb030675"/>
+    <w:bookmarkStart w:id="80" w:name="X9849ea55f293328d7af4750149a944f3b0c8358"/>
     <w:p>
       <w:pPr>
         <w:pStyle w:val="Heading2"/>
       </w:pPr>
       <w:r>
-        <w:t xml:space="preserve">3.3 Phase 2 — Phân tích thực nghiệm đa quốc gia</w:t>
+        <w:t xml:space="preserve">3.3 Phase 2: Phân tích thực nghiệm đa quốc gia</w:t>
       </w:r>
     </w:p>
     <w:bookmarkStart w:id="72" w:name="Xf7fc23c09ac90b299b0f14681e1df5ca5c5e569"/>
@@ -2367,7 +2367,7 @@
         <w:t xml:space="preserve"> </w:t>
       </w:r>
       <w:r>
-        <w:t xml:space="preserve">WBES cung cấp sampling weights để đại diện cho tổng thể doanh nghiệp trong từng quốc gia. Tuy nhiên, luận án</w:t>
+        <w:t xml:space="preserve">WBES cung cấp sampling weights để đại diện cho tổng thể doanh nghiệp trong từng quốc gia. Dẫu vậy, luận án</w:t>
       </w:r>
       <w:r>
         <w:t xml:space="preserve"> </w:t>
@@ -2383,17 +2383,17 @@
         <w:t xml:space="preserve"> </w:t>
       </w:r>
       <w:r>
-        <w:t xml:space="preserve">trong ước lượng mô hình hồi quy vì ba lý do: (1) Mục tiêu của luận án là kiểm định cơ chế lý thuyết (mechanism testing) chứ không phải ước lượng mô tả đại diện tổng thể (population-representative descriptive estimation), trong bối cảnh này, không áp dụng weights là thực hành chuẩn trong literature IB sử dụng WBES (Aterido et al., 2011; Cuervo-Cazurra et al., 2018); (2) Fixed effects ở cấp country-year đã kiểm soát đặc điểm cấu trúc của từng sóng khảo sát; (3) Việc áp dụng weights có thể làm sai lệch ước lượng khi mẫu được gộp chung từ nhiều quốc gia có quy mô tổng thể doanh nghiệp khác nhau nhiều bậc (ví dụ: Trung Quốc ~100 triệu so với Tonga ~500 doanh nghiệp). Phân tích độ nhạy có áp dụng survey weights cho từng quốc gia riêng lẻ (P3/P4/P5) không thay đổi hướng hoặc mức độ ý nghĩa của các hệ số chính (xem Mục 3.5).</w:t>
+        <w:t xml:space="preserve">trong ước lượng mô hình hồi quy vì ba lý do. Thứ nhất, mục tiêu của luận án là kiểm định cơ chế lý thuyết (mechanism testing) chứ không phải ước lượng mô tả đại diện tổng thể (population-representative descriptive estimation). Trong bối cảnh này, không áp dụng weights là thực hành chuẩn trong literature IB sử dụng WBES (Aterido et al., 2011; Cuervo-Cazurra et al., 2018). Thứ hai, fixed effects ở cấp country-year đã kiểm soát đặc điểm cấu trúc của từng sóng khảo sát. Thứ ba, việc áp dụng weights có thể làm sai lệch ước lượng khi mẫu được gộp chung từ nhiều quốc gia có quy mô tổng thể doanh nghiệp khác nhau nhiều bậc (ví dụ: Trung Quốc ~100 triệu so với Tonga ~500 doanh nghiệp). Phân tích độ nhạy có áp dụng survey weights cho từng quốc gia riêng lẻ (P3/P4/P5) không thay đổi hướng hoặc mức độ ý nghĩa của các hệ số chính (xem Mục 3.5).</w:t>
       </w:r>
     </w:p>
     <w:bookmarkEnd w:id="72"/>
-    <w:bookmarkStart w:id="73" w:name="X2013f18ac82d23d08403a6b9339b953a5fef2fa"/>
+    <w:bookmarkStart w:id="73" w:name="Xf2ea72fa9349ddc4b9e21f5ef590f4b93e5e741"/>
     <w:p>
       <w:pPr>
         <w:pStyle w:val="Heading3"/>
       </w:pPr>
       <w:r>
-        <w:t xml:space="preserve">3.3.2 Đo lường biến phụ thuộc — Hiệu quả hoạt động</w:t>
+        <w:t xml:space="preserve">3.3.2 Đo lường biến phụ thuộc: Hiệu quả hoạt động</w:t>
       </w:r>
     </w:p>
     <w:p>
@@ -2542,13 +2542,13 @@
       </w:r>
     </w:p>
     <w:bookmarkEnd w:id="73"/>
-    <w:bookmarkStart w:id="74" w:name="X40a8e724c89b196c45c024f01b1458111f91588"/>
+    <w:bookmarkStart w:id="74" w:name="X463a53880123ab83c85eec08c7e72bc2b9a6750"/>
     <w:p>
       <w:pPr>
         <w:pStyle w:val="Heading3"/>
       </w:pPr>
       <w:r>
-        <w:t xml:space="preserve">3.3.3 Đo lường biến độc lập — Quốc tế hóa</w:t>
+        <w:t xml:space="preserve">3.3.3 Đo lường biến độc lập: Quốc tế hóa</w:t>
       </w:r>
     </w:p>
     <w:p>
@@ -2817,7 +2817,7 @@
         <w:t xml:space="preserve"> </w:t>
       </w:r>
       <w:r>
-        <w:t xml:space="preserve">trong bối cảnh WBES, đảm bảo construct purity ở 47 nền kinh tế châu Á và Pacific, với pipeline hòa hợp 3 thế hệ schema. Phân tách TCI và DAI theo (i) Bharadwaj et al. (2013) — IT capability vs digital business strategy có nomological nets khác nhau; (ii) phân tầng 3 cấp của Verhoef et al. (2021), digitization, digitalization, digital transformation; (iii) truyền thống Lall (1992) và Cohen &amp; Levinthal (1990) coi technological capability là chiều sâu năng lực nội tại (absorptive capacity), khác về bản chất với digital adoption ở giao diện ngoại tại; (iv) resource-orchestration logic của Bhandari et al. (2023) cho I→P relationship; và (v) 4 tiêu chí formative composite của Coltman et al. (2008), đảm bảo TCI và DAI là hai composite độc lập.</w:t>
+        <w:t xml:space="preserve">trong bối cảnh WBES, đảm bảo construct purity ở 47 nền kinh tế châu Á và Pacific, với pipeline hòa hợp 3 thế hệ schema. Phân tách TCI và DAI dựa trên năm cơ sở. Cơ sở (i): Bharadwaj et al. (2013) cho thấy IT capability và digital business strategy có nomological nets khác nhau. Cơ sở (ii): phân tầng 3 cấp của Verhoef et al. (2021) gồm digitization, digitalization, digital transformation. Cơ sở (iii): truyền thống Lall (1992) và Cohen &amp; Levinthal (1990) coi technological capability là chiều sâu năng lực nội tại (absorptive capacity), khác về bản chất với digital adoption ở giao diện ngoại tại. Cơ sở (iv): resource-orchestration logic của Bhandari et al. (2023) cho I→P relationship. Cơ sở (v): 4 tiêu chí formative composite của Coltman et al. (2008), đảm bảo TCI và DAI là hai composite độc lập.</w:t>
       </w:r>
     </w:p>
     <w:bookmarkEnd w:id="75"/>
@@ -3211,13 +3211,13 @@
       </w:r>
     </w:p>
     <w:bookmarkEnd w:id="81"/>
-    <w:bookmarkStart w:id="82" w:name="X91b9254fb543667278f4d6a826ba3dee0d78b94"/>
+    <w:bookmarkStart w:id="82" w:name="X3fee737c788958d2a80253168f73f07013a660d"/>
     <w:p>
       <w:pPr>
         <w:pStyle w:val="Heading3"/>
       </w:pPr>
       <w:r>
-        <w:t xml:space="preserve">3.4.2 Mô hình empirical — Tuyến tính cơ bản</w:t>
+        <w:t xml:space="preserve">3.4.2 Mô hình empirical: Tuyến tính cơ bản</w:t>
       </w:r>
     </w:p>
     <w:p>
@@ -3664,10 +3664,7 @@
         </m:r>
       </m:oMath>
       <w:r>
-        <w:t xml:space="preserve"> </w:t>
-      </w:r>
-      <w:r>
-        <w:t xml:space="preserve">— inverted-U được xác nhận. Turning point tính theo</w:t>
+        <w:t xml:space="preserve">, inverted-U được xác nhận. Turning point tính theo</w:t>
       </w:r>
       <w:r>
         <w:t xml:space="preserve"> </w:t>
@@ -5298,13 +5295,13 @@
       </w:r>
     </w:p>
     <w:bookmarkEnd w:id="87"/>
-    <w:bookmarkStart w:id="88" w:name="Xe9c37da457fcc384a1a2e7197bb3bb5235b6f8f"/>
+    <w:bookmarkStart w:id="88" w:name="Xf9ed1fe34c2c63c9bc24f636afa94c70ed1bc7e"/>
     <w:p>
       <w:pPr>
         <w:pStyle w:val="Heading3"/>
       </w:pPr>
       <w:r>
-        <w:t xml:space="preserve">3.4.5.1 Mô hình cụ thể — Nghiên cứu 3 (Việt Nam, WBES 2009/2015/2023)</w:t>
+        <w:t xml:space="preserve">3.4.5.1 Mô hình cụ thể: Nghiên cứu 3 (Việt Nam, WBES 2009/2015/2023)</w:t>
       </w:r>
     </w:p>
     <w:p>
@@ -5422,7 +5419,7 @@
         <w:t xml:space="preserve"> </w:t>
       </w:r>
       <w:r>
-        <w:t xml:space="preserve">= DAI_z_it: chỉ số số hoá cơ sở — Tier-1 (chuẩn hoá z trong sóng)</w:t>
+        <w:t xml:space="preserve">= DAI_z_it: chỉ số số hoá cơ sở Tier-1 (chuẩn hoá z trong sóng)</w:t>
       </w:r>
     </w:p>
     <w:p>
@@ -5485,7 +5482,7 @@
           <w:bCs/>
           <w:b/>
         </w:rPr>
-        <w:t xml:space="preserve">M0 — Mô hình cơ sở (biến kiểm soát):</w:t>
+        <w:t xml:space="preserve">M0: Mô hình cơ sở (biến kiểm soát):</w:t>
       </w:r>
     </w:p>
     <w:p>
@@ -5756,7 +5753,7 @@
           <w:bCs/>
           <w:b/>
         </w:rPr>
-        <w:t xml:space="preserve">M1 — Quốc tế hoá tuyến tính:</w:t>
+        <w:t xml:space="preserve">M1: Quốc tế hoá tuyến tính:</w:t>
       </w:r>
     </w:p>
     <w:p>
@@ -5970,7 +5967,7 @@
           <w:bCs/>
           <w:b/>
         </w:rPr>
-        <w:t xml:space="preserve">M2 — Quốc tế hoá phi tuyến (kiểm định H1 — inverted-U):</w:t>
+        <w:t xml:space="preserve">M2: Quốc tế hoá phi tuyến (kiểm định H1, inverted-U):</w:t>
       </w:r>
     </w:p>
     <w:p>
@@ -6828,7 +6825,7 @@
           <w:bCs/>
           <w:b/>
         </w:rPr>
-        <w:t xml:space="preserve">M4 — Điều tiết CSS/DAI (H4 thăm dò):</w:t>
+        <w:t xml:space="preserve">M4: Điều tiết CSS/DAI (H4 thăm dò):</w:t>
       </w:r>
     </w:p>
     <w:p>
@@ -7254,7 +7251,7 @@
           <w:bCs/>
           <w:b/>
         </w:rPr>
-        <w:t xml:space="preserve">M5 — NLCN trực tiếp (không tương tác):</w:t>
+        <w:t xml:space="preserve">M5: NLCN trực tiếp (không tương tác):</w:t>
       </w:r>
     </w:p>
     <w:p>
@@ -7522,7 +7519,7 @@
           <w:bCs/>
           <w:b/>
         </w:rPr>
-        <w:t xml:space="preserve">M6 — CSS/DAI trực tiếp (không tương tác):</w:t>
+        <w:t xml:space="preserve">M6: CSS/DAI trực tiếp (không tương tác):</w:t>
       </w:r>
     </w:p>
     <w:p>
@@ -7787,7 +7784,7 @@
           <w:bCs/>
           <w:b/>
         </w:rPr>
-        <w:t xml:space="preserve">M7 — Cả hai trực tiếp, không tương tác:</w:t>
+        <w:t xml:space="preserve">M7: Cả hai trực tiếp, không tương tác:</w:t>
       </w:r>
     </w:p>
     <w:p>
@@ -8091,7 +8088,7 @@
           <w:bCs/>
           <w:b/>
         </w:rPr>
-        <w:t xml:space="preserve">M8 — Mô hình đầy đủ (trực tiếp + điều tiết CSS):</w:t>
+        <w:t xml:space="preserve">M8: Mô hình đầy đủ (trực tiếp + điều tiết CSS):</w:t>
       </w:r>
     </w:p>
     <w:p>
@@ -8603,7 +8600,7 @@
           <w:bCs/>
           <w:b/>
         </w:rPr>
-        <w:t xml:space="preserve">Bảng định nghĩa biến — Nghiên cứu 3 (Việt Nam):</w:t>
+        <w:t xml:space="preserve">Bảng định nghĩa biến cho Nghiên cứu 3 (Việt Nam):</w:t>
       </w:r>
     </w:p>
     <w:tbl>
@@ -9224,13 +9221,13 @@
       </w:tr>
     </w:tbl>
     <w:bookmarkEnd w:id="88"/>
-    <w:bookmarkStart w:id="89" w:name="Xc82b1aa0784a668aba43881d1c592a6ad08e5ee"/>
+    <w:bookmarkStart w:id="89" w:name="X63c3f2fc119ff50eda9388719407b1c32636347"/>
     <w:p>
       <w:pPr>
         <w:pStyle w:val="Heading3"/>
       </w:pPr>
       <w:r>
-        <w:t xml:space="preserve">3.4.5.2 Mô hình cụ thể — Nghiên cứu 4 (Singapore, WBES 2023)</w:t>
+        <w:t xml:space="preserve">3.4.5.2 Mô hình cụ thể: Nghiên cứu 4 (Singapore, WBES 2023)</w:t>
       </w:r>
     </w:p>
     <w:p>
@@ -9521,7 +9518,7 @@
         <w:pStyle w:val="BlockText"/>
       </w:pPr>
       <w:r>
-        <w:t xml:space="preserve">M3 (+ NLCN — H1-TCI trực tiếp):</w:t>
+        <w:t xml:space="preserve">M3 (+ NLCN, H1-TCI trực tiếp):</w:t>
       </w:r>
       <w:r>
         <w:t xml:space="preserve"> </w:t>
@@ -9567,7 +9564,7 @@
         <w:t xml:space="preserve"> </w:t>
       </w:r>
       <w:r>
-        <w:t xml:space="preserve">H3: β₆ &gt; 0 — DAI khuếch đại lợi nhuận I→P ở cường độ xuất khẩu cao (coordination platform mechanism; Stallkamp &amp; Schotter, 2021)</w:t>
+        <w:t xml:space="preserve">H3: β₆ &gt; 0, tức DAI khuếch đại lợi nhuận I→P ở cường độ xuất khẩu cao (coordination platform mechanism; Stallkamp &amp; Schotter, 2021)</w:t>
       </w:r>
       <w:r>
         <w:t xml:space="preserve"> </w:t>
@@ -9585,7 +9582,7 @@
           <w:bCs/>
           <w:b/>
         </w:rPr>
-        <w:t xml:space="preserve">Bảng định nghĩa biến — Nghiên cứu 4 (Singapore):</w:t>
+        <w:t xml:space="preserve">Bảng định nghĩa biến cho Nghiên cứu 4 (Singapore):</w:t>
       </w:r>
     </w:p>
     <w:tbl>
@@ -10173,13 +10170,13 @@
       </w:r>
     </w:p>
     <w:bookmarkEnd w:id="89"/>
-    <w:bookmarkStart w:id="90" w:name="Xd7af671c66f92fda4c51769a4f141e153734d80"/>
+    <w:bookmarkStart w:id="90" w:name="X04bbfb0acfd55030625a39eaa775bb872b6e6a7"/>
     <w:p>
       <w:pPr>
         <w:pStyle w:val="Heading3"/>
       </w:pPr>
       <w:r>
-        <w:t xml:space="preserve">3.4.5.3 Mô hình cụ thể — Nghiên cứu 5 (Trung Quốc, WBES 2012 và 2024)</w:t>
+        <w:t xml:space="preserve">3.4.5.3 Mô hình cụ thể: Nghiên cứu 5 (Trung Quốc, WBES 2012 và 2024)</w:t>
       </w:r>
     </w:p>
     <w:p>
@@ -10426,7 +10423,7 @@
         <w:pStyle w:val="BlockText"/>
       </w:pPr>
       <w:r>
-        <w:t xml:space="preserve">M3 (+ NLCN trực tiếp — H2 level-shift):</w:t>
+        <w:t xml:space="preserve">M3 (+ NLCN trực tiếp, H2 level-shift):</w:t>
       </w:r>
       <w:r>
         <w:t xml:space="preserve"> </w:t>
@@ -10438,7 +10435,7 @@
         <w:t xml:space="preserve"> </w:t>
       </w:r>
       <w:r>
-        <w:t xml:space="preserve">Kết quả: β₃ = +0,28 (2012, p &lt; 0,001), +0,43 (2024, p &lt; 0,001) — TCI là "bộ tăng mức" (level-shifter), không điều tiết độ cong</w:t>
+        <w:t xml:space="preserve">Kết quả: β₃ = +0,28 (2012, p &lt; 0,001), +0,43 (2024, p &lt; 0,001). TCI là "bộ tăng mức" (level-shifter), không điều tiết độ cong</w:t>
       </w:r>
     </w:p>
     <w:p>
@@ -10460,7 +10457,7 @@
         <w:pStyle w:val="BlockText"/>
       </w:pPr>
       <w:r>
-        <w:t xml:space="preserve">M5 (Kiểm định ổn định xuyên sóng — H2b):</w:t>
+        <w:t xml:space="preserve">M5 (Kiểm định ổn định xuyên sóng, H2b):</w:t>
       </w:r>
       <w:r>
         <w:t xml:space="preserve"> </w:t>
@@ -10528,7 +10525,7 @@
           <w:bCs/>
           <w:b/>
         </w:rPr>
-        <w:t xml:space="preserve">Bảng định nghĩa biến — Nghiên cứu 5 (Trung Quốc):</w:t>
+        <w:t xml:space="preserve">Bảng định nghĩa biến cho Nghiên cứu 5 (Trung Quốc):</w:t>
       </w:r>
     </w:p>
     <w:tbl>
@@ -11134,13 +11131,13 @@
       </w:r>
     </w:p>
     <w:bookmarkEnd w:id="90"/>
-    <w:bookmarkStart w:id="92" w:name="Xd325577eb4b3aeedca208ff99575fa4709eddc8"/>
+    <w:bookmarkStart w:id="92" w:name="X5c10254027dad606dd706416fcb9325216bce7a"/>
     <w:p>
       <w:pPr>
         <w:pStyle w:val="Heading3"/>
       </w:pPr>
       <w:r>
-        <w:t xml:space="preserve">3.4.5.4 Mô hình cụ thể — Nghiên cứu 7 (Đa quốc gia châu Á, WBES 2003–2025)</w:t>
+        <w:t xml:space="preserve">3.4.5.4 Mô hình cụ thể: Nghiên cứu 7 (Đa quốc gia châu Á, WBES 2003–2025)</w:t>
       </w:r>
     </w:p>
     <w:p>
@@ -11202,7 +11199,7 @@
         <w:t xml:space="preserve">CDDXK_c_it</w:t>
       </w:r>
       <w:r>
-        <w:t xml:space="preserve">: cường độ xuất khẩu mean-centred — FSTS_c = (d3c/100) − mean_pool(FSTS)</w:t>
+        <w:t xml:space="preserve">: cường độ xuất khẩu mean-centred, FSTS_c = (d3c/100) − mean_pool(FSTS)</w:t>
       </w:r>
     </w:p>
     <w:p>
@@ -11240,7 +11237,7 @@
         <w:t xml:space="preserve">NLCN_z_it</w:t>
       </w:r>
       <w:r>
-        <w:t xml:space="preserve">: năng lực công nghệ z-standardised — TCI_z = z-std(b8, e6)</w:t>
+        <w:t xml:space="preserve">: năng lực công nghệ z-standardised, TCI_z = z-std(b8, e6)</w:t>
       </w:r>
     </w:p>
     <w:p>
@@ -11259,7 +11256,7 @@
         <w:t xml:space="preserve">CSS_z_it</w:t>
       </w:r>
       <w:r>
-        <w:t xml:space="preserve">: chỉ số số hoá z-standardised — DAI_z = z-std(website + e-pay, Tier 1+2: c22b/e1, k33)</w:t>
+        <w:t xml:space="preserve">: chỉ số số hoá z-standardised, DAI_z = z-std(website + e-pay, Tier 1+2: c22b/e1, k33)</w:t>
       </w:r>
     </w:p>
     <w:p>
@@ -11566,7 +11563,7 @@
         <w:t xml:space="preserve"> </w:t>
       </w:r>
       <w:r>
-        <w:t xml:space="preserve">(phi tuyến — kiểm định H1):</w:t>
+        <w:t xml:space="preserve">(phi tuyến, kiểm định H1):</w:t>
       </w:r>
     </w:p>
     <w:p>
@@ -13438,7 +13435,7 @@
         <w:t xml:space="preserve"> </w:t>
       </w:r>
       <w:r>
-        <w:t xml:space="preserve">(M8 + đặc điểm nhà quản lý — kiểm định H4):</w:t>
+        <w:t xml:space="preserve">(M8 + đặc điểm nhà quản lý, kiểm định H4):</w:t>
       </w:r>
     </w:p>
     <w:p>
@@ -13726,7 +13723,7 @@
         <w:t xml:space="preserve"> </w:t>
       </w:r>
       <w:r>
-        <w:t xml:space="preserve">(M3 + điều tiết ICRV — kiểm định H5):</w:t>
+        <w:t xml:space="preserve">(M3 + điều tiết ICRV, kiểm định H5):</w:t>
       </w:r>
     </w:p>
     <w:p>
@@ -15165,7 +15162,7 @@
           <w:bCs/>
           <w:b/>
         </w:rPr>
-        <w:t xml:space="preserve">Bảng định nghĩa biến — Nghiên cứu 7 (đa quốc gia)</w:t>
+        <w:t xml:space="preserve">Bảng định nghĩa biến cho Nghiên cứu 7 (đa quốc gia)</w:t>
       </w:r>
     </w:p>
     <w:tbl>
@@ -15844,7 +15841,7 @@
           <w:iCs/>
           <w:i/>
         </w:rPr>
-        <w:t xml:space="preserve">Ghi chú: Mẫu phân tích giảm dần từ N = 84.910 (M2) → 38.342 (M3, thêm kiểm soát) → 29.840 (M11, thêm manager + ICRV + three-way). DAI P7 là Tier 1+2 khi k33 có mặt, Tier-1 only khi thiếu — khác với P3 Vietnam (Tier-1 only) và đồng nhất với P4 Singapore (Tier-1+2). ICRV là biến điều tiết liên tục (integer), không phải dummies, nhằm giữ N đủ lớn trong M10–M11.</w:t>
+        <w:t xml:space="preserve">Ghi chú: Mẫu phân tích giảm dần từ N = 84.910 (M2) → 38.342 (M3, thêm kiểm soát) → 29.840 (M11, thêm manager + ICRV + three-way). DAI P7 là Tier 1+2 khi k33 có mặt, Tier-1 only khi thiếu, khác với P3 Vietnam (Tier-1 only) và đồng nhất với P4 Singapore (Tier-1+2). ICRV là biến điều tiết liên tục (integer), không phải dummies, nhằm giữ N đủ lớn trong M10–M11.</w:t>
       </w:r>
     </w:p>
     <w:p>
@@ -15854,13 +15851,13 @@
         </w:pict>
       </w:r>
     </w:p>
-    <w:bookmarkStart w:id="91" w:name="X4a5526e778224b6984af319ac51111aa01114f7"/>
+    <w:bookmarkStart w:id="91" w:name="X13d875494c8e9cae090eb54a8d8de5b95d18b1a"/>
     <w:p>
       <w:pPr>
         <w:pStyle w:val="Heading4"/>
       </w:pPr>
       <w:r>
-        <w:t xml:space="preserve">3.4.5.5 Mô hình cụ thể — Nghiên cứu 8: Pacific SIDS (N = 1.469, Nhóm VI)</w:t>
+        <w:t xml:space="preserve">3.4.5.5 Mô hình cụ thể: Nghiên cứu 8: Pacific SIDS (N = 1.469, Nhóm VI)</w:t>
       </w:r>
     </w:p>
     <w:p>
@@ -15900,7 +15897,7 @@
         <w:t xml:space="preserve"> </w:t>
       </w:r>
       <w:r>
-        <w:t xml:space="preserve">(Fiji, Kiribati, Papua New Guinea, Samoa, Solomon Islands, Timor-Leste, Tonga, Vanuatu, Comoros) từ các sóng WBES 2009–2025. Đây là nhóm thể chế ICRV Nhóm VI — cấp thấp nhất trong phân loại 6 chế độ — đặc trưng bởi thị trường nội địa cực nhỏ, chi phí thương mại cao và hỗ trợ thể chế yếu. Trong tổng mẫu, chỉ</w:t>
+        <w:t xml:space="preserve">(Fiji, Kiribati, Papua New Guinea, Samoa, Solomon Islands, Timor-Leste, Tonga, Vanuatu, Comoros) từ các sóng WBES 2009–2025. Đây là nhóm thể chế ICRV Nhóm VI, cấp thấp nhất trong phân loại 6 chế độ. Nhóm này đặc trưng bởi thị trường nội địa cực nhỏ, chi phí thương mại cao và hỗ trợ thể chế yếu. Trong tổng mẫu, chỉ</w:t>
       </w:r>
       <w:r>
         <w:t xml:space="preserve"> </w:t>
@@ -15924,7 +15921,7 @@
         <w:pStyle w:val="BodyText"/>
       </w:pPr>
       <w:r>
-        <w:t xml:space="preserve">Phát hiện trọng tâm:</w:t>
+        <w:t xml:space="preserve">Phát hiện trọng tâm là</w:t>
       </w:r>
       <w:r>
         <w:t xml:space="preserve"> </w:t>
@@ -15934,13 +15931,10 @@
           <w:bCs/>
           <w:b/>
         </w:rPr>
-        <w:t xml:space="preserve">gánh nặng quốc tế hóa bắt buộc (Forced Internationalization Penalty — FIP)</w:t>
-      </w:r>
-      <w:r>
-        <w:t xml:space="preserve"> </w:t>
-      </w:r>
-      <w:r>
-        <w:t xml:space="preserve">— mối quan hệ quốc tế hóa–hiệu quả là</w:t>
+        <w:t xml:space="preserve">gánh nặng quốc tế hóa bắt buộc (Forced Internationalization Penalty, FIP)</w:t>
+      </w:r>
+      <w:r>
+        <w:t xml:space="preserve">. Mối quan hệ quốc tế hóa–hiệu quả là</w:t>
       </w:r>
       <w:r>
         <w:t xml:space="preserve"> </w:t>
@@ -16557,7 +16551,7 @@
           <w:iCs/>
           <w:i/>
         </w:rPr>
-        <w:t xml:space="preserve">Ghi chú: CSS_z (DAI) là proxy tĩnh Tier-1 (website binary c22b). WBES không thu thập đủ thang đo cho số hoá động tại các đảo nhỏ — KHÔNG gọi là "năng lực số hoá động".</w:t>
+        <w:t xml:space="preserve">Ghi chú: CSS_z (DAI) là proxy tĩnh Tier-1 (website binary c22b). WBES không thu thập đủ thang đo cho số hoá động tại các đảo nhỏ; KHÔNG gọi là "năng lực số hoá động".</w:t>
       </w:r>
     </w:p>
     <w:p>
@@ -16577,7 +16571,7 @@
         <w:pStyle w:val="BodyText"/>
       </w:pPr>
       <w:r>
-        <w:t xml:space="preserve">M0 — Baseline kiểm soát:</w:t>
+        <w:t xml:space="preserve">M0: Baseline kiểm soát:</w:t>
       </w:r>
     </w:p>
     <w:p>
@@ -16834,7 +16828,7 @@
         <w:pStyle w:val="FirstParagraph"/>
       </w:pPr>
       <w:r>
-        <w:t xml:space="preserve">M1 — Kiểm định FIP (H1b): thêm cường độ xuất khẩu tuyến tính</w:t>
+        <w:t xml:space="preserve">M1: Kiểm định FIP (H1b): thêm cường độ xuất khẩu tuyến tính</w:t>
       </w:r>
     </w:p>
     <w:p>
@@ -17160,7 +17154,7 @@
         <w:pStyle w:val="FirstParagraph"/>
       </w:pPr>
       <w:r>
-        <w:t xml:space="preserve">M2 — Kiểm định phi tuyến: thêm CDDXK_c²</w:t>
+        <w:t xml:space="preserve">M2: Kiểm định phi tuyến: thêm CDDXK_c²</w:t>
       </w:r>
     </w:p>
     <w:p>
@@ -17513,7 +17507,7 @@
         <w:pStyle w:val="FirstParagraph"/>
       </w:pPr>
       <w:r>
-        <w:t xml:space="preserve">M3 — Kiểm định năng lực điều tiết (H2 null cho SIDS):</w:t>
+        <w:t xml:space="preserve">M3: Kiểm định năng lực điều tiết (H2 null cho SIDS):</w:t>
       </w:r>
     </w:p>
     <w:p>
@@ -18363,7 +18357,7 @@
           <w:bCs/>
           <w:b/>
         </w:rPr>
-        <w:t xml:space="preserve">Bảng định nghĩa biến — Nghiên cứu 8 (Pacific SIDS)</w:t>
+        <w:t xml:space="preserve">Bảng định nghĩa biến cho Nghiên cứu 8 (Pacific SIDS)</w:t>
       </w:r>
     </w:p>
     <w:tbl>
@@ -18942,7 +18936,7 @@
           <w:iCs/>
           <w:i/>
         </w:rPr>
-        <w:t xml:space="preserve">Ghi chú: FIP là điều kiện biên (boundary condition) của mô hình chữ U ngược, áp dụng đặc thù tại ICRV Nhóm VI nơi 3 điều kiện cấu trúc bị vi phạm đồng thời: (1) không có thị trường nội địa đủ lớn, (2) chi phí thương mại không kiểm soát được, (3) hỗ trợ thể chế không đủ chức năng. DAI (CSS_z) Tier-1 only — WBES không thu thập thang đo đầy đủ cho số hoá động tại SIDS.</w:t>
+        <w:t xml:space="preserve">Ghi chú: FIP là điều kiện biên (boundary condition) của mô hình chữ U ngược, áp dụng đặc thù tại ICRV Nhóm VI nơi 3 điều kiện cấu trúc bị vi phạm đồng thời: (1) không có thị trường nội địa đủ lớn, (2) chi phí thương mại không kiểm soát được, (3) hỗ trợ thể chế không đủ chức năng. DAI (CSS_z) Tier-1 only; WBES không thu thập thang đo đầy đủ cho số hoá động tại SIDS.</w:t>
       </w:r>
     </w:p>
     <w:p>
@@ -19341,7 +19335,7 @@
               <w:jc w:val="left"/>
             </w:pPr>
             <w:r>
-              <w:t xml:space="preserve">Do &amp; Phan (2026a) — 17 nước châu Á mới nổi</w:t>
+              <w:t xml:space="preserve">Do &amp; Phan (2026a), 17 nước châu Á mới nổi</w:t>
             </w:r>
           </w:p>
         </w:tc>
@@ -19736,7 +19730,7 @@
         <w:pStyle w:val="FirstParagraph"/>
       </w:pPr>
       <w:r>
-        <w:t xml:space="preserve">Chương 4 trình bày toàn bộ kết quả nghiên cứu của luận án theo logic đi từ bức tranh thực trạng mô tả (Mục 4.1) đến bằng chứng tổng hợp ở cấp meta-analytic (Mục 4.2), sau đó đến bằng chứng quốc gia cụ thể và cuối cùng là kiểm định toàn mẫu đa quốc gia. Cấu trúc trình bày gồm tám phần chính, bắt đầu bằng thực trạng quốc tế hóa và hiệu quả hoạt động kinh doanh tại châu Á theo các phân nhóm con thể chế ICRV, tiếp theo là: (ii) kết quả meta-analysis ba tầng (P6); (iii) bối cảnh thể chế tiên tiến—đổi mới tại Singapore (P4); (iv) bối cảnh thể chế trung bình cao tại Trung Quốc (P5); (v) bối cảnh chuyển đổi bậc thấp—trung tại Việt Nam (P3); (vi) kiểm định toàn mẫu châu Á đa bối cảnh (P7); (vii) trường hợp biên là các nền kinh tế đảo nhỏ đang phát triển ở Thái Bình Dương (P8); và (viii) tổng hợp kết quả theo hệ giả thuyết.</w:t>
+        <w:t xml:space="preserve">Chương 4 trình bày toàn bộ kết quả nghiên cứu của luận án theo logic ba bước. Bước đầu đi từ bức tranh thực trạng mô tả (Mục 4.1) đến bằng chứng tổng hợp ở cấp meta-analytic (Mục 4.2). Tiếp theo là bằng chứng quốc gia cụ thể. Cuối cùng là kiểm định toàn mẫu đa quốc gia. Cấu trúc trình bày gồm tám phần chính. Phần đầu trình bày thực trạng quốc tế hóa và hiệu quả hoạt động kinh doanh tại châu Á theo các phân nhóm con thể chế ICRV. Các phần tiếp theo lần lượt là (ii) kết quả meta-analysis ba tầng (P6) và (iii) bối cảnh thể chế tiên tiến-đổi mới tại Singapore (P4). Tiếp đến là (iv) bối cảnh thể chế trung bình cao tại Trung Quốc (P5) và (v) bối cảnh chuyển đổi bậc thấp-trung tại Việt Nam (P3). Ba phần cuối gồm (vi) kiểm định toàn mẫu châu Á đa bối cảnh (P7), (vii) trường hợp biên là các nền kinh tế đảo nhỏ đang phát triển ở Thái Bình Dương (P8), và (viii) tổng hợp kết quả theo hệ giả thuyết.</w:t>
       </w:r>
     </w:p>
     <w:p>
@@ -20439,7 +20433,7 @@
         <w:pStyle w:val="BodyText"/>
       </w:pPr>
       <w:r>
-        <w:t xml:space="preserve">Phát hiện quan trọng nhất từ thực trạng mô tả là sự phân biệt nội bộ trong nhóm Advanced: tỷ số phân tán giữa nhóm đổi mới sáng tạo dẫn dắt (Singapore, Hàn Quốc, Đài Loan, sd ≈ 1,03) và nhóm tài nguyên dẫn dắt (Saudi Arabia, Qatar, Kuwait, sd ≈ 0,49) xấp xỉ 2,1 lần, phản ánh hai cơ chế tăng trưởng và phân phối hoàn toàn khác nhau. Phân nhóm con tài nguyên dẫn dắt có độ phân tán năng suất thấp nhất toàn bộ pool, biểu hiện của kinh tế nhà nước tô (rentier economy) nơi phân phối lại từ xuất khẩu dầu mỏ thu hẹp khoảng cách năng suất giữa doanh nghiệp, nhưng không nhất thiết phản ánh hiệu quả doanh nghiệp đáng kể. Điều này gợi ý rằng việc gộp hai loại Advanced vào một nhóm duy nhất (như các nghiên cứu trước thường làm) sẽ che khuất cơ chế quan trọng này.</w:t>
+        <w:t xml:space="preserve">Phát hiện quan trọng nhất từ thực trạng mô tả là sự phân biệt nội bộ trong nhóm Advanced. Tỷ số phân tán giữa nhóm đổi mới sáng tạo dẫn dắt (Singapore, Hàn Quốc, Đài Loan, sd ≈ 1,03) và nhóm tài nguyên dẫn dắt (Saudi Arabia, Qatar, Kuwait, sd ≈ 0,49) xấp xỉ 2,1 lần. Tỷ số này phản ánh hai cơ chế tăng trưởng và phân phối khác nhau. Phân nhóm con tài nguyên dẫn dắt có độ phân tán năng suất thấp nhất toàn bộ pool. Đây là biểu hiện của kinh tế nhà nước tô (rentier economy): phân phối lại từ xuất khẩu dầu mỏ thu hẹp khoảng cách năng suất giữa doanh nghiệp, nhưng không nhất thiết phản ánh hiệu quả doanh nghiệp đáng kể. Phát hiện này gợi ý rằng việc gộp hai loại Advanced vào một nhóm duy nhất (như các nghiên cứu trước thường làm) sẽ che khuất cơ chế quan trọng.</w:t>
       </w:r>
     </w:p>
     <w:bookmarkEnd w:id="105"/>
@@ -20465,7 +20459,7 @@
         <w:pStyle w:val="BodyText"/>
       </w:pPr>
       <w:r>
-        <w:t xml:space="preserve">Cường độ quốc tế hóa (FSTS trung bình, tính trên toàn mẫu gồm cả doanh nghiệp không xuất khẩu) dao động từ 6,3% (SIDS) đến 10,3% (Upper-middle), với mức trung bình khu vực khoảng 8,8%. Điều đáng chú ý là Upper-middle và Advanced có cùng FSTS trung bình (~10%) nhưng cơ chế xuất khẩu hoàn toàn khác: Advanced chủ yếu dịch vụ và hàng hóa hàm lượng tri thức cao; Upper-middle chủ yếu sản xuất theo chuỗi giá trị toàn cầu với biên lợi nhuận khác nhau.</w:t>
+        <w:t xml:space="preserve">Cường độ quốc tế hóa (FSTS trung bình, tính trên toàn mẫu gồm cả doanh nghiệp không xuất khẩu) dao động từ 6,3% (SIDS) đến 10,3% (Upper-middle), với mức trung bình khu vực khoảng 8,8%. Đáng chú ý là Upper-middle và Advanced có cùng FSTS trung bình (~10%) nhưng cơ chế xuất khẩu khác nhau. Advanced chủ yếu xuất khẩu dịch vụ và hàng hóa hàm lượng tri thức cao. Upper-middle chủ yếu sản xuất theo chuỗi giá trị toàn cầu với biên lợi nhuận khác nhau.</w:t>
       </w:r>
     </w:p>
     <w:bookmarkEnd w:id="106"/>
@@ -20996,7 +20990,7 @@
         <w:pStyle w:val="BodyText"/>
       </w:pPr>
       <w:r>
-        <w:t xml:space="preserve">Phát hiện đáng chú ý là pattern "nhảy vọt số" (digital leapfrogging) ở SIDS: tỷ lệ website 58,9% vượt cả nhóm Emerging (49,2%) dù GNI thấp hơn đáng kể, phản ánh thực tế rằng số hóa bề mặt (website) ở SIDS là công cụ sinh tồn chứ không phải công cụ tối ưu hóa hiệu quả. Kết quả này cũng hỗ trợ lập luận lý thuyết về sự phân biệt giữa DAI (chấp nhận số bề mặt) và TCI (năng lực công nghệ chiều sâu): SIDS có DAI cao nhưng TCI thấp nhất, và đây là nhóm duy nhất có quan hệ I→P âm đơn điệu.</w:t>
+        <w:t xml:space="preserve">Phát hiện đáng chú ý là pattern "nhảy vọt số" (digital leapfrogging) ở SIDS. Tỷ lệ website 58,9% vượt cả nhóm Emerging (49,2%) dù GNI thấp hơn đáng kể. Pattern này phản ánh thực tế rằng số hóa bề mặt (website) ở SIDS là công cụ sinh tồn chứ không phải công cụ tối ưu hóa hiệu quả. Kết quả này hỗ trợ lập luận lý thuyết về sự phân biệt giữa DAI (chấp nhận số bề mặt) và TCI (năng lực công nghệ chiều sâu). SIDS có DAI cao nhưng TCI thấp nhất, và đây là nhóm duy nhất có quan hệ I→P âm đơn điệu.</w:t>
       </w:r>
     </w:p>
     <w:p>
@@ -21004,7 +20998,7 @@
         <w:pStyle w:val="BodyText"/>
       </w:pPr>
       <w:r>
-        <w:t xml:space="preserve">Hiện tượng tương quan âm giữa DAI Tier-1 và năng suất trong nhóm Advanced (-0,129) là ảo ảnh thống kê do bão hòa Tier-1: hầu hết doanh nghiệp Advanced đã có website từ lâu, khiến biến nhị phân này không còn phân biệt được doanh nghiệp hiệu quả và kém hiệu quả trong nhóm đó. Khi loại trừ doanh nghiệp ICT, hệ số âm biến mất, xác nhận đây là vấn đề đo lường chứ không phải quan hệ nhân quả thực.</w:t>
+        <w:t xml:space="preserve">Hiện tượng tương quan âm giữa DAI Tier-1 và năng suất trong nhóm Advanced (-0,129) là ảo ảnh thống kê do bão hòa Tier-1. Hầu hết doanh nghiệp Advanced đã có website từ lâu. Biến nhị phân này do đó không còn phân biệt được doanh nghiệp hiệu quả và kém hiệu quả trong nhóm. Khi loại trừ doanh nghiệp ICT, hệ số âm biến mất, xác nhận đây là vấn đề đo lường chứ không phải quan hệ nhân quả thực.</w:t>
       </w:r>
     </w:p>
     <w:bookmarkEnd w:id="107"/>
@@ -21022,7 +21016,7 @@
         <w:pStyle w:val="FirstParagraph"/>
       </w:pPr>
       <w:r>
-        <w:t xml:space="preserve">Phân tích thực trạng xác định bốn rào cản cấu trúc phổ biến nhất ảnh hưởng đến khả năng quốc tế hóa và hiệu quả doanh nghiệp tại châu Á: (i) tiếp cận tài chính hạn chế, đặc biệt nghiêm trọng ở Frontier và Emerging; (ii) thiếu hụt lao động có kỹ năng; (iii) cạnh tranh từ doanh nghiệp phi chính thức; và (iv) nguồn cung điện không đáng tin cậy. Bốn rào cản này hình thành "institutional voids" (Khanna &amp; Palepu, 2010) tạo ra chi phí giao dịch bổ sung cho doanh nghiệp khi mở rộng hoạt động ra ngoài biên giới. Sự hiện diện đồng thời của nhiều voids tại Frontier và SIDS giải thích tại sao quan hệ I→P ở các nhóm này yếu hoặc âm.</w:t>
+        <w:t xml:space="preserve">Phân tích thực trạng xác định bốn rào cản cấu trúc phổ biến nhất ảnh hưởng đến khả năng quốc tế hóa và hiệu quả doanh nghiệp tại châu Á. Đó là: (i) tiếp cận tài chính hạn chế, đặc biệt nghiêm trọng ở Frontier và Emerging; (ii) thiếu hụt lao động có kỹ năng; (iii) cạnh tranh từ doanh nghiệp phi chính thức; và (iv) nguồn cung điện không đáng tin cậy. Bốn rào cản này hình thành "institutional voids" (Khanna &amp; Palepu, 2010) tạo ra chi phí giao dịch bổ sung cho doanh nghiệp khi mở rộng hoạt động ra ngoài biên giới. Sự hiện diện đồng thời của nhiều voids tại Frontier và SIDS giải thích tại sao quan hệ I→P ở các nhóm này yếu hoặc âm.</w:t>
       </w:r>
     </w:p>
     <w:p>
@@ -21057,7 +21051,7 @@
         <w:pStyle w:val="FirstParagraph"/>
       </w:pPr>
       <w:r>
-        <w:t xml:space="preserve">Phân tích meta-analytic tổng hợp ba tầng (three-level multilevel meta-analysis — MARA) được tiến hành trên tập dữ liệu gồm</w:t>
+        <w:t xml:space="preserve">Phân tích meta-analytic tổng hợp ba tầng (three-level multilevel meta-analysis, MARA) được tiến hành trên tập dữ liệu gồm</w:t>
       </w:r>
       <w:r>
         <w:t xml:space="preserve"> </w:t>
@@ -21183,7 +21177,7 @@
         </m:r>
       </m:oMath>
       <w:r>
-        <w:t xml:space="preserve">, sự hội tụ này tạo ra bằng chứng chéo vững chắc khi mở rộng pool lên gần gấp đôi số nghiên cứu.</w:t>
+        <w:t xml:space="preserve">. Sự hội tụ này tạo ra bằng chứng chéo vững chắc khi mở rộng pool lên gần gấp đôi số nghiên cứu.</w:t>
       </w:r>
     </w:p>
     <w:bookmarkEnd w:id="110"/>
@@ -21383,7 +21377,7 @@
         <w:pStyle w:val="FirstParagraph"/>
       </w:pPr>
       <w:r>
-        <w:t xml:space="preserve">Phát hiện này có hàm ý lý thuyết sâu sắc: heterogeneity trong I→P literature xuất phát chủ yếu từ sự biến thiên</w:t>
+        <w:t xml:space="preserve">Phát hiện này có hàm ý lý thuyết sâu sắc. Heterogeneity trong I→P literature xuất phát chủ yếu từ sự biến thiên</w:t>
       </w:r>
       <w:r>
         <w:t xml:space="preserve"> </w:t>
@@ -21396,10 +21390,7 @@
         <w:t xml:space="preserve">bên trong các nghiên cứu</w:t>
       </w:r>
       <w:r>
-        <w:t xml:space="preserve"> </w:t>
-      </w:r>
-      <w:r>
-        <w:t xml:space="preserve">(ví dụ: cùng một mẫu doanh nghiệp nhưng dùng các thước đo khác nhau cho cùng cấu trúc cho ra kết quả khác nhau), chứ không phải giữa các nghiên cứu với nhau. Điều này gợi ý rằng sự không nhất quán trong literature I→P phần lớn là vấn đề</w:t>
+        <w:t xml:space="preserve">, chứ không phải giữa các nghiên cứu với nhau. Ví dụ điển hình là cùng một mẫu doanh nghiệp nhưng dùng các thước đo khác nhau cho cùng cấu trúc cho ra kết quả khác nhau. Phát hiện này gợi ý rằng sự không nhất quán trong literature I→P phần lớn là vấn đề</w:t>
       </w:r>
       <w:r>
         <w:t xml:space="preserve"> </w:t>
@@ -21517,7 +21508,7 @@
         </m:r>
       </m:oMath>
       <w:r>
-        <w:t xml:space="preserve">. Điều này xác nhận rằng chế độ thể chế, được phân loại thành sáu nhóm từ Advanced Innovation-Driven (Nhóm I: Singapore, Hong Kong, Đài Loan, Hàn Quốc) đến SIDS Thái Bình Dương (Nhóm VI), là moderator có ý nghĩa thực sự cho mối quan hệ tổng hợp I→P trong văn liệu. Kiểm định</w:t>
+        <w:t xml:space="preserve">. Kết quả này xác nhận rằng chế độ thể chế là moderator có ý nghĩa thực sự cho mối quan hệ tổng hợp I→P trong văn liệu. Chế độ thể chế được phân loại thành sáu nhóm từ Advanced Innovation-Driven (Nhóm I: Singapore, Hong Kong, Đài Loan, Hàn Quốc) đến SIDS Thái Bình Dương (Nhóm VI). Kiểm định</w:t>
       </w:r>
       <w:r>
         <w:t xml:space="preserve"> </w:t>
@@ -21769,7 +21760,7 @@
         </m:r>
       </m:oMath>
       <w:r>
-        <w:t xml:space="preserve">), có ý nghĩa thống kê rõ ràng, cho thấy các nghiên cứu với sai số chuẩn lớn hơn (mẫu nhỏ hơn) có xu hướng báo cáo effect size thấp hơn, phù hợp với lệch lạc công bố ưu tiên kết quả dương tính.</w:t>
+        <w:t xml:space="preserve">), có ý nghĩa thống kê rõ ràng. Các nghiên cứu với sai số chuẩn lớn hơn (mẫu nhỏ hơn) có xu hướng báo cáo effect size thấp hơn. Kết quả này phù hợp với lệch lạc công bố ưu tiên kết quả dương tính.</w:t>
       </w:r>
       <w:r>
         <w:t xml:space="preserve"> </w:t>
@@ -22161,7 +22152,7 @@
         <w:t xml:space="preserve">TP ≈ 88,6% FSTS</w:t>
       </w:r>
       <w:r>
-        <w:t xml:space="preserve">, đây là điểm turning point cao nhất trong tất cả các bối cảnh ICRV được phân tích trong luận án. Khoảng tin cậy của turning point rộng (CI: [53%, 253%]), phản ánh hạn chế về quy mô mẫu và thống kê chính xác, nhưng điểm ước lượng trung tâm cho thấy rằng doanh nghiệp Singapore có thể duy trì đà tăng trưởng hiệu quả khi quốc tế hóa ở mức độ rất cao trước khi đạt đỉnh và suy giảm.</w:t>
+        <w:t xml:space="preserve">, đây là điểm turning point cao nhất trong tất cả các bối cảnh ICRV được phân tích trong luận án. Khoảng tin cậy của turning point rộng (CI: [53%, 253%]), phản ánh hạn chế về quy mô mẫu và thống kê chính xác. Tuy nhiên, điểm ước lượng trung tâm cho thấy rằng doanh nghiệp Singapore có thể duy trì đà tăng trưởng hiệu quả khi quốc tế hóa ở mức độ rất cao trước khi đạt đỉnh và suy giảm.</w:t>
       </w:r>
     </w:p>
     <w:bookmarkEnd w:id="115"/>
@@ -22296,7 +22287,7 @@
         </m:r>
       </m:oMath>
       <w:r>
-        <w:t xml:space="preserve">). Cụ thể, ở mức độ quốc tế hóa cao, doanh nghiệp Singapore có năng lực chấp nhận số (digital adoption) cao hơn duy trì hiệu quả tốt hơn so với doanh nghiệp có mức DAI thấp hơn, cho thấy DAI đóng vai trò nguồn lực bổ trợ (situational resource) làm chậm đà suy giảm phía bên phải của đường phi tuyến.</w:t>
+        <w:t xml:space="preserve">). Cụ thể, ở mức độ quốc tế hóa cao, doanh nghiệp Singapore có năng lực chấp nhận số (digital adoption) cao hơn duy trì hiệu quả tốt hơn so với doanh nghiệp có mức DAI thấp hơn. Kết quả này cho thấy DAI đóng vai trò nguồn lực bổ trợ (situational resource) làm chậm đà suy giảm phía bên phải của đường phi tuyến.</w:t>
       </w:r>
     </w:p>
     <w:bookmarkEnd w:id="116"/>
@@ -22404,7 +22395,7 @@
         <w:pStyle w:val="FirstParagraph"/>
       </w:pPr>
       <w:r>
-        <w:t xml:space="preserve">Phân tích hai giai đoạn trên dữ liệu WBES Trung Quốc (Nhóm III — Upper-middle) giai đoạn 2012–2024 xác nhận dạng quan hệ phi tuyến chữ U ngược giữa FSTS và hiệu quả hoạt động doanh nghiệp. Điểm turning point được ước lượng tại:</w:t>
+        <w:t xml:space="preserve">Phân tích hai giai đoạn trên dữ liệu WBES Trung Quốc (Nhóm III, Upper-middle) giai đoạn 2012–2024 xác nhận dạng quan hệ phi tuyến chữ U ngược giữa FSTS và hiệu quả hoạt động doanh nghiệp. Điểm turning point được ước lượng tại:</w:t>
       </w:r>
     </w:p>
     <w:p>
@@ -22469,7 +22460,7 @@
         <w:pStyle w:val="FirstParagraph"/>
       </w:pPr>
       <w:r>
-        <w:t xml:space="preserve">Các con số này cho thấy doanh nghiệp Trung Quốc đạt hiệu quả tối ưu khi cường độ quốc tế hóa (FSTS) ở mức gần 49%, một mức độ tập trung quốc tế vừa phải trong bối cảnh nền kinh tế nội địa khổng lồ của Trung Quốc cũng cung cấp cơ hội tăng trưởng song song.</w:t>
+        <w:t xml:space="preserve">Các con số này cho thấy doanh nghiệp Trung Quốc đạt hiệu quả tối ưu khi cường độ quốc tế hóa (FSTS) ở mức gần 49%. Đây là một mức độ tập trung quốc tế vừa phải. Trong bối cảnh nền kinh tế nội địa khổng lồ của Trung Quốc, thị trường nội địa cũng cung cấp cơ hội tăng trưởng song song.</w:t>
       </w:r>
     </w:p>
     <w:bookmarkEnd w:id="119"/>
@@ -22624,7 +22615,7 @@
         </m:r>
       </m:oMath>
       <w:r>
-        <w:t xml:space="preserve">, không có ý nghĩa thống kê, nghĩa là hình dạng tổng thể của quan hệ phi tuyến không biến đổi đáng kể qua giai đoạn phân tích. Phát hiện này cho thấy trong bối cảnh Upper-middle như Trung Quốc, cơ chế căn bản của quan hệ I→P duy trì tính ổn định đáng kể, có thể phản ánh sự bù trừ giữa chi phí thích ứng tăng lên do chính sách thương mại khó đoán và năng lực tổ chức ngày càng trưởng thành của các doanh nghiệp xuất khẩu Trung Quốc.</w:t>
+        <w:t xml:space="preserve">, không có ý nghĩa thống kê, nghĩa là hình dạng tổng thể của quan hệ phi tuyến không biến đổi đáng kể qua giai đoạn phân tích. Phát hiện này cho thấy trong bối cảnh Upper-middle như Trung Quốc, cơ chế căn bản của quan hệ I→P duy trì tính ổn định đáng kể. Kết quả này có thể phản ánh sự bù trừ giữa hai yếu tố. Một bên là chi phí thích ứng tăng lên do chính sách thương mại khó đoán. Bên kia là năng lực tổ chức ngày càng trưởng thành của các doanh nghiệp xuất khẩu Trung Quốc.</w:t>
       </w:r>
     </w:p>
     <w:bookmarkEnd w:id="120"/>
@@ -22921,10 +22912,7 @@
         </m:r>
       </m:oMath>
       <w:r>
-        <w:t xml:space="preserve"> </w:t>
-      </w:r>
-      <w:r>
-        <w:t xml:space="preserve">— bằng chứng thống kê mạnh nhất trong tất cả các mẫu quốc gia của luận án.</w:t>
+        <w:t xml:space="preserve">. Đây là bằng chứng thống kê mạnh nhất trong tất cả các mẫu quốc gia của luận án.</w:t>
       </w:r>
     </w:p>
     <w:bookmarkEnd w:id="123"/>
@@ -23166,10 +23154,7 @@
         </m:r>
       </m:oMath>
       <w:r>
-        <w:t xml:space="preserve"> </w:t>
-      </w:r>
-      <w:r>
-        <w:t xml:space="preserve">— có ý nghĩa thống kê, cho thấy turning point đã dịch chuyển đáng kể từ 46,2% xuống 39,3% giữa hai làn sóng.</w:t>
+        <w:t xml:space="preserve">, có ý nghĩa thống kê. Turning point đã dịch chuyển đáng kể từ 46,2% xuống 39,3% giữa hai làn sóng.</w:t>
       </w:r>
     </w:p>
     <w:bookmarkEnd w:id="124"/>
@@ -23238,7 +23223,7 @@
         <w:t xml:space="preserve">dương và có ý nghĩa thống kê</w:t>
       </w:r>
       <w:r>
-        <w:t xml:space="preserve">: TCI làm nâng cao mặt bằng hiệu quả và khuếch đại tác động tích cực của quốc tế hóa. Doanh nghiệp Việt Nam có năng lực công nghệ tốt hơn (đo bằng TCI) đạt hiệu quả cao hơn từ quá trình quốc tế hóa — nhất quán với H2 trong khung lý thuyết CDCM.</w:t>
+        <w:t xml:space="preserve">: TCI làm nâng cao mặt bằng hiệu quả và khuếch đại tác động tích cực của quốc tế hóa. Doanh nghiệp Việt Nam có năng lực công nghệ tốt hơn (đo bằng TCI) đạt hiệu quả cao hơn từ quá trình quốc tế hóa. Kết quả này nhất quán với H2 trong khung lý thuyết CDCM.</w:t>
       </w:r>
     </w:p>
     <w:bookmarkEnd w:id="125"/>
@@ -23366,7 +23351,7 @@
         <w:t xml:space="preserve"> </w:t>
       </w:r>
       <w:r>
-        <w:t xml:space="preserve">(mô hình M2 — quadratic FSTS không có biến kiểm soát). Khi bổ sung đầy đủ biến kiểm soát, mẫu hồi quy giảm xuống</w:t>
+        <w:t xml:space="preserve">(mô hình M2: quadratic FSTS không có biến kiểm soát). Khi bổ sung đầy đủ biến kiểm soát, mẫu hồi quy giảm xuống</w:t>
       </w:r>
       <w:r>
         <w:t xml:space="preserve"> </w:t>
@@ -23389,7 +23374,7 @@
         <w:t xml:space="preserve"> </w:t>
       </w:r>
       <w:r>
-        <w:t xml:space="preserve">quan sát (M3–M5), phản ánh missing data trong biến sở hữu nước ngoài và tuổi doanh nghiệp ở các nền kinh tế nhỏ và sóng WBES sớm. Mô hình M5 với country fixed effects và year fixed effects — cấu hình mạnh nhất về kiểm soát phương sai không quan sát (</w:t>
+        <w:t xml:space="preserve">quan sát (M3–M5), phản ánh missing data trong biến sở hữu nước ngoài và tuổi doanh nghiệp ở các nền kinh tế nhỏ và sóng WBES sớm. Mô hình M5 với country fixed effects và year fixed effects là cấu hình mạnh nhất về kiểm soát phương sai không quan sát (</w:t>
       </w:r>
       <m:oMath>
         <m:sSup>
@@ -23425,7 +23410,7 @@
         </m:r>
       </m:oMath>
       <w:r>
-        <w:t xml:space="preserve">) — ước lượng turning point tổng thể (pooled):</w:t>
+        <w:t xml:space="preserve">). Mô hình này ước lượng turning point tổng thể (pooled):</w:t>
       </w:r>
     </w:p>
     <w:p>
@@ -23736,7 +23721,7 @@
         <w:pStyle w:val="FirstParagraph"/>
       </w:pPr>
       <w:r>
-        <w:t xml:space="preserve">Gradient này nhất quán với dự đoán của Institutional Theory: trong môi trường thể chế mạnh (Nhóm I), doanh nghiệp hoàn thu chi phí quốc tế hóa tại mức FSTS thấp hơn, tức là đạt đỉnh hiệu quả sớm hơn. Ngược lại, tại các nền kinh tế thể chế yếu (Nhóm V–VI), doanh nghiệp cần mức độ quốc tế hóa cao hơn để bù đắp chi phí giao dịch và bất định thể chế, nên turning point xuất hiện muộn hơn — ở mức FSTS cao hơn.</w:t>
+        <w:t xml:space="preserve">Gradient này nhất quán với dự đoán của Institutional Theory: trong môi trường thể chế mạnh (Nhóm I), doanh nghiệp hoàn thu chi phí quốc tế hóa tại mức FSTS thấp hơn, tức là đạt đỉnh hiệu quả sớm hơn. Ngược lại, tại các nền kinh tế thể chế yếu (Nhóm V–VI), doanh nghiệp cần mức độ quốc tế hóa cao hơn để bù đắp chi phí giao dịch và bất định thể chế, nên turning point xuất hiện muộn hơn, ở mức FSTS cao hơn.</w:t>
       </w:r>
     </w:p>
     <w:p>
@@ -23828,7 +23813,7 @@
         </m:r>
       </m:oMath>
       <w:r>
-        <w:t xml:space="preserve">). Hai nguồn bằng chứng độc lập — meta-analytic và primary empirical — cùng chỉ ra gradient ICRV, tạo ra independent confirmation có giá trị.</w:t>
+        <w:t xml:space="preserve">). Hai nguồn bằng chứng độc lập (meta-analytic và primary empirical) cùng chỉ ra gradient ICRV, tạo ra independent confirmation có giá trị.</w:t>
       </w:r>
     </w:p>
     <w:bookmarkEnd w:id="129"/>
@@ -23857,7 +23842,7 @@
         <w:t xml:space="preserve">TCI</w:t>
       </w:r>
       <w:r>
-        <w:t xml:space="preserve">: có ý nghĩa thống kê dương trên toàn mẫu — một đơn vị độ lệch chuẩn tăng TCI nâng năng suất lao động khoảng 41% (exp(0,344)−1). Tuy nhiên, các tương tác FSTS×TCI và FSTS²×TCI</w:t>
+        <w:t xml:space="preserve">: có ý nghĩa thống kê dương trên toàn mẫu. Một đơn vị độ lệch chuẩn tăng TCI nâng năng suất lao động khoảng 41% (exp(0,344)−1). Tuy nhiên, các tương tác FSTS×TCI và FSTS²×TCI</w:t>
       </w:r>
       <w:r>
         <w:t xml:space="preserve"> </w:t>
@@ -23905,7 +23890,7 @@
         <w:t xml:space="preserve">DAI</w:t>
       </w:r>
       <w:r>
-        <w:t xml:space="preserve">: có ý nghĩa thống kê toàn mẫu — hiệu ứng trực tiếp</w:t>
+        <w:t xml:space="preserve">: có ý nghĩa thống kê toàn mẫu. Hiệu ứng trực tiếp</w:t>
       </w:r>
       <w:r>
         <w:t xml:space="preserve"> </w:t>
@@ -24195,7 +24180,7 @@
         </m:r>
       </m:oMath>
       <w:r>
-        <w:t xml:space="preserve">). Pattern âm rồi dương này cho thấy doanh nghiệp DAI cao có đường cong I→P phẳng hơn nhưng dịch lên — tổn thất hiệu suất ít hơn khi quốc tế hóa cao. Tương tác DAI×ICRV (</w:t>
+        <w:t xml:space="preserve">). Pattern âm rồi dương này cho thấy doanh nghiệp DAI cao có đường cong I→P phẳng hơn nhưng dịch lên, tức tổn thất hiệu suất ít hơn khi quốc tế hóa cao. Tương tác DAI×ICRV (</w:t>
       </w:r>
       <m:oMath>
         <m:r>
@@ -24253,7 +24238,7 @@
         <w:pStyle w:val="FirstParagraph"/>
       </w:pPr>
       <w:r>
-        <w:t xml:space="preserve">Phân tích P8 tập trung vào chín quốc gia SIDS Thái Bình Dương (Pacific Small Island Developing States — Nhóm VI) với tổng</w:t>
+        <w:t xml:space="preserve">Phân tích P8 tập trung vào chín quốc gia SIDS Thái Bình Dương (Pacific Small Island Developing States, Nhóm VI) với tổng</w:t>
       </w:r>
       <w:r>
         <w:t xml:space="preserve"> </w:t>
@@ -24683,7 +24668,7 @@
         <w:t xml:space="preserve"> </w:t>
       </w:r>
       <w:r>
-        <w:t xml:space="preserve">(monotone decline) — không có turning point trong phạm vi dữ liệu.</w:t>
+        <w:t xml:space="preserve">(monotone decline), không có turning point trong phạm vi dữ liệu.</w:t>
       </w:r>
     </w:p>
     <w:bookmarkEnd w:id="133"/>
@@ -24714,10 +24699,7 @@
         <w:t xml:space="preserve">Forced Internationalization Penalty (FIP)</w:t>
       </w:r>
       <w:r>
-        <w:t xml:space="preserve"> </w:t>
-      </w:r>
-      <w:r>
-        <w:t xml:space="preserve">— gánh nặng quốc tế hóa bắt buộc — một construct lý thuyết mới chưa có trong literature IB trước đây. Cơ chế giải thích gồm ba yếu tố cấu trúc đặc thù của SIDS: (1) thị trường nội địa quá nhỏ, buộc doanh nghiệp SIDS xuất khẩu không phải vì có lợi thế cạnh tranh mà vì nhu cầu nội địa không đủ để duy trì hoạt động; (2) chi phí hậu cần và tiếp cận thị trường cực cao do vị trí địa lý xa xôi và phân tán; và (3) thiếu hỗ trợ thể chế và năng lực xuất khẩu.</w:t>
+        <w:t xml:space="preserve">, tức gánh nặng quốc tế hóa bắt buộc. Đây là một construct lý thuyết mới chưa có trong literature IB trước đây. Cơ chế giải thích gồm ba yếu tố cấu trúc đặc thù của SIDS. Thứ nhất, thị trường nội địa quá nhỏ, buộc doanh nghiệp SIDS xuất khẩu không phải vì có lợi thế cạnh tranh mà vì nhu cầu nội địa không đủ để duy trì hoạt động. Thứ hai, chi phí hậu cần và tiếp cận thị trường cực cao do vị trí địa lý xa xôi và phân tán. Thứ ba, thiếu hỗ trợ thể chế và năng lực xuất khẩu.</w:t>
       </w:r>
     </w:p>
     <w:p>
@@ -24725,7 +24707,7 @@
         <w:pStyle w:val="BodyText"/>
       </w:pPr>
       <w:r>
-        <w:t xml:space="preserve">Kết quả FIP là đóng góp lý thuyết gốc của luận án — lần đầu tiên được ghi nhận và đặt tên trong literature internationalization–firm performance cho khu vực Thái Bình Dương.</w:t>
+        <w:t xml:space="preserve">Kết quả FIP là đóng góp lý thuyết gốc của luận án. Đây là lần đầu tiên hiện tượng được ghi nhận và đặt tên trong literature internationalization–firm performance cho khu vực Thái Bình Dương.</w:t>
       </w:r>
     </w:p>
     <w:p>
@@ -24908,7 +24890,7 @@
               <w:jc w:val="left"/>
             </w:pPr>
             <w:r>
-              <w:t xml:space="preserve">Xác nhận: DAI có level effect phổ quát (β=+0,155***) và cả hai curvature interactions có ý nghĩa trong P7 (49 nền kinh tế); DAI×ICRV p=.012 — "digital shield" mạnh nhất khi thể chế yếu; null tại Việt Nam (Tier-1 only) là kết quả tương thích do hạn chế đo lường</w:t>
+              <w:t xml:space="preserve">Xác nhận: DAI có level effect phổ quát (β=+0,155***) và cả hai curvature interactions có ý nghĩa trong P7 (49 nền kinh tế); DAI×ICRV p=.012; "digital shield" mạnh nhất khi thể chế yếu; null tại Việt Nam (Tier-1 only) là kết quả tương thích do hạn chế đo lường</w:t>
             </w:r>
           </w:p>
         </w:tc>
@@ -24946,7 +24928,7 @@
               <w:jc w:val="left"/>
             </w:pPr>
             <w:r>
-              <w:t xml:space="preserve">Kết quả hỗn hợp — báo cáo trong P7 với top manager nữ β = +0,185***</w:t>
+              <w:t xml:space="preserve">Kết quả hỗn hợp; báo cáo trong P7 với top manager nữ β = +0,185***</w:t>
             </w:r>
           </w:p>
         </w:tc>
@@ -25696,7 +25678,7 @@
         <w:pStyle w:val="FirstParagraph"/>
       </w:pPr>
       <w:r>
-        <w:t xml:space="preserve">Chương 5 tổng hợp và diễn giải kết quả từ Chương 4 trong ánh sáng của khung lý thuyết CDCM và bốn lý thuyết nền (Uppsala, RBV, Institutional Theory, Upper Echelons Theory). Cấu trúc chương gồm sáu phần: (i) bàn luận kết quả theo khung lý thuyết; (ii) so sánh với nghiên cứu trước; (iii) đóng góp lý thuyết; (iv) đề xuất chính sách và quản trị; (v) hạn chế và hướng nghiên cứu tương lai; và (vi) kết luận tổng thể của luận án.</w:t>
+        <w:t xml:space="preserve">Chương 5 tổng hợp và diễn giải kết quả từ Chương 4 trong ánh sáng của khung lý thuyết CDCM và bốn lý thuyết nền (Uppsala, RBV, Institutional Theory, Upper Echelons Theory). Cấu trúc chương gồm sáu phần. Phần (i) bàn luận kết quả theo khung lý thuyết. Phần (ii) so sánh với nghiên cứu trước. Phần (iii) trình bày đóng góp lý thuyết. Phần (iv) đề xuất chính sách và quản trị. Phần (v) thảo luận hạn chế và hướng nghiên cứu tương lai. Phần (vi) đưa ra kết luận tổng thể của luận án.</w:t>
       </w:r>
     </w:p>
     <w:p>
@@ -25743,7 +25725,7 @@
         <w:t xml:space="preserve">gradient ICRV (Biến thiên chế độ bối cảnh thể chế — Institutional Context Regime Variation)</w:t>
       </w:r>
       <w:r>
-        <w:t xml:space="preserve">: cùng một mức độ quốc tế hóa (FSTS) mang lại hiệu quả rất khác nhau tùy thuộc vào chế độ thể chế mà doanh nghiệp hoạt động. Bằng chứng từ hai nguồn độc lập, phân tích meta-analytic (P6,</w:t>
+        <w:t xml:space="preserve">. Cùng một mức độ quốc tế hóa (FSTS) mang lại hiệu quả khác nhau tùy thuộc vào chế độ thể chế mà doanh nghiệp hoạt động. Bằng chứng đến từ hai nguồn độc lập. Nguồn thứ nhất là phân tích meta-analytic (P6,</w:t>
       </w:r>
       <w:r>
         <w:t xml:space="preserve"> </w:t>
@@ -25830,7 +25812,7 @@
         </m:r>
       </m:oMath>
       <w:r>
-        <w:t xml:space="preserve">) và phân tích dữ liệu sơ cấp toàn mẫu (P7,</w:t>
+        <w:t xml:space="preserve">). Nguồn thứ hai là phân tích dữ liệu sơ cấp toàn mẫu (P7,</w:t>
       </w:r>
       <w:r>
         <w:t xml:space="preserve"> </w:t>
@@ -25853,7 +25835,7 @@
         <w:t xml:space="preserve"> </w:t>
       </w:r>
       <w:r>
-        <w:t xml:space="preserve">quan sát từ 49 nền kinh tế), đều chỉ đến cùng một kết luận: điểm uốn (turning point) của quan hệ I→P</w:t>
+        <w:t xml:space="preserve">quan sát từ 49 nền kinh tế). Cả hai cùng chỉ đến một kết luận: điểm uốn (turning point) của quan hệ I→P</w:t>
       </w:r>
       <w:r>
         <w:t xml:space="preserve"> </w:t>
@@ -25869,7 +25851,7 @@
         <w:t xml:space="preserve"> </w:t>
       </w:r>
       <w:r>
-        <w:t xml:space="preserve">từ SIDS/Frontier (~55% FSTS) xuống Emerging, Upper-middle, Advanced Resource, và Advanced Innovation (~28% FSTS). Hay nói cách khác, nền kinh tế thể chế mạnh hơn đạt đỉnh hiệu quả xuất khẩu tại mức FSTS thấp hơn, doanh nghiệp không cần quốc tế hóa sâu để khai thác lợi thế cạnh tranh khi thể chế hỗ trợ đã vận hành tốt.</w:t>
+        <w:t xml:space="preserve">từ SIDS/Frontier (~55% FSTS) xuống Emerging, Upper-middle, Advanced Resource, và Advanced Innovation (~28% FSTS). Nói cách khác, nền kinh tế thể chế mạnh hơn đạt đỉnh hiệu quả xuất khẩu tại mức FSTS thấp hơn. Doanh nghiệp không cần quốc tế hóa sâu để khai thác lợi thế cạnh tranh khi thể chế hỗ trợ đã vận hành tốt.</w:t>
       </w:r>
     </w:p>
     <w:p>
@@ -25877,7 +25859,7 @@
         <w:pStyle w:val="BodyText"/>
       </w:pPr>
       <w:r>
-        <w:t xml:space="preserve">Kết quả này xác nhận H5 và tầng thể chế của khung lý thuyết CDCM theo một cách thuyết phục nhất: không phải chỉ một moderator đơn lẻ mà là</w:t>
+        <w:t xml:space="preserve">Kết quả này xác nhận H5 và tầng thể chế của khung lý thuyết CDCM một cách thuyết phục. Không phải chỉ một moderator đơn lẻ mà là</w:t>
       </w:r>
       <w:r>
         <w:t xml:space="preserve"> </w:t>
@@ -25890,7 +25872,10 @@
         <w:t xml:space="preserve">cả một chế độ thể chế</w:t>
       </w:r>
       <w:r>
-        <w:t xml:space="preserve">, được vận hành hóa thành sáu sub-regime ICRV, xác định điều kiện biên cho quan hệ I→P. Institutional Theory của North (1990) và Khanna và Palepu (2010) dự đoán rằng thể chế định hình chi phí giao dịch và cấu trúc khuyến khích; kết quả ICRV gradient là biểu hiện thực nghiệm của cơ chế này ở quy mô 49 nền kinh tế châu Á và Thái Bình Dương (P7).</w:t>
+        <w:t xml:space="preserve"> </w:t>
+      </w:r>
+      <w:r>
+        <w:t xml:space="preserve">xác định điều kiện biên cho quan hệ I→P. Chế độ thể chế này được vận hành hóa thành sáu sub-regime ICRV. Institutional Theory của North (1990) và Khanna và Palepu (2010) dự đoán rằng thể chế định hình chi phí giao dịch và cấu trúc khuyến khích. Kết quả ICRV gradient là biểu hiện thực nghiệm của cơ chế này ở quy mô 49 nền kinh tế châu Á và Thái Bình Dương (P7).</w:t>
       </w:r>
     </w:p>
     <w:p>
@@ -25911,7 +25896,7 @@
         <w:t xml:space="preserve">giảm chi phí giao dịch</w:t>
       </w:r>
       <w:r>
-        <w:t xml:space="preserve">: thể chế chất lượng cao (hệ thống pháp lý, bảo vệ quyền sở hữu trí tuệ, thực thi hợp đồng) làm giảm chi phí xuyên biên giới, cho phép doanh nghiệp duy trì đà tăng trưởng hiệu quả đến mức FSTS cao hơn. Cơ chế thứ hai là</w:t>
+        <w:t xml:space="preserve">. Thể chế chất lượng cao (hệ thống pháp lý, bảo vệ quyền sở hữu trí tuệ, thực thi hợp đồng) làm giảm chi phí xuyên biên giới. Cơ chế này cho phép doanh nghiệp duy trì đà tăng trưởng hiệu quả đến mức FSTS cao hơn. Cơ chế thứ hai là</w:t>
       </w:r>
       <w:r>
         <w:t xml:space="preserve"> </w:t>
@@ -25924,7 +25909,7 @@
         <w:t xml:space="preserve">khuếch đại năng lực</w:t>
       </w:r>
       <w:r>
-        <w:t xml:space="preserve">: môi trường thể chế tốt cũng có nghĩa là hệ sinh thái dịch vụ hỗ trợ (logistics, tài chính thương mại, tư vấn pháp lý quốc tế) phát triển, làm giảm gánh nặng điều phối nội bộ của doanh nghiệp khi mở rộng quốc tế.</w:t>
+        <w:t xml:space="preserve">. Môi trường thể chế tốt đi cùng hệ sinh thái dịch vụ hỗ trợ phát triển, bao gồm logistics, tài chính thương mại, và tư vấn pháp lý quốc tế. Hệ sinh thái này làm giảm gánh nặng điều phối nội bộ của doanh nghiệp khi mở rộng quốc tế.</w:t>
       </w:r>
     </w:p>
     <w:bookmarkEnd w:id="141"/>
@@ -25958,7 +25943,7 @@
         <w:t xml:space="preserve"> </w:t>
       </w:r>
       <w:r>
-        <w:t xml:space="preserve">trong tất cả các mẫu (Việt Nam P3, Trung Quốc P5, toàn mẫu P7: ~41% tăng năng suất cho mỗi đơn vị độ lệch chuẩn TCI). Tuy nhiên, TCI chỉ</w:t>
+        <w:t xml:space="preserve">trong tất cả các mẫu (Việt Nam P3, Trung Quốc P5, toàn mẫu P7: ~41% tăng năng suất cho mỗi đơn vị độ lệch chuẩn TCI). Dẫu vậy, TCI chỉ</w:t>
       </w:r>
       <w:r>
         <w:t xml:space="preserve"> </w:t>
@@ -25974,7 +25959,7 @@
         <w:t xml:space="preserve"> </w:t>
       </w:r>
       <w:r>
-        <w:t xml:space="preserve">tại bối cảnh quốc gia cụ thể (P3 Việt Nam, môi trường chuyển đổi với phân mảnh thể chế tạo điều kiện cho TCI reshaping hiệu ứng), không phổ quát trên toàn mẫu 49 nền kinh tế (P7: tương tác FSTS×TCI và FSTS²×TCI đều NS). H2 được</w:t>
+        <w:t xml:space="preserve">tại bối cảnh quốc gia cụ thể (P3 Việt Nam, môi trường chuyển đổi với phân mảnh thể chế tạo điều kiện cho TCI reshaping hiệu ứng). Tác động này không phổ quát trên toàn mẫu 49 nền kinh tế (P7: tương tác FSTS×TCI và FSTS²×TCI đều NS). H2 được</w:t>
       </w:r>
       <w:r>
         <w:t xml:space="preserve"> </w:t>
@@ -25987,7 +25972,7 @@
         <w:t xml:space="preserve">xác nhận một phần</w:t>
       </w:r>
       <w:r>
-        <w:t xml:space="preserve">: TCI là năng lực nền tảng phổ quát, nhưng vai trò uốn đường cong I→P phụ thuộc bối cảnh thể chế. Điều này xác nhận vai trò của TCI là</w:t>
+        <w:t xml:space="preserve">: TCI là năng lực nền tảng phổ quát, nhưng vai trò uốn đường cong I→P phụ thuộc bối cảnh thể chế. Kết quả xác nhận vai trò của TCI là</w:t>
       </w:r>
       <w:r>
         <w:t xml:space="preserve"> </w:t>
@@ -26003,7 +25988,7 @@
         <w:t xml:space="preserve"> </w:t>
       </w:r>
       <w:r>
-        <w:t xml:space="preserve">(foundational capability) trong khung CDCM: doanh nghiệp có năng lực công nghệ sâu hơn, được đo bằng việc tiếp cận công nghệ nước ngoài, chi tiêu R&amp;D, đổi mới sản phẩm và chứng nhận chất lượng, tạo ra giá trị cao hơn từ cùng một mức độ quốc tế hóa.</w:t>
+        <w:t xml:space="preserve">(foundational capability) trong khung CDCM. Doanh nghiệp có năng lực công nghệ sâu hơn tạo ra giá trị cao hơn từ cùng một mức độ quốc tế hóa. Năng lực này được đo bằng việc tiếp cận công nghệ nước ngoài, chi tiêu R&amp;D, đổi mới sản phẩm và chứng nhận chất lượng.</w:t>
       </w:r>
     </w:p>
     <w:p>
@@ -26011,7 +25996,7 @@
         <w:pStyle w:val="BodyText"/>
       </w:pPr>
       <w:r>
-        <w:t xml:space="preserve">Cơ chế lý thuyết đằng sau kết quả này bắt nguồn từ Resource-Based View (Barney, 1991): TCI là nguồn lực VRIN (có giá trị, hiếm, khó sao chép, khó thay thế), do đó tạo ra lợi thế cạnh tranh bền vững ngay cả khi doanh nghiệp mở rộng ra thị trường nước ngoài với mức độ bất định cao. Năng lực công nghệ cũng tạo ra absorptive capacity (Cohen &amp; Levinthal, 1990), khả năng hấp thu và tích hợp tri thức từ thị trường nước ngoài, giúp doanh nghiệp học hỏi hiệu quả hơn trong quá trình quốc tế hóa, nhất quán với learning loop của Uppsala model (Johanson &amp; Vahlne, 1977).</w:t>
+        <w:t xml:space="preserve">Cơ chế lý thuyết đằng sau kết quả này bắt nguồn từ Resource-Based View (Barney, 1991). TCI là nguồn lực VRIN (có giá trị, hiếm, khó sao chép, khó thay thế). Nguồn lực này tạo ra lợi thế cạnh tranh bền vững ngay cả khi doanh nghiệp mở rộng ra thị trường nước ngoài với mức độ bất định cao. Năng lực công nghệ cũng tạo ra absorptive capacity (Cohen &amp; Levinthal, 1990), tức khả năng hấp thu và tích hợp tri thức từ thị trường nước ngoài. Cơ chế này giúp doanh nghiệp học hỏi hiệu quả hơn trong quá trình quốc tế hóa, nhất quán với learning loop của Uppsala model (Johanson &amp; Vahlne, 1977).</w:t>
       </w:r>
     </w:p>
     <w:bookmarkEnd w:id="142"/>
@@ -26296,7 +26281,7 @@
         </m:r>
       </m:oMath>
       <w:r>
-        <w:t xml:space="preserve">), cho thấy doanh nghiệp DAI cao có đường cong I→P phẳng hơn và ít suy giảm hơn ở mức FSTS cao. Kết quả tương tác DAI×ICRV (</w:t>
+        <w:t xml:space="preserve">). Doanh nghiệp DAI cao có đường cong I→P phẳng hơn và ít suy giảm hơn ở mức FSTS cao. Kết quả tương tác DAI×ICRV (</w:t>
       </w:r>
       <m:oMath>
         <m:r>
@@ -26319,7 +26304,7 @@
         </m:r>
       </m:oMath>
       <w:r>
-        <w:t xml:space="preserve">) xác nhận DAI phát huy hiệu quả mạnh hơn tại các bối cảnh thể chế yếu hơn, nhất quán với lập luận CDCM rằng DAI bù đắp cho sự vắng mặt của hạ tầng thể chế (Nhóm IV–V), thay vì chỉ khuếch đại lợi thế đã có tại Nhóm I. Tại Singapore (P4, DAI Tier-1+2), DAI phát huy rõ nhất dưới dạng amplification effect (</w:t>
+        <w:t xml:space="preserve">) xác nhận DAI phát huy hiệu quả mạnh hơn tại các bối cảnh thể chế yếu hơn. Kết quả này nhất quán với lập luận CDCM rằng DAI bù đắp cho sự vắng mặt của hạ tầng thể chế (Nhóm IV–V), thay vì chỉ khuếch đại lợi thế đã có tại Nhóm I. Tại Singapore (P4, DAI Tier-1+2), DAI phát huy rõ nhất dưới dạng amplification effect (</w:t>
       </w:r>
       <m:oMath>
         <m:acc>
@@ -26447,7 +26432,7 @@
         <w:t xml:space="preserve"> </w:t>
       </w:r>
       <w:r>
-        <w:t xml:space="preserve">(situational resource) chứ không phải năng lực nền tảng: cơ chế cụ thể của nó (compression vs amplification) phụ thuộc vào điều kiện môi trường (thể chế, cơ sở hạ tầng số), nhưng bản thân hiệu ứng DAI là</w:t>
+        <w:t xml:space="preserve">(situational resource) chứ không phải năng lực nền tảng. Cơ chế cụ thể của DAI (compression vs amplification) phụ thuộc vào điều kiện môi trường (thể chế, cơ sở hạ tầng số). Tuy nhiên, bản thân hiệu ứng DAI là</w:t>
       </w:r>
       <w:r>
         <w:t xml:space="preserve"> </w:t>
@@ -26471,7 +26456,7 @@
         <w:pStyle w:val="BodyText"/>
       </w:pPr>
       <w:r>
-        <w:t xml:space="preserve">Cần lưu ý rằng kết quả null về DAI tại Việt Nam (P3) và các bối cảnh thấp hơn không nhất thiết bác bỏ H3, mà còn phản ánh hạn chế đo lường: Tier-1 DAI (website, email, online sales) chưa nắm bắt được chiều sâu của năng lực số. Khi DAI được đo bằng Tier-1+2 (bổ sung e-payment, e-supplier) như tại Singapore, hiệu ứng điều tiết xuất hiện rõ ràng hơn. Quan trọng hơn, tất cả đo lường DAI trong luận án đều là</w:t>
+        <w:t xml:space="preserve">Đáng lưu ý rằng kết quả null về DAI tại Việt Nam (P3) và các bối cảnh thấp hơn không nhất thiết bác bỏ H3. Phát hiện này còn phản ánh hạn chế đo lường: Tier-1 DAI (website, email, online sales) chưa nắm bắt được chiều sâu của năng lực số. Khi DAI được đo bằng Tier-1+2 (bổ sung e-payment, e-supplier) như tại Singapore, hiệu ứng điều tiết xuất hiện rõ ràng hơn. Quan trọng hơn, tất cả đo lường DAI trong luận án đều là</w:t>
       </w:r>
       <w:r>
         <w:t xml:space="preserve"> </w:t>
@@ -26487,7 +26472,7 @@
         <w:t xml:space="preserve"> </w:t>
       </w:r>
       <w:r>
-        <w:t xml:space="preserve">(static digital adoption index) dựa trên dữ liệu WBES tại một thời điểm, không phải "dynamic digital capability" theo nghĩa của dynamic capabilities theory (Teece et al., 1997) vì dữ liệu WBES không có đủ thang đo để đo lường tính động của năng lực số.</w:t>
+        <w:t xml:space="preserve">(static digital adoption index) dựa trên dữ liệu WBES tại một thời điểm. Đây không phải "dynamic digital capability" theo nghĩa của dynamic capabilities theory (Teece et al., 1997). Dữ liệu WBES không có đủ thang đo để đo lường tính động của năng lực số.</w:t>
       </w:r>
     </w:p>
     <w:p>
@@ -26511,7 +26496,7 @@
         <w:t xml:space="preserve"> </w:t>
       </w:r>
       <w:r>
-        <w:t xml:space="preserve">tại thể chế yếu — "digital shield effect" phát huy mạnh nhất khi nền tảng thể chế còn thiếu hụt, không phải khi thể chế đã hoàn thiện.</w:t>
+        <w:t xml:space="preserve">tại thể chế yếu. "Digital shield effect" phát huy mạnh nhất khi nền tảng thể chế còn thiếu hụt, không phải khi thể chế đã hoàn thiện.</w:t>
       </w:r>
     </w:p>
     <w:bookmarkEnd w:id="143"/>
@@ -26594,7 +26579,7 @@
         </m:r>
       </m:oMath>
       <w:r>
-        <w:t xml:space="preserve">) nhất quán cho thấy hiệu ứng tích cực lên hiệu quả I→P trong toàn mẫu, doanh nghiệp có top manager nữ đạt hiệu quả cao hơn từ quốc tế hóa, phù hợp với Upper Echelons Theory (Hambrick &amp; Mason, 1984) rằng đặc điểm cấp lãnh đạo định hình cách thức tổ chức nhận diện và khai thác cơ hội quốc tế.</w:t>
+        <w:t xml:space="preserve">) nhất quán cho thấy hiệu ứng tích cực lên hiệu quả I→P trong toàn mẫu. Doanh nghiệp có top manager nữ đạt hiệu quả cao hơn từ quốc tế hóa. Kết quả này phù hợp với Upper Echelons Theory (Hambrick &amp; Mason, 1984): đặc điểm cấp lãnh đạo định hình cách thức tổ chức nhận diện và khai thác cơ hội quốc tế.</w:t>
       </w:r>
     </w:p>
     <w:p>
@@ -26602,7 +26587,7 @@
         <w:pStyle w:val="BodyText"/>
       </w:pPr>
       <w:r>
-        <w:t xml:space="preserve">Cơ chế lý thuyết có thể qua hai kênh: thứ nhất,</w:t>
+        <w:t xml:space="preserve">Cơ chế lý thuyết có thể qua hai kênh. Kênh thứ nhất là</w:t>
       </w:r>
       <w:r>
         <w:t xml:space="preserve"> </w:t>
@@ -26615,7 +26600,7 @@
         <w:t xml:space="preserve">đa dạng nhận thức</w:t>
       </w:r>
       <w:r>
-        <w:t xml:space="preserve">, nhà quản trị nữ thường mang lại góc nhìn khác biệt trong ra quyết định quốc tế hóa, giúp nhận diện thị trường ngách và giảm thiểu rủi ro tập trung; thứ hai,</w:t>
+        <w:t xml:space="preserve">: nhà quản trị nữ thường mang lại góc nhìn khác biệt trong ra quyết định quốc tế hóa, giúp nhận diện thị trường ngách và giảm thiểu rủi ro tập trung. Kênh thứ hai là</w:t>
       </w:r>
       <w:r>
         <w:t xml:space="preserve"> </w:t>
@@ -26628,7 +26613,7 @@
         <w:t xml:space="preserve">chuẩn mực quản trị</w:t>
       </w:r>
       <w:r>
-        <w:t xml:space="preserve">, sự hiện diện của lãnh đạo nữ tương quan với thực hành quản trị doanh nghiệp tốt hơn và minh bạch hơn, đặc biệt quan trọng trong môi trường thể chế yếu.</w:t>
+        <w:t xml:space="preserve">: sự hiện diện của lãnh đạo nữ tương quan với thực hành quản trị doanh nghiệp tốt hơn và minh bạch hơn. Cơ chế này đặc biệt quan trọng trong môi trường thể chế yếu.</w:t>
       </w:r>
     </w:p>
     <w:p>
@@ -26636,7 +26621,7 @@
         <w:pStyle w:val="BodyText"/>
       </w:pPr>
       <w:r>
-        <w:t xml:space="preserve">Tuy nhiên, cần lưu ý rằng tác động này được phát hiện ở cấp pooled toàn mẫu (P7) và cần kiểm định riêng biệt theo từng bối cảnh ICRV để hiểu đầy đủ điều kiện biên của moderator cấp quản trị. Kết quả null về kinh nghiệm nhà quản trị (mgr_experience) gợi ý rằng trong bối cảnh châu Á đa dạng, số năm kinh nghiệm đơn thuần không nắm bắt được</w:t>
+        <w:t xml:space="preserve">Bên cạnh đó, tác động này được phát hiện ở cấp pooled toàn mẫu (P7). Nghiên cứu tương lai cần kiểm định riêng biệt theo từng bối cảnh ICRV để hiểu đầy đủ điều kiện biên của moderator cấp quản trị. Kết quả null về kinh nghiệm nhà quản trị (mgr_experience) gợi ý rằng trong bối cảnh châu Á đa dạng, số năm kinh nghiệm đơn thuần không nắm bắt được</w:t>
       </w:r>
       <w:r>
         <w:t xml:space="preserve"> </w:t>
@@ -26652,7 +26637,7 @@
         <w:t xml:space="preserve"> </w:t>
       </w:r>
       <w:r>
-        <w:t xml:space="preserve">kinh nghiệm quốc tế (breadth vs. depth), một hạn chế đo lường trong WBES cần được khắc phục trong nghiên cứu tương lai.</w:t>
+        <w:t xml:space="preserve">kinh nghiệm quốc tế (breadth vs. depth). Đây là một hạn chế đo lường trong WBES cần được khắc phục trong nghiên cứu tương lai.</w:t>
       </w:r>
     </w:p>
     <w:bookmarkEnd w:id="144"/>
@@ -26728,7 +26713,7 @@
         </m:r>
       </m:oMath>
       <w:r>
-        <w:t xml:space="preserve">; mạnh hơn trong exporters-only) đại diện cho điều kiện biên mà CDCM không hoàn toàn dự báo trước trong phiên bản ban đầu của khung lý thuyết. FIP là biểu hiện của trường hợp khi</w:t>
+        <w:t xml:space="preserve">; mạnh hơn trong exporters-only) đại diện cho điều kiện biên mà CDCM không hoàn toàn dự báo trước trong phiên bản ban đầu. FIP là biểu hiện của trường hợp khi</w:t>
       </w:r>
       <w:r>
         <w:t xml:space="preserve"> </w:t>
@@ -26744,7 +26729,7 @@
         <w:t xml:space="preserve"> </w:t>
       </w:r>
       <w:r>
-        <w:t xml:space="preserve">(thể chế, năng lực, và quản trị) đều ở mức thấp: thể chế yếu, TCI thấp, DAI không phát huy tác dụng, thì quốc tế hóa không chỉ dừng ở mức không mang lại lợi ích mà còn gây tổn hại thực sự đến hiệu quả doanh nghiệp.</w:t>
+        <w:t xml:space="preserve">(thể chế, năng lực, và quản trị) đều ở mức thấp. Khi thể chế yếu, TCI thấp, và DAI không phát huy tác dụng, quốc tế hóa không chỉ dừng ở mức không mang lại lợi ích. Quốc tế hóa khi đó còn gây tổn hại thực sự đến hiệu quả doanh nghiệp.</w:t>
       </w:r>
     </w:p>
     <w:p>
@@ -26752,7 +26737,7 @@
         <w:pStyle w:val="BodyText"/>
       </w:pPr>
       <w:r>
-        <w:t xml:space="preserve">Quan hệ âm đơn điệu này khác về bản chất với quan hệ phi tuyến chữ U ngược: không có turning point trong phạm vi dữ liệu, nghĩa là không có mức FSTS nào mà doanh nghiệp SIDS có thể tận dụng để cải thiện hiệu quả thông qua xuất khẩu trong điều kiện hiện tại. Đây là ranh giới biên lý thuyết quan trọng cho models phi tuyến phổ quát trong literature I→P.</w:t>
+        <w:t xml:space="preserve">Quan hệ âm đơn điệu này khác về bản chất với quan hệ phi tuyến chữ U ngược. Không có turning point trong phạm vi dữ liệu. Nghĩa là không có mức FSTS nào mà doanh nghiệp SIDS có thể tận dụng để cải thiện hiệu quả thông qua xuất khẩu trong điều kiện hiện tại. Đây là ranh giới biên lý thuyết quan trọng cho models phi tuyến phổ quát trong literature I→P.</w:t>
       </w:r>
     </w:p>
     <w:p>
@@ -26963,7 +26948,7 @@
         <w:t xml:space="preserve"> </w:t>
       </w:r>
       <w:r>
-        <w:t xml:space="preserve">thành 54,1% tầng 2 và 8,4% tầng 3 là thông tin mới mà phân tích meta đơn tầng không cung cấp. Điều này thay đổi hiểu biết về nguồn gốc của heterogeneity trong literature, vấn đề chủ yếu là</w:t>
+        <w:t xml:space="preserve">thành 54,1% tầng 2 và 8,4% tầng 3 là thông tin mới mà phân tích meta đơn tầng không cung cấp. Phát hiện này thay đổi hiểu biết về nguồn gốc của heterogeneity trong literature: vấn đề chủ yếu là</w:t>
       </w:r>
       <w:r>
         <w:t xml:space="preserve"> </w:t>
@@ -27153,7 +27138,7 @@
         <w:t xml:space="preserve"> </w:t>
       </w:r>
       <w:r>
-        <w:t xml:space="preserve">trong khung CDCM. Phát hiện rằng DAI có hiệu ứng nâng mặt bằng phổ quát (β=+0.155, p&lt;.001, mẫu gộp N=84,910 từ 49 nền kinh tế) nhưng vai trò điều tiết đường cong I→P là</w:t>
+        <w:t xml:space="preserve">trong khung CDCM. Phát hiện cho thấy DAI có hiệu ứng nâng mặt bằng phổ quát (β=+0.155, p&lt;.001, mẫu gộp N=84,910 từ 49 nền kinh tế). Tuy nhiên, vai trò điều tiết đường cong I→P là</w:t>
       </w:r>
       <w:r>
         <w:t xml:space="preserve"> </w:t>
@@ -27169,7 +27154,7 @@
         <w:t xml:space="preserve"> </w:t>
       </w:r>
       <w:r>
-        <w:t xml:space="preserve">(DAI×ICRV: p=.012) gợi ý rằng DAI không phải là foundational capability (như TCI) mà là</w:t>
+        <w:t xml:space="preserve">(DAI×ICRV: p=.012). Phát hiện này gợi ý rằng DAI không phải là foundational capability (như TCI) mà là</w:t>
       </w:r>
       <w:r>
         <w:t xml:space="preserve"> </w:t>
@@ -27182,7 +27167,7 @@
         <w:t xml:space="preserve">situational resource</w:t>
       </w:r>
       <w:r>
-        <w:t xml:space="preserve">, tài nguyên có vai trò thay đổi theo bối cảnh thể chế. Quan trọng: DAI×ICRV (p=.012) cho thấy hiệu ứng điều tiết của DAI</w:t>
+        <w:t xml:space="preserve">, tức tài nguyên có vai trò thay đổi theo bối cảnh thể chế. Quan trọng: DAI×ICRV (p=.012) cho thấy hiệu ứng điều tiết của DAI</w:t>
       </w:r>
       <w:r>
         <w:t xml:space="preserve"> </w:t>
@@ -27198,7 +27183,7 @@
         <w:t xml:space="preserve"> </w:t>
       </w:r>
       <w:r>
-        <w:t xml:space="preserve">tại các nền kinh tế thể chế yếu hơn (Frontier, SIDS) — "digital shield" bù đắp cho thiếu hụt thể chế.</w:t>
+        <w:t xml:space="preserve">tại các nền kinh tế thể chế yếu hơn (Frontier, SIDS). "Digital shield" bù đắp cho thiếu hụt thể chế.</w:t>
       </w:r>
     </w:p>
     <w:p>
@@ -27206,7 +27191,7 @@
         <w:pStyle w:val="BodyText"/>
       </w:pPr>
       <w:r>
-        <w:t xml:space="preserve">Điều này có hàm ý lý thuyết quan trọng cho RBV và digital capability literature (Bhandari et al., 2023; Verhoef et al., 2021): không phải mọi nguồn lực số đều tạo ra lợi thế cạnh tranh theo cùng một cơ chế trong mọi bối cảnh. Giá trị của DAI là</w:t>
+        <w:t xml:space="preserve">Phát hiện này có hàm ý lý thuyết quan trọng cho RBV và digital capability literature (Bhandari et al., 2023; Verhoef et al., 2021): không phải mọi nguồn lực số đều tạo ra lợi thế cạnh tranh theo cùng một cơ chế trong mọi bối cảnh. Giá trị của DAI là</w:t>
       </w:r>
       <w:r>
         <w:t xml:space="preserve"> </w:t>
@@ -27266,7 +27251,7 @@
         <w:t xml:space="preserve">Forced Internationalization Penalty (FIP)</w:t>
       </w:r>
       <w:r>
-        <w:t xml:space="preserve">, một construct lý thuyết mới chưa được định danh trong literature kinh doanh quốc tế, như một hiện tượng lý thuyết độc lập, khác biệt về bản chất với "phase 1 downward slope" trong S-curve theory. FIP không phải là giai đoạn đầu của quá trình học hỏi (learning costs) như mô hình Uppsala dự đoán, mà là một trạng thái cấu trúc bất lợi dài hạn: doanh nghiệp SIDS phải xuất khẩu để tồn tại (do thị trường nội địa quá nhỏ) nhưng không có năng lực và môi trường để đạt lợi thế từ xuất khẩu.</w:t>
+        <w:t xml:space="preserve">. Đây là một construct lý thuyết mới chưa được định danh trong literature kinh doanh quốc tế. FIP là một hiện tượng lý thuyết độc lập, khác biệt về bản chất với "phase 1 downward slope" trong S-curve theory. FIP không phải là giai đoạn đầu của quá trình học hỏi (learning costs) như mô hình Uppsala dự đoán. FIP là một trạng thái cấu trúc bất lợi dài hạn: doanh nghiệp SIDS phải xuất khẩu để tồn tại (do thị trường nội địa quá nhỏ) nhưng không có năng lực và môi trường để đạt lợi thế từ xuất khẩu.</w:t>
       </w:r>
     </w:p>
     <w:p>
@@ -27321,7 +27306,7 @@
         <w:t xml:space="preserve"> </w:t>
       </w:r>
       <w:r>
-        <w:t xml:space="preserve">như một công cụ phân loại thể chế đặc thù cho khu vực châu Á — Thái Bình Dương, thay thế cho các phân loại binary (developed/emerging) hoặc continuous (WGI scores) trong literature hiện tại.</w:t>
+        <w:t xml:space="preserve">như một công cụ phân loại thể chế đặc thù cho khu vực châu Á-Thái Bình Dương. Khung này thay thế cho các phân loại binary (developed/emerging) hoặc continuous (WGI scores) trong literature hiện tại.</w:t>
       </w:r>
     </w:p>
     <w:p>
@@ -27329,7 +27314,7 @@
         <w:pStyle w:val="BodyText"/>
       </w:pPr>
       <w:r>
-        <w:t xml:space="preserve">ICRV nắm bắt được sự đa dạng thể chế chưa từng được vận hành hóa đầy đủ: sự khác biệt giữa Singapore (Advanced Innovation, kết hợp pháp quyền mạnh và hệ sinh thái đổi mới) với GCC (Advanced Resource, kết hợp giàu tài nguyên nhưng hệ sinh thái đổi mới khác), và sự khác biệt giữa Trung Quốc (Upper-middle, chính phủ can thiệp mạnh) với Việt Nam (Lower-mid Transition, đang trong quá trình cải cách) với Bangladesh (Frontier, institutional voids cao). ICRV không chỉ là taxonomy mô tả mà còn là taxonomy</w:t>
+        <w:t xml:space="preserve">ICRV nắm bắt được sự đa dạng thể chế chưa từng được vận hành hóa đầy đủ. Cụ thể, khung này phân biệt Singapore (Advanced Innovation, kết hợp pháp quyền mạnh và hệ sinh thái đổi mới) với GCC (Advanced Resource, giàu tài nguyên nhưng hệ sinh thái đổi mới khác). Khung cũng phân biệt Trung Quốc (Upper-middle, chính phủ can thiệp mạnh) với Việt Nam (Lower-mid Transition, đang trong quá trình cải cách) và với Bangladesh (Frontier, institutional voids cao). ICRV không chỉ là taxonomy mô tả mà còn là taxonomy</w:t>
       </w:r>
       <w:r>
         <w:t xml:space="preserve"> </w:t>
@@ -27342,7 +27327,7 @@
         <w:t xml:space="preserve">dự đoán</w:t>
       </w:r>
       <w:r>
-        <w:t xml:space="preserve">: turning point I→P</w:t>
+        <w:t xml:space="preserve">. Turning point I→P</w:t>
       </w:r>
       <w:r>
         <w:t xml:space="preserve"> </w:t>
@@ -27358,7 +27343,7 @@
         <w:t xml:space="preserve"> </w:t>
       </w:r>
       <w:r>
-        <w:t xml:space="preserve">đơn điệu theo chiều từ SIDS/Frontier (~55%) xuống Advanced Innovation (~28%), thể chế càng mạnh, doanh nghiệp đạt đỉnh hiệu quả ở mức quốc tế hóa thấp hơn, xác nhận giá trị dự đoán của phân loại.</w:t>
+        <w:t xml:space="preserve">đơn điệu theo chiều từ SIDS/Frontier (~55%) xuống Advanced Innovation (~28%). Thể chế càng mạnh, doanh nghiệp đạt đỉnh hiệu quả ở mức quốc tế hóa thấp hơn. Phát hiện này xác nhận giá trị dự đoán của phân loại.</w:t>
       </w:r>
     </w:p>
     <w:p>
@@ -27393,7 +27378,7 @@
         <w:pStyle w:val="FirstParagraph"/>
       </w:pPr>
       <w:r>
-        <w:t xml:space="preserve">Kết quả về TCI có hàm ý chính sách rõ ràng:</w:t>
+        <w:t xml:space="preserve">Kết quả về TCI có hàm ý chính sách rõ ràng.</w:t>
       </w:r>
       <w:r>
         <w:t xml:space="preserve"> </w:t>
@@ -27403,13 +27388,13 @@
           <w:bCs/>
           <w:b/>
         </w:rPr>
-        <w:t xml:space="preserve">đầu tư vào năng lực công nghệ của doanh nghiệp</w:t>
-      </w:r>
-      <w:r>
-        <w:t xml:space="preserve"> </w:t>
-      </w:r>
-      <w:r>
-        <w:t xml:space="preserve">là can thiệp chính sách có thể nâng cao lợi ích từ quốc tế hóa, đặc biệt trong các bối cảnh ICRV trung bình như Việt Nam và Trung Quốc. Chính sách hỗ trợ doanh nghiệp tiếp cận công nghệ nước ngoài (thông qua chương trình kết nối với MNCs, giảm thuế nhập khẩu công nghệ), khuyến khích R&amp;D, và hỗ trợ chứng nhận chất lượng quốc tế sẽ nâng cao TCI của toàn bộ doanh nghiệp trong nền kinh tế, từ đó dịch chuyển đường I→P lên trên và có thể mở rộng turning point về phía phải.</w:t>
+        <w:t xml:space="preserve">Đầu tư vào năng lực công nghệ của doanh nghiệp</w:t>
+      </w:r>
+      <w:r>
+        <w:t xml:space="preserve"> </w:t>
+      </w:r>
+      <w:r>
+        <w:t xml:space="preserve">là can thiệp chính sách có thể nâng cao lợi ích từ quốc tế hóa, đặc biệt trong các bối cảnh ICRV trung bình như Việt Nam và Trung Quốc. Các nhóm chính sách hỗ trợ bao gồm: hỗ trợ doanh nghiệp tiếp cận công nghệ nước ngoài (thông qua chương trình kết nối với MNCs, giảm thuế nhập khẩu công nghệ); khuyến khích R&amp;D; và hỗ trợ chứng nhận chất lượng quốc tế. Các chính sách này sẽ nâng cao TCI của toàn bộ doanh nghiệp trong nền kinh tế. Từ đó, đường I→P dịch chuyển lên trên và turning point có thể mở rộng về phía phải.</w:t>
       </w:r>
     </w:p>
     <w:p>
@@ -27433,7 +27418,7 @@
         <w:t xml:space="preserve"> </w:t>
       </w:r>
       <w:r>
-        <w:t xml:space="preserve">(pháp quyền, bảo vệ quyền sở hữu trí tuệ, giảm chi phí tuân thủ thương mại) là can thiệp dài hạn quan trọng nhất. Doanh nghiệp trong nền kinh tế thể chế tốt hơn có thể quốc tế hóa đến mức độ cao hơn trước khi chi phí vượt qua lợi ích, điều này có nghĩa là cải cách thể chế không chỉ có lợi về mặt kinh doanh nội địa mà còn mở rộng không gian lợi ích từ xuất khẩu.</w:t>
+        <w:t xml:space="preserve">(pháp quyền, bảo vệ quyền sở hữu trí tuệ, giảm chi phí tuân thủ thương mại) là can thiệp dài hạn quan trọng nhất. Doanh nghiệp trong nền kinh tế thể chế tốt hơn có thể quốc tế hóa đến mức độ cao hơn trước khi chi phí vượt qua lợi ích. Theo đó, cải cách thể chế không chỉ có lợi về mặt kinh doanh nội địa mà còn mở rộng không gian lợi ích từ xuất khẩu.</w:t>
       </w:r>
     </w:p>
     <w:p>
@@ -27602,7 +27587,7 @@
         <w:t xml:space="preserve">không phải xuất khẩu nhiều hơn, mà phải xuất khẩu tốt hơn</w:t>
       </w:r>
       <w:r>
-        <w:t xml:space="preserve">. Cụ thể, ưu tiên nên là: (i) xây dựng hạ tầng logistics và kết nối (giảm chi phí cố định của xuất khẩu); (ii) phát triển năng lực doanh nghiệp thông qua TCI (chứ không chỉ DAI bề mặt); (iii) thiết kế chương trình hỗ trợ xuất khẩu có chọn lọc tập trung vào doanh nghiệp đã có đủ năng lực để hưởng lợi, thay vì khuyến khích đại trà. Nói tóm lại, tránh "bẫy quốc tế hóa bắt buộc" bằng cách đảm bảo rằng các can thiệp chính sách xây dựng năng lực trước khi thúc đẩy mở rộng thị trường.</w:t>
+        <w:t xml:space="preserve">. Cụ thể, ba ưu tiên cần thiết lập. Thứ nhất, xây dựng hạ tầng logistics và kết nối (giảm chi phí cố định của xuất khẩu). Thứ hai, phát triển năng lực doanh nghiệp thông qua TCI (chứ không chỉ DAI bề mặt). Thứ ba, thiết kế chương trình hỗ trợ xuất khẩu có chọn lọc tập trung vào doanh nghiệp đã có đủ năng lực để hưởng lợi, thay vì khuyến khích đại trà. Nói tóm lại, tránh "bẫy quốc tế hóa bắt buộc" bằng cách đảm bảo rằng các can thiệp chính sách xây dựng năng lực trước khi thúc đẩy mở rộng thị trường.</w:t>
       </w:r>
     </w:p>
     <w:bookmarkEnd w:id="157"/>
@@ -27620,7 +27605,7 @@
         <w:pStyle w:val="FirstParagraph"/>
       </w:pPr>
       <w:r>
-        <w:t xml:space="preserve">Kết quả từ Nghiên cứu P3 (Việt Nam, ICRV Nhóm IV) có hàm ý cụ thể và trực tiếp cho bối cảnh Đồng bằng sông Cửu Long (ĐBSCL), khu vực chiếm gần 18% GDP cả nước và hơn 50% sản lượng gạo, 65% xuất khẩu thủy sản của Việt Nam. Các doanh nghiệp xuất khẩu tại ĐBSCL hoạt động trong cùng bối cảnh thể chế với mẫu P3 nhưng có đặc điểm cấu trúc còn thách thức hơn: quy mô SME chiếm ưu thế, TCI thấp hơn trung bình quốc gia, và tỷ lệ FSTS cấu trúc cao (gạo, thủy sản vốn là hàng hóa xuất khẩu chủ yếu, không có thị trường nội địa quy mô lớn để hấp thụ).</w:t>
+        <w:t xml:space="preserve">Kết quả từ Nghiên cứu P3 (Việt Nam, ICRV Nhóm IV) có hàm ý cụ thể và trực tiếp cho bối cảnh Đồng bằng sông Cửu Long (ĐBSCL), khu vực chiếm gần 18% GDP cả nước và hơn 50% sản lượng gạo, 65% xuất khẩu thủy sản của Việt Nam. Các doanh nghiệp xuất khẩu tại ĐBSCL hoạt động trong cùng bối cảnh thể chế với mẫu P3. Tuy nhiên, doanh nghiệp ĐBSCL có đặc điểm cấu trúc còn thách thức hơn: quy mô SME chiếm ưu thế, TCI thấp hơn trung bình quốc gia, và tỷ lệ FSTS cấu trúc cao. Gạo và thủy sản là hàng hóa xuất khẩu chủ yếu, không có thị trường nội địa quy mô lớn để hấp thụ.</w:t>
       </w:r>
     </w:p>
     <w:p>
@@ -27720,7 +27705,7 @@
         <w:pStyle w:val="FirstParagraph"/>
       </w:pPr>
       <w:r>
-        <w:t xml:space="preserve">Hạn chế quan trọng nhất của luận án liên quan đến đo lường DAI. Dữ liệu WBES chỉ cung cấp số lượng item hạn chế để xây dựng chỉ số DAI, và các item này thay đổi qua các thế hệ schema WBES (PICS3, Standardized, BREADY/BEE). Tại Việt Nam (P3), chỉ Tier-1 DAI (website, email, online sales) được sử dụng do hạn chế của các làn sóng 2009 và 2015, trong khi Tier-2 (e-payment, e-supplier) chỉ có từ 2023. Điều này tạo ra khả năng đo lường không đầy đủ, đặc biệt là không nắm bắt được chiều sâu năng lực số ở bối cảnh ICRV thấp.</w:t>
+        <w:t xml:space="preserve">Hạn chế quan trọng nhất của luận án liên quan đến đo lường DAI. Dữ liệu WBES chỉ cung cấp số lượng item hạn chế để xây dựng chỉ số DAI, và các item này thay đổi qua các thế hệ schema WBES (PICS3, Standardized, BREADY/BEE). Tại Việt Nam (P3), chỉ Tier-1 DAI (website, email, online sales) được sử dụng do hạn chế của các làn sóng 2009 và 2015, trong khi Tier-2 (e-payment, e-supplier) chỉ có từ 2023. Hạn chế dữ liệu này tạo ra khả năng đo lường không đầy đủ, đặc biệt là không nắm bắt được chiều sâu năng lực số ở bối cảnh ICRV thấp.</w:t>
       </w:r>
     </w:p>
     <w:p>
@@ -27744,7 +27729,7 @@
         <w:t xml:space="preserve"> </w:t>
       </w:r>
       <w:r>
-        <w:t xml:space="preserve">(tại một thời điểm khảo sát), không thể nắm bắt tính "dynamic" của việc cập nhật và tái cấu hình năng lực số theo thời gian. Điều này có nghĩa là các phát hiện về DAI trong luận án phản ánh mức độ chấp nhận số tại một thời điểm chứ không phải năng lực số năng động theo nghĩa của dynamic capabilities theory (Teece et al., 1997).</w:t>
+        <w:t xml:space="preserve">(tại một thời điểm khảo sát), không thể nắm bắt tính "dynamic" của việc cập nhật và tái cấu hình năng lực số theo thời gian. Tính tĩnh này hàm ý các phát hiện về DAI trong luận án phản ánh mức độ chấp nhận số tại một thời điểm chứ không phải năng lực số năng động theo nghĩa của dynamic capabilities theory (Teece et al., 1997).</w:t>
       </w:r>
     </w:p>
     <w:bookmarkEnd w:id="160"/>
@@ -27762,7 +27747,7 @@
         <w:pStyle w:val="FirstParagraph"/>
       </w:pPr>
       <w:r>
-        <w:t xml:space="preserve">Các phân tích sử dụng mẫu chỉ gồm doanh nghiệp xuất khẩu (ví dụ: Singapore N = 237, SIDS exporters-only N = 187) đối mặt với rủi ro selection bias nghiêm trọng: doanh nghiệp xuất khẩu không phải là mẫu ngẫu nhiên từ tổng thể doanh nghiệp mà có khả năng là các doanh nghiệp đã có một số lợi thế ban đầu (productivity, resources, connections). Kết quả từ exporters-only không thể tổng quát hóa trực tiếp cho toàn bộ doanh nghiệp, và có thể understate hoặc overstate các hiệu ứng tùy thuộc vào phương hướng của selection.</w:t>
+        <w:t xml:space="preserve">Các phân tích sử dụng mẫu chỉ gồm doanh nghiệp xuất khẩu (ví dụ: Singapore N = 237, SIDS exporters-only N = 187) đối mặt với rủi ro selection bias nghiêm trọng. Doanh nghiệp xuất khẩu không phải là mẫu ngẫu nhiên từ tổng thể doanh nghiệp. Nhiều khả năng đây là các doanh nghiệp đã có một số lợi thế ban đầu (productivity, resources, connections). Kết quả từ exporters-only không thể tổng quát hóa trực tiếp cho toàn bộ doanh nghiệp. Hiệu ứng ước lượng có thể understate hoặc overstate tùy thuộc vào phương hướng của selection.</w:t>
       </w:r>
     </w:p>
     <w:p>
@@ -27770,7 +27755,7 @@
         <w:pStyle w:val="BodyText"/>
       </w:pPr>
       <w:r>
-        <w:t xml:space="preserve">Phân tích Heckman two-step (hoặc treatment effects models) trong các nghiên cứu tương lai có thể khắc phục phần nào hạn chế này bằng cách mô hình hóa quá trình lựa chọn tham gia xuất khẩu như giai đoạn thứ nhất trước khi ước lượng hiệu quả trong giai đoạn thứ hai.</w:t>
+        <w:t xml:space="preserve">Các nghiên cứu tương lai có thể khắc phục phần nào hạn chế này bằng phân tích Heckman two-step (hoặc treatment effects models). Cách tiếp cận này mô hình hóa quá trình lựa chọn tham gia xuất khẩu như giai đoạn thứ nhất, trước khi ước lượng hiệu quả trong giai đoạn thứ hai.</w:t>
       </w:r>
     </w:p>
     <w:bookmarkEnd w:id="161"/>
@@ -27866,7 +27851,7 @@
         <w:t xml:space="preserve">Thứ tư</w:t>
       </w:r>
       <w:r>
-        <w:t xml:space="preserve">, kiểm định vai trò của top manager characteristics (H4, kinh nghiệm, giới tính) trong từng bối cảnh ICRV riêng biệt, đặc biệt trong bối cảnh Frontier và SIDS nơi tầng năng lực và thể chế yếu hơn, liệu đặc điểm nhà quản trị có thể bù đắp một phần cho những thiếu hụt đó không?</w:t>
+        <w:t xml:space="preserve">, kiểm định vai trò của top manager characteristics (H4, kinh nghiệm, giới tính) trong từng bối cảnh ICRV riêng biệt. Hướng nghiên cứu này đặc biệt cần thiết trong bối cảnh Frontier và SIDS, nơi tầng năng lực và thể chế yếu hơn. Câu hỏi đặt ra: liệu đặc điểm nhà quản trị có thể bù đắp một phần cho những thiếu hụt đó không?</w:t>
       </w:r>
     </w:p>
     <w:p>
@@ -28378,7 +28363,7 @@
         <w:t xml:space="preserve"> </w:t>
       </w:r>
       <w:r>
-        <w:t xml:space="preserve">(M3–M5 với controls đầy đủ), TP = 36,4–40,0% (M2–M5; M11 đầy đủ: TP = 34,6%,</w:t>
+        <w:t xml:space="preserve">(M3–M5 với controls đầy đủ); TP = 36,4–40,0% (M2–M5; M11 đầy đủ: TP = 34,6%,</w:t>
       </w:r>
       <w:r>
         <w:t xml:space="preserve"> </w:t>
@@ -28417,7 +28402,7 @@
         </m:r>
       </m:oMath>
       <w:r>
-        <w:t xml:space="preserve">), gradient ICRV xác nhận mạnh mẽ, TCI nâng mặt bằng năng suất phổ quát, DAI điều tiết đường cong có ý nghĩa trên toàn mẫu và mạnh hơn tại thể chế yếu hơn (DAI×ICRV</w:t>
+        <w:t xml:space="preserve">); gradient ICRV xác nhận mạnh mẽ; TCI nâng mặt bằng năng suất phổ quát; DAI điều tiết đường cong có ý nghĩa trên toàn mẫu và mạnh hơn tại thể chế yếu hơn (DAI×ICRV</w:t>
       </w:r>
       <w:r>
         <w:t xml:space="preserve"> </w:t>
@@ -28611,7 +28596,7 @@
         <w:t xml:space="preserve"> </w:t>
       </w:r>
       <w:r>
-        <w:t xml:space="preserve">(family of context-dependent curves), với turning point là hàm số giảm dần của chất lượng thể chế theo ICRV, thể chế càng mạnh, turning point càng sớm (FSTS thấp hơn).</w:t>
+        <w:t xml:space="preserve">(family of context-dependent curves). Turning point là hàm số giảm dần của chất lượng thể chế theo ICRV. Thể chế càng mạnh, turning point càng sớm (FSTS thấp hơn).</w:t>
       </w:r>
     </w:p>
     <w:bookmarkEnd w:id="166"/>
@@ -28629,7 +28614,7 @@
         <w:pStyle w:val="FirstParagraph"/>
       </w:pPr>
       <w:r>
-        <w:t xml:space="preserve">Về lý thuyết, luận án đóng góp vào ba dòng nghiên cứu: (i) meta-analytic literature về I→P bằng cách phân tách cấu trúc dị biệt và xác định ICRV như moderator có ý nghĩa; (ii) literature về digital capability bằng cách làm rõ DAI là situational resource chứ không phải foundational capability; và (iii) literature về internationalization và SIDS bằng cách đặt tên và cung cấp bằng chứng đầu tiên cho FIP.</w:t>
+        <w:t xml:space="preserve">Về lý thuyết, luận án đóng góp vào ba dòng nghiên cứu. Thứ nhất, luận án bổ sung meta-analytic literature về I→P bằng cách phân tách cấu trúc dị biệt và xác định ICRV như moderator có ý nghĩa. Thứ hai, luận án mở rộng literature về digital capability bằng cách làm rõ DAI là situational resource chứ không phải foundational capability. Thứ ba, luận án đóng góp cho literature về internationalization và SIDS bằng cách đặt tên và cung cấp bằng chứng đầu tiên cho FIP.</w:t>
       </w:r>
     </w:p>
     <w:p>
@@ -28637,7 +28622,7 @@
         <w:pStyle w:val="BodyText"/>
       </w:pPr>
       <w:r>
-        <w:t xml:space="preserve">Về thực tiễn, luận án cung cấp cơ sở để nhà hoạch định chính sách và nhà quản trị doanh nghiệp tại từng bối cảnh ICRV cụ thể hiệu chỉnh chiến lược quốc tế hóa phù hợp, không áp dụng máy móc bài học từ Singapore hay Nhật Bản vào bối cảnh Việt Nam hay SIDS, mà nhận ra sự phụ thuộc bối cảnh như là nguyên lý căn bản trong hoạch định chiến lược quốc tế hóa.</w:t>
+        <w:t xml:space="preserve">Về thực tiễn, luận án cung cấp cơ sở để nhà hoạch định chính sách và nhà quản trị doanh nghiệp tại từng bối cảnh ICRV cụ thể hiệu chỉnh chiến lược quốc tế hóa phù hợp. Cách tiếp cận này không áp dụng máy móc bài học từ Singapore hay Nhật Bản vào bối cảnh Việt Nam hay SIDS. Sự phụ thuộc bối cảnh cần được xem là nguyên lý căn bản trong hoạch định chiến lược quốc tế hóa.</w:t>
       </w:r>
     </w:p>
     <w:bookmarkEnd w:id="167"/>
